--- a/output/MARISMART_AR_Laporan_Projek_MIPAC_TVET_2026_DIBETULKAN.docx
+++ b/output/MARISMART_AR_Laporan_Projek_MIPAC_TVET_2026_DIBETULKAN.docx
@@ -1907,14 +1907,16 @@
             <w:pPr>
               <w:spacing w:after="0"/>
             </w:pPr>
-            <w:r>
-              <w:rPr>
-                <w:color w:val="000000"/>
-                <w:sz w:val="21"/>
-                <w:highlight w:val="yellow"/>
-              </w:rPr>
-              <w:t xml:space="preserve">[ISI: pautan video/demo aktif + kod QR]</w:t>
-            </w:r>
+            <w:hyperlink r:id="rId90" w:history="1">
+              <w:r>
+                <w:rPr>
+                  <w:color w:val="0563C1"/>
+                  <w:sz w:val="21"/>
+                  <w:u w:val="single"/>
+                </w:rPr>
+                <w:t xml:space="preserve">https://sim-marismart-course.mohdasrizan.chatgpt.site/</w:t>
+              </w:r>
+            </w:hyperlink>
           </w:p>
         </w:tc>
       </w:tr>

--- a/output/MARISMART_AR_Laporan_Projek_MIPAC_TVET_2026_DIBETULKAN.docx
+++ b/output/MARISMART_AR_Laporan_Projek_MIPAC_TVET_2026_DIBETULKAN.docx
@@ -5958,10 +5958,9 @@
               <w:rPr>
                 <w:color w:val="000000"/>
                 <w:sz w:val="19"/>
-                <w:highlight w:val="yellow"/>
                 <w:lang w:val="sv-SE"/>
               </w:rPr>
-              <w:t xml:space="preserve">[ISI: contoh Unity + Vuforia / Adobe Aero / Zappar / Metaverse Studio]</w:t>
+              <w:t xml:space="preserve">Aplikasi web interaktif dibina menggunakan ChatGPT (GPT-5) dan dihoskan di chatgpt.site; diakses melalui pelayar web pada telefon pintar/tablet tanpa pemasangan aplikasi.</w:t>
             </w:r>
           </w:p>
         </w:tc>
@@ -5989,7 +5988,7 @@
                 <w:sz w:val="19"/>
                 <w:lang w:val="sv-SE"/>
               </w:rPr>
-              <w:t xml:space="preserve">Versi dan lesen direkod dalam log pembangunan.</w:t>
+              <w:t xml:space="preserve">Pautan demo: sim-marismart-course.mohdasrizan.chatgpt.site; versi direkod dalam Lampiran C.</w:t>
             </w:r>
           </w:p>
         </w:tc>
@@ -7363,7 +7362,7 @@
                 <w:sz w:val="20"/>
                 <w:lang w:val="sv-SE"/>
               </w:rPr>
-              <w:t>Menjana/menyusun penerangan, menjawab soalan dalam skop modul, memberi soalan pengukuhan dan membantu semakan kandungan.</w:t>
+              <w:t>Membina prototaip aplikasi web MARISMART AR, menjana/menyusun penerangan, menjawab soalan dalam skop modul, memberi soalan pengukuhan dan membantu semakan kandungan.</w:t>
             </w:r>
           </w:p>
         </w:tc>
@@ -14664,6 +14663,161 @@
                 <w:sz w:val="17"/>
               </w:rPr>
               <w:t xml:space="preserve">Jawapan telah disemak dan arahan pengesahan manual telah ditambah.</w:t>
+            </w:r>
+          </w:p>
+        </w:tc>
+        <w:tc>
+          <w:tcPr>
+            <w:tcW w:w="1008" w:type="dxa"/>
+            <w:tcMar>
+              <w:top w:w="70" w:type="dxa"/>
+              <w:left w:w="90" w:type="dxa"/>
+              <w:bottom w:w="70" w:type="dxa"/>
+              <w:right w:w="90" w:type="dxa"/>
+            </w:tcMar>
+            <w:vAlign w:val="center"/>
+          </w:tcPr>
+          <w:p>
+            <w:pPr>
+              <w:spacing w:after="0"/>
+            </w:pPr>
+            <w:r>
+              <w:rPr>
+                <w:strike/>
+                <w:color w:val="000000"/>
+                <w:sz w:val="17"/>
+              </w:rPr>
+              <w:t xml:space="preserve">Diubah &amp; Lulus</w:t>
+            </w:r>
+          </w:p>
+        </w:tc>
+      </w:tr>
+      <w:tr>
+        <w:trPr>
+          <w:jc w:val="center"/>
+        </w:trPr>
+        <w:tc>
+          <w:tcPr>
+            <w:tcW w:w="1224" w:type="dxa"/>
+            <w:tcMar>
+              <w:top w:w="70" w:type="dxa"/>
+              <w:left w:w="90" w:type="dxa"/>
+              <w:bottom w:w="70" w:type="dxa"/>
+              <w:right w:w="90" w:type="dxa"/>
+            </w:tcMar>
+            <w:vAlign w:val="center"/>
+          </w:tcPr>
+          <w:p>
+            <w:pPr>
+              <w:spacing w:after="0"/>
+            </w:pPr>
+            <w:r>
+              <w:rPr>
+                <w:color w:val="000000"/>
+                <w:sz w:val="17"/>
+                <w:highlight w:val="yellow"/>
+              </w:rPr>
+              <w:t xml:space="preserve">[ISI tarikh]</w:t>
+            </w:r>
+          </w:p>
+        </w:tc>
+        <w:tc>
+          <w:tcPr>
+            <w:tcW w:w="1584" w:type="dxa"/>
+            <w:tcMar>
+              <w:top w:w="70" w:type="dxa"/>
+              <w:left w:w="90" w:type="dxa"/>
+              <w:bottom w:w="70" w:type="dxa"/>
+              <w:right w:w="90" w:type="dxa"/>
+            </w:tcMar>
+            <w:vAlign w:val="center"/>
+          </w:tcPr>
+          <w:p>
+            <w:pPr>
+              <w:spacing w:after="0"/>
+            </w:pPr>
+            <w:r>
+              <w:rPr>
+                <w:color w:val="000000"/>
+                <w:sz w:val="17"/>
+              </w:rPr>
+              <w:t xml:space="preserve">ChatGPT / GPT-5</w:t>
+            </w:r>
+          </w:p>
+        </w:tc>
+        <w:tc>
+          <w:tcPr>
+            <w:tcW w:w="2448" w:type="dxa"/>
+            <w:tcMar>
+              <w:top w:w="70" w:type="dxa"/>
+              <w:left w:w="90" w:type="dxa"/>
+              <w:bottom w:w="70" w:type="dxa"/>
+              <w:right w:w="90" w:type="dxa"/>
+            </w:tcMar>
+            <w:vAlign w:val="center"/>
+          </w:tcPr>
+          <w:p>
+            <w:pPr>
+              <w:spacing w:after="0"/>
+              <w:rPr>
+                <w:lang w:val="fi-FI"/>
+              </w:rPr>
+            </w:pPr>
+            <w:r>
+              <w:rPr>
+                <w:color w:val="000000"/>
+                <w:sz w:val="17"/>
+                <w:lang w:val="fi-FI"/>
+              </w:rPr>
+              <w:t xml:space="preserve">Membina prototaip aplikasi web MARISMART AR (antara muka, panduan langkah, checklist).</w:t>
+            </w:r>
+          </w:p>
+        </w:tc>
+        <w:tc>
+          <w:tcPr>
+            <w:tcW w:w="1584" w:type="dxa"/>
+            <w:tcMar>
+              <w:top w:w="70" w:type="dxa"/>
+              <w:left w:w="90" w:type="dxa"/>
+              <w:bottom w:w="70" w:type="dxa"/>
+              <w:right w:w="90" w:type="dxa"/>
+            </w:tcMar>
+            <w:vAlign w:val="center"/>
+          </w:tcPr>
+          <w:p>
+            <w:pPr>
+              <w:spacing w:after="0"/>
+            </w:pPr>
+            <w:r>
+              <w:rPr>
+                <w:color w:val="000000"/>
+                <w:sz w:val="17"/>
+              </w:rPr>
+              <w:t xml:space="preserve">NOSS, SOP dan storyboard projek.</w:t>
+            </w:r>
+          </w:p>
+        </w:tc>
+        <w:tc>
+          <w:tcPr>
+            <w:tcW w:w="2088" w:type="dxa"/>
+            <w:tcMar>
+              <w:top w:w="70" w:type="dxa"/>
+              <w:left w:w="90" w:type="dxa"/>
+              <w:bottom w:w="70" w:type="dxa"/>
+              <w:right w:w="90" w:type="dxa"/>
+            </w:tcMar>
+            <w:vAlign w:val="center"/>
+          </w:tcPr>
+          <w:p>
+            <w:pPr>
+              <w:spacing w:after="0"/>
+            </w:pPr>
+            <w:r>
+              <w:rPr>
+                <w:color w:val="000000"/>
+                <w:sz w:val="17"/>
+              </w:rPr>
+              <w:t xml:space="preserve">Fungsi, istilah dan kandungan keselamatan diuji dan disemak oleh pengajar.</w:t>
             </w:r>
           </w:p>
         </w:tc>

--- a/output/MARISMART_AR_Laporan_Projek_MIPAC_TVET_2026_DIBETULKAN.docx
+++ b/output/MARISMART_AR_Laporan_Projek_MIPAC_TVET_2026_DIBETULKAN.docx
@@ -1857,7 +1857,7 @@
               </w:rPr>
               <w:t xml:space="preserve">Tc. Mohd Asrizan bin Deraman (Ketua): penyelarasan projek, reka bentuk pengalaman pembelajaran, pemetaan kandungan NOSS, semakan kandungan dan pengesahan akhir.</w:t>
               <w:br/>
-              <w:t xml:space="preserve">Roslan bin Sulaiman (Ahli): pembangunan AR, AI dan dokumentasi teknikal.</w:t>
+              <w:t xml:space="preserve">Roslan bin Sulaiman (Ahli): pembangunan simulasi web, AI dan dokumentasi teknikal.</w:t>
               <w:br/>
               <w:t xml:space="preserve">Kedua-dua ahli: pengujian, analisis bukti dan penyediaan bahan demonstrasi.</w:t>
             </w:r>
@@ -1956,7 +1956,7 @@
           <w:color w:val="000000"/>
           <w:sz w:val="22"/>
         </w:rPr>
-        <w:t xml:space="preserve">MARISMART AR ialah alat bantu pengajaran digital imersif yang dibangunkan untuk menyokong penguasaan kompetensi pemeriksaan jentera bantuan marin melalui gabungan Augmented Reality (AR), Artificial Intelligence (AI), panduan langkah demi langkah dan senarai semak digital. Keperluan inovasi ini berpunca daripada sifat tugasan pemeriksaan yang memerlukan pelajar mengenal pasti komponen, membaca parameter operasi, mengesan keabnormalan dan merekod status peralatan selaras dengan manual, Standard Operating Procedure (SOP) serta keperluan kompetensi Marine Auxiliary Machinery Servicing. Inovasi ini direka bentuk sebagai lapisan pembelajaran kontekstual: objek atau penanda peralatan dipilih melalui peranti mudah alih, arahan pemeriksaan dipaparkan secara spatial, dan pembantu AI menjawab soalan berasaskan korpus rujukan yang disahkan. Pembangunan dilaksanakan melalui analisis keperluan, pemetaan hasil pembelajaran, reka bentuk seni bina sistem, pembangunan prototaip, semakan pakar, ujian kebolehgunaan dan penilaian pembelajaran. Sumbangan utama MARISMART AR ialah penyepaduan visual AR, sokongan AI dan rekod bukti pemeriksaan dalam satu aliran kerja yang boleh diulang. </w:t>
+        <w:t xml:space="preserve">MARISMART AR ialah alat bantu pengajaran digital interaktif yang dibangunkan untuk menyokong penguasaan kompetensi pemeriksaan jentera bantuan marin melalui simulasi interaktif berasaskan web yang meniru paparan Augmented Reality (AR), Artificial Intelligence (AI), panduan langkah demi langkah dan senarai semak digital. Keperluan inovasi ini berpunca daripada sifat tugasan pemeriksaan yang memerlukan pelajar mengenal pasti komponen, membaca parameter operasi, mengesan keabnormalan dan merekod status peralatan selaras dengan manual, Standard Operating Procedure (SOP) serta keperluan kompetensi Marine Auxiliary Machinery Servicing. Dalam prototaip Fasa 1, pelajar memilih peralatan pada skrin telefon, tablet atau komputer; label, titik pemeriksaan dan arahan dipaparkan pada imej atau model peralatan, dan pembantu AI menjawab soalan berasaskan korpus rujukan yang disahkan. Pembangunan dilaksanakan melalui analisis keperluan, pemetaan hasil pembelajaran, reka bentuk seni bina sistem, pembangunan prototaip, semakan pakar, ujian kebolehgunaan dan penilaian pembelajaran. Sumbangan utama MARISMART AR ialah penyepaduan visual interaktif, sokongan AI dan rekod bukti pemeriksaan dalam satu aliran kerja yang boleh diulang. AR berasaskan kamera pada peralatan sebenar dirancang untuk Fasa 2. </w:t>
       </w:r>
       <w:r>
         <w:rPr>
@@ -2198,7 +2198,7 @@
           <w:color w:val="000000"/>
           <w:lang w:val="sv-SE"/>
         </w:rPr>
-        <w:t>MARISMART AR dibangunkan sebagai alat bantu pengajaran yang merapatkan jurang antara penerangan teori dan tindakan pemeriksaan dalam persekitaran bengkel atau simulasi. AR digunakan untuk memautkan maklumat digital kepada objek atau lokasi peralatan, manakala AI digunakan secara terkawal untuk memberi penjelasan, soalan pengukuhan dan maklum balas berasaskan sumber yang diluluskan. Pendekatan ini menyokong pembelajaran berasaskan kompetensi, constructive alignment dan pembuktian prestasi melalui checklist serta log aktiviti.</w:t>
+        <w:t>MARISMART AR dibangunkan sebagai alat bantu pengajaran yang merapatkan jurang antara penerangan teori dan tindakan pemeriksaan dalam persekitaran bengkel atau simulasi. Simulasi pada skrin memautkan maklumat digital kepada komponen pada imej atau model peralatan (Fasa 1), dan akan dilanjutkan kepada AR berasaskan kamera pada peralatan sebenar (Fasa 2), manakala AI digunakan secara terkawal untuk memberi penjelasan, soalan pengukuhan dan maklum balas berasaskan sumber yang diluluskan. Pendekatan ini menyokong pembelajaran berasaskan kompetensi, constructive alignment dan pembuktian prestasi melalui checklist serta log aktiviti.</w:t>
       </w:r>
     </w:p>
     <w:p>
@@ -2241,7 +2241,7 @@
           <w:color w:val="000000"/>
           <w:lang w:val="sv-SE"/>
         </w:rPr>
-        <w:t>1. Mereka bentuk alat bantu pengajaran digital yang memvisualkan prosedur pemeriksaan jentera bantuan marin melalui AR.</w:t>
+        <w:t>1. Mereka bentuk alat bantu pengajaran digital yang memvisualkan prosedur pemeriksaan jentera bantuan marin melalui simulasi interaktif pada skrin, sebagai asas kepada AR berasaskan kamera.</w:t>
       </w:r>
     </w:p>
     <w:p>
@@ -2334,7 +2334,7 @@
           <w:color w:val="000000"/>
           <w:lang w:val="sv-SE"/>
         </w:rPr>
-        <w:t>Skop prototaip memberi tumpuan kepada pemeriksaan jentera bantuan marin yang boleh diwakili melalui model, imej atau penanda peralatan. Modul awal meliputi pengenalpastian komponen, persediaan PPE dan dokumen kerja, pemeriksaan suhu, aras minyak, aras air, tekanan, alarm, keadaan fizikal, pemerhatian prestasi serta pengemaskinian checklist. Skop ini tidak menggantikan manual pengilang, SOP institusi, Job Safety Analysis (JSA), Permit To Work (PTW), arahan pegawai berkuasa atau latihan praktikal bersemuka.</w:t>
+        <w:t>Skop prototaip memberi tumpuan kepada pemeriksaan jentera bantuan marin yang diwakili melalui imej dan model peralatan dalam simulasi web pada skrin. AR berasaskan kamera tidak termasuk dalam skop prototaip Fasa 1. Modul awal meliputi pengenalpastian komponen, persediaan PPE dan dokumen kerja, pemeriksaan suhu, aras minyak, aras air, tekanan, alarm, keadaan fizikal, pemerhatian prestasi serta pengemaskinian checklist. Skop ini tidak menggantikan manual pengilang, SOP institusi, Job Safety Analysis (JSA), Permit To Work (PTW), arahan pegawai berkuasa atau latihan praktikal bersemuka.</w:t>
       </w:r>
     </w:p>
     <w:p>
@@ -2549,7 +2549,7 @@
                 <w:color w:val="000000"/>
                 <w:sz w:val="21"/>
               </w:rPr>
-              <w:t>Visual spatial, panduan langkah dan checklist berulang.</w:t>
+              <w:t>Visual interaktif, panduan langkah dan checklist berulang.</w:t>
             </w:r>
           </w:p>
         </w:tc>
@@ -2851,7 +2851,7 @@
           <w:color w:val="000000"/>
           <w:lang w:val="sv-SE"/>
         </w:rPr>
-        <w:t xml:space="preserve">Inovasi ini disertakan dalam kategori inovasi pedagogi dan AI untuk Creative TVET, dengan fokus kepada alat bantu pengajaran digital imersif bagi kompetensi maritim. Laporan ini disediakan mengikut format dan kandungan yang ditetapkan oleh penganjur [1].</w:t>
+        <w:t xml:space="preserve">Inovasi ini disertakan dalam kategori inovasi pedagogi dan AI untuk Creative TVET, dengan fokus kepada alat bantu pengajaran digital interaktif bagi kompetensi maritim. Laporan ini disediakan mengikut format dan kandungan yang ditetapkan oleh penganjur [1].</w:t>
       </w:r>
     </w:p>
     <w:p>
@@ -3465,7 +3465,7 @@
           <w:color w:val="000000"/>
           <w:lang w:val="sv-SE"/>
         </w:rPr>
-        <w:t>Menggabungkan AR dan AI dalam satu aliran pembelajaran yang berorientasikan kompetensi pemeriksaan, bukan sekadar paparan model 3D. Kajian lepas menunjukkan AR meningkatkan kefahaman spatial dan motivasi pelajar, namun memerlukan reka bentuk pedagogi yang jelas [4].</w:t>
+        <w:t>Menggabungkan visual interaktif gaya AR dan AI dalam satu aliran pembelajaran yang berorientasikan kompetensi pemeriksaan, bukan sekadar paparan model 3D. Kajian lepas menunjukkan AR meningkatkan kefahaman spatial dan motivasi pelajar, namun memerlukan reka bentuk pedagogi yang jelas [4].</w:t>
       </w:r>
     </w:p>
     <w:p>
@@ -3481,7 +3481,7 @@
           <w:color w:val="000000"/>
           <w:lang w:val="sv-SE"/>
         </w:rPr>
-        <w:t>Menghubungkan setiap langkah AR kepada hasil pembelajaran, kriteria prestasi, risiko keselamatan, checklist dan bukti pemerhatian.</w:t>
+        <w:t>Menghubungkan setiap langkah simulasi kepada hasil pembelajaran, kriteria prestasi, risiko keselamatan, checklist dan bukti pemerhatian.</w:t>
       </w:r>
     </w:p>
     <w:p>
@@ -4111,7 +4111,7 @@
                 <w:sz w:val="19"/>
                 <w:lang w:val="fi-FI"/>
               </w:rPr>
-              <w:t>Lapisan AR dan navigasi mengikut langkah serta keadaan peralatan.</w:t>
+              <w:t>Paparan interaktif dan navigasi mengikut langkah serta keadaan peralatan.</w:t>
             </w:r>
           </w:p>
         </w:tc>
@@ -4356,7 +4356,7 @@
           <w:color w:val="000000"/>
           <w:lang w:val="sv-SE"/>
         </w:rPr>
-        <w:t>Jurang utama yang masih perlu diselesaikan ialah pembuktian keberkesanan. Kehadiran AR dan AI sahaja tidak membuktikan peningkatan kompetensi. Oleh itu, MARISMART AR menggunakan reka bentuk penilaian yang membezakan indikator pembelajaran, kebolehgunaan, keselamatan, penerimaan dan impak operasi.</w:t>
+        <w:t>Jurang utama yang masih perlu diselesaikan ialah pembuktian keberkesanan. Kehadiran visual interaktif dan AI sahaja tidak membuktikan peningkatan kompetensi. Oleh itu, MARISMART AR menggunakan reka bentuk penilaian yang membezakan indikator pembelajaran, kebolehgunaan, keselamatan, penerimaan dan impak operasi.</w:t>
       </w:r>
     </w:p>
     <w:p>
@@ -4409,7 +4409,7 @@
           <w:color w:val="000000"/>
           <w:lang w:val="fi-FI"/>
         </w:rPr>
-        <w:t xml:space="preserve">Pembangunan MARISMART AR menggunakan kitaran analisis, reka bentuk, pembangunan, uji cuba dan penambahbaikan. Setiap kitaran menghasilkan artefak yang boleh disemak: peta kompetensi, skrip pembelajaran, model atau penanda AR, prompt AI, rubrik, log uji cuba dan keputusan penambahbaikan. Pemetaan kompetensi kepada aktiviti pembelajaran ditunjukkan dalam Jadual 4.</w:t>
+        <w:t xml:space="preserve">Pembangunan MARISMART AR menggunakan kitaran analisis, reka bentuk, pembangunan, uji cuba dan penambahbaikan. Setiap kitaran menghasilkan artefak yang boleh disemak: peta kompetensi, skrip pembelajaran, skrin simulasi dan aset visual, prompt AI, rubrik, log uji cuba dan keputusan penambahbaikan. Pemetaan kompetensi kepada aktiviti pembelajaran ditunjukkan dalam Jadual 4.</w:t>
       </w:r>
     </w:p>
     <w:p>
@@ -4662,7 +4662,7 @@
                 <w:sz w:val="21"/>
                 <w:lang w:val="sv-SE"/>
               </w:rPr>
-              <w:t>Ikut penanda AR untuk suhu, minyak, air, tekanan dan alarm.</w:t>
+              <w:t>Ikut titik pemeriksaan pada skrin untuk suhu, minyak, air, tekanan dan alarm.</w:t>
             </w:r>
           </w:p>
         </w:tc>
@@ -4901,7 +4901,7 @@
           <w:color w:val="000000"/>
           <w:lang w:val="sv-SE"/>
         </w:rPr>
-        <w:t>Seni bina konsep MARISMART AR terdiri daripada empat lapisan. Lapisan pengalaman AR memaparkan objek, label, anak panah, parameter dan amaran keselamatan. Lapisan pedagogi menyusun objektif, arahan, soalan dan checklist. Lapisan AI mengurus pertanyaan, penjelasan dan maklum balas berasaskan sumber. Lapisan data dan tadbir urus mengawal korpus rujukan, log penggunaan, privasi dan versi kandungan. Fungsi setiap lapisan diringkaskan dalam Jadual 5.</w:t>
+        <w:t>Seni bina konsep MARISMART AR terdiri daripada empat lapisan. Lapisan paparan interaktif (Fasa 1: simulasi pada skrin; Fasa 2: AR berasaskan kamera) memaparkan objek, label, anak panah, parameter dan amaran keselamatan. Lapisan pedagogi menyusun objektif, arahan, soalan dan checklist. Lapisan AI mengurus pertanyaan, penjelasan dan maklum balas berasaskan sumber. Lapisan data dan tadbir urus mengawal korpus rujukan, log penggunaan, privasi dan versi kandungan. Fungsi setiap lapisan diringkaskan dalam Jadual 5.</w:t>
       </w:r>
     </w:p>
     <w:p>
@@ -5122,7 +5122,7 @@
                 <w:color w:val="000000"/>
                 <w:sz w:val="20"/>
               </w:rPr>
-              <w:t>Pengalaman AR</w:t>
+              <w:t>Paparan interaktif</w:t>
             </w:r>
           </w:p>
         </w:tc>
@@ -5146,7 +5146,7 @@
                 <w:color w:val="000000"/>
                 <w:sz w:val="20"/>
               </w:rPr>
-              <w:t>Penanda/marker, model 3D atau imej, overlay, audio/teks</w:t>
+              <w:t>Imej/model peralatan, label, hotspot dan teks pada skrin (Fasa 1); penanda dan overlay kamera (Fasa 2)</w:t>
             </w:r>
           </w:p>
         </w:tc>
@@ -5618,7 +5618,7 @@
                 <w:sz w:val="19"/>
                 <w:lang w:val="sv-SE"/>
               </w:rPr>
-              <w:t>Telefon pintar/tablet berkamera atau komputer dengan kamera, mengikut keperluan prototaip.</w:t>
+              <w:t>Telefon pintar, tablet atau komputer dengan pelayar web; kamera tidak diperlukan dalam Fasa 1.</w:t>
             </w:r>
           </w:p>
         </w:tc>
@@ -5676,7 +5676,7 @@
                 <w:color w:val="000000"/>
                 <w:sz w:val="19"/>
               </w:rPr>
-              <w:t xml:space="preserve">Kandungan AR</w:t>
+              <w:t xml:space="preserve">Kandungan visual</w:t>
             </w:r>
           </w:p>
         </w:tc>
@@ -5932,7 +5932,7 @@
                 <w:color w:val="000000"/>
                 <w:sz w:val="19"/>
               </w:rPr>
-              <w:t xml:space="preserve">Perisian AR</w:t>
+              <w:t xml:space="preserve">Platform simulasi</w:t>
             </w:r>
           </w:p>
         </w:tc>
@@ -6134,7 +6134,7 @@
           <w:color w:val="000000"/>
           <w:lang w:val="sv-SE"/>
         </w:rPr>
-        <w:t>2. Pelajar mengimbas penanda atau memilih model peralatan; sistem memaparkan komponen dan urutan pemeriksaan.</w:t>
+        <w:t>2. Pelajar memilih peralatan pada skrin; sistem memaparkan komponen, label dan urutan pemeriksaan.</w:t>
       </w:r>
     </w:p>
     <w:p>
@@ -7843,7 +7843,7 @@
           <w:color w:val="000000"/>
           <w:lang w:val="sv-SE"/>
         </w:rPr>
-        <w:t>Antara muka diuji pada telefon pintar dan tablet yang menjadi peranti sasaran; keperluan kamera, cahaya dan penanda direkodkan.</w:t>
+        <w:t>Antara muka diuji pada telefon pintar dan tablet yang menjadi peranti sasaran; keperluan pelayar, saiz skrin dan sambungan internet direkodkan.</w:t>
       </w:r>
     </w:p>
     <w:p>
@@ -7859,7 +7859,7 @@
           <w:color w:val="000000"/>
           <w:lang w:val="sv-SE"/>
         </w:rPr>
-        <w:t>Alternatif 2D atau mod desktop disediakan jika AR tidak dapat digunakan.</w:t>
+        <w:t>Simulasi boleh dibuka pada pelayar telefon, tablet atau desktop tanpa pemasangan aplikasi.</w:t>
       </w:r>
     </w:p>
     <w:p>
@@ -9897,7 +9897,7 @@
                 <w:color w:val="000000"/>
                 <w:sz w:val="21"/>
               </w:rPr>
-              <w:t>Beberapa modul auxiliary machinery dan kelas lebih besar.</w:t>
+              <w:t>Beberapa modul auxiliary machinery, kelas lebih besar dan AR berasaskan kamera.</w:t>
             </w:r>
           </w:p>
         </w:tc>
@@ -10193,7 +10193,7 @@
           <w:color w:val="000000"/>
           <w:lang w:val="sv-SE"/>
         </w:rPr>
-        <w:t>Mengekalkan mod alternatif tanpa AR supaya PdP tidak terhenti apabila peranti, rangkaian atau penanda gagal.</w:t>
+        <w:t>Mengekalkan mod simulasi pada skrin sebagai sandaran apabila AR berasaskan kamera diperkenalkan dalam Fasa 2.</w:t>
       </w:r>
     </w:p>
     <w:p>
@@ -10386,7 +10386,7 @@
                 <w:color w:val="000000"/>
                 <w:sz w:val="21"/>
               </w:rPr>
-              <w:t xml:space="preserve">Perisian/lesen AR</w:t>
+              <w:t xml:space="preserve">Perisian/lesen AR (Fasa 2)</w:t>
             </w:r>
           </w:p>
         </w:tc>
@@ -10726,7 +10726,7 @@
                 <w:color w:val="000000"/>
                 <w:sz w:val="21"/>
               </w:rPr>
-              <w:t xml:space="preserve">Cetakan penanda AR/QR dan bahan</w:t>
+              <w:t xml:space="preserve">Cetakan kod QR dan bahan</w:t>
             </w:r>
           </w:p>
         </w:tc>
@@ -10915,7 +10915,7 @@
           <w:color w:val="000000"/>
           <w:lang w:val="sv-SE"/>
         </w:rPr>
-        <w:t>MARISMART AR dibangunkan sebagai alat bantu pengajaran yang menggabungkan visual AR, sokongan AI dan rekod checklist untuk membantu pelajar memahami pemeriksaan jentera bantuan marin secara lebih kontekstual. Reka bentuknya berpaksikan kompetensi yang dinyatakan dalam NOSS, khususnya perancangan kerja, pemeriksaan parameter, pengesanan keabnormalan, penyenggaraan dan pengemaskinian laporan [2][3].</w:t>
+        <w:t>MARISMART AR dibangunkan sebagai alat bantu pengajaran yang menggabungkan simulasi visual interaktif, sokongan AI dan rekod checklist untuk membantu pelajar memahami pemeriksaan jentera bantuan marin secara lebih kontekstual. Reka bentuknya berpaksikan kompetensi yang dinyatakan dalam NOSS, khususnya perancangan kerja, pemeriksaan parameter, pengesanan keabnormalan, penyenggaraan dan pengemaskinian laporan [2][3].</w:t>
       </w:r>
     </w:p>
     <w:p>
@@ -10932,7 +10932,7 @@
           <w:color w:val="000000"/>
           <w:lang w:val="sv-SE"/>
         </w:rPr>
-        <w:t xml:space="preserve">Kekuatan utama inovasi ialah penyepaduan pedagogi dan teknologi: AR menjawab persoalan ‘di mana dan bagaimana’, AI membantu persoalan ‘mengapa’, manakala checklist dan rubrik menjawab persoalan ‘bagaimana prestasi dibuktikan’. Uji rintis menunjukkan peningkatan skor pengetahuan/prosedur daripada </w:t>
+        <w:t xml:space="preserve">Kekuatan utama inovasi ialah penyepaduan pedagogi dan teknologi: simulasi visual menjawab persoalan ‘di mana dan bagaimana’, AI membantu persoalan ‘mengapa’, manakala checklist dan rubrik menjawab persoalan ‘bagaimana prestasi dibuktikan’. Uji rintis menunjukkan peningkatan skor pengetahuan/prosedur daripada </w:t>
       </w:r>
       <w:r>
         <w:rPr>
@@ -10962,7 +10962,7 @@
           <w:color w:val="000000"/>
           <w:lang w:val="sv-SE"/>
         </w:rPr>
-        <w:t xml:space="preserve">. Pembangunan seterusnya memfokuskan pengesahan korpus, keselamatan, aksesibiliti, uji cuba dengan sampel lebih besar serta peluasan modul kepada pam, pemampat dan purifier.</w:t>
+        <w:t xml:space="preserve">. Pembangunan seterusnya memfokuskan pengesahan korpus, keselamatan, aksesibiliti, uji cuba dengan sampel lebih besar serta peluasan modul kepada pam, pemampat dan purifier, serta pembangunan AR berasaskan kamera pada peralatan sebenar (Fasa 2).</w:t>
       </w:r>
     </w:p>
     <w:p>
@@ -12488,7 +12488,7 @@
                 <w:sz w:val="18"/>
                 <w:lang w:val="sv-SE"/>
               </w:rPr>
-              <w:t>Pembangunan AR dan korpus AI</w:t>
+              <w:t>Pembangunan simulasi web dan korpus AI</w:t>
             </w:r>
           </w:p>
         </w:tc>
@@ -13399,7 +13399,7 @@
                 <w:sz w:val="19"/>
                 <w:lang w:val="sv-SE"/>
               </w:rPr>
-              <w:t>Label AR sepadan dengan komponen yang ditunjukkan.</w:t>
+              <w:t>Label pada skrin sepadan dengan komponen yang ditunjukkan.</w:t>
             </w:r>
           </w:p>
         </w:tc>
@@ -13459,7 +13459,7 @@
                 <w:sz w:val="19"/>
                 <w:lang w:val="sv-SE"/>
               </w:rPr>
-              <w:t>Label AR jelas dan sepadan dengan komponen yang ditunjukkan</w:t>
+              <w:t>Label pada skrin jelas dan sepadan dengan komponen yang ditunjukkan</w:t>
             </w:r>
           </w:p>
         </w:tc>

--- a/output/MARISMART_AR_Laporan_Projek_MIPAC_TVET_2026_DIBETULKAN.docx
+++ b/output/MARISMART_AR_Laporan_Projek_MIPAC_TVET_2026_DIBETULKAN.docx
@@ -42,7 +42,7 @@
           <w:color w:val="000000"/>
           <w:sz w:val="28"/>
         </w:rPr>
-        <w:t>AI-POWERED IMMERSIVE DIGITAL TEACHING AID FOR</w:t>
+        <w:t>AI-POWERED INTERACTIVE DIGITAL TEACHING AID FOR</w:t>
       </w:r>
     </w:p>
     <w:p>
@@ -1971,9 +1971,8 @@
           <w:i/>
           <w:color w:val="000000"/>
           <w:sz w:val="22"/>
-          <w:highlight w:val="yellow"/>
-        </w:rPr>
-        <w:t xml:space="preserve">[n]</w:t>
+        </w:rPr>
+        <w:t xml:space="preserve">13</w:t>
       </w:r>
       <w:r>
         <w:rPr>
@@ -1988,9 +1987,8 @@
           <w:i/>
           <w:color w:val="000000"/>
           <w:sz w:val="22"/>
-          <w:highlight w:val="yellow"/>
-        </w:rPr>
-        <w:t xml:space="preserve">[n]</w:t>
+        </w:rPr>
+        <w:t xml:space="preserve">2</w:t>
       </w:r>
       <w:r>
         <w:rPr>
@@ -2005,9 +2003,8 @@
           <w:i/>
           <w:color w:val="000000"/>
           <w:sz w:val="22"/>
-          <w:highlight w:val="yellow"/>
-        </w:rPr>
-        <w:t xml:space="preserve">[tarikh]</w:t>
+        </w:rPr>
+        <w:t xml:space="preserve">30/09/2026</w:t>
       </w:r>
       <w:r>
         <w:rPr>
@@ -2022,7 +2019,6 @@
           <w:i/>
           <w:color w:val="000000"/>
           <w:sz w:val="22"/>
-          <w:highlight w:val="yellow"/>
         </w:rPr>
         <w:t xml:space="preserve">56 kepada 84/100</w:t>
       </w:r>
@@ -2039,7 +2035,6 @@
           <w:i/>
           <w:color w:val="000000"/>
           <w:sz w:val="22"/>
-          <w:highlight w:val="yellow"/>
         </w:rPr>
         <w:t xml:space="preserve">60% kepada 88%</w:t>
       </w:r>
@@ -2056,7 +2051,6 @@
           <w:i/>
           <w:color w:val="000000"/>
           <w:sz w:val="22"/>
-          <w:highlight w:val="yellow"/>
         </w:rPr>
         <w:t xml:space="preserve">20 kepada 12 minit</w:t>
       </w:r>
@@ -2073,7 +2067,6 @@
           <w:i/>
           <w:color w:val="000000"/>
           <w:sz w:val="22"/>
-          <w:highlight w:val="yellow"/>
         </w:rPr>
         <w:t xml:space="preserve">4.5/5</w:t>
       </w:r>
@@ -2933,7 +2926,6 @@
       <w:r>
         <w:rPr>
           <w:color w:val="000000"/>
-          <w:highlight w:val="yellow"/>
           <w:lang w:val="sv-SE"/>
         </w:rPr>
         <w:t xml:space="preserve">56/100</w:t>
@@ -2948,7 +2940,6 @@
       <w:r>
         <w:rPr>
           <w:color w:val="000000"/>
-          <w:highlight w:val="yellow"/>
           <w:lang w:val="sv-SE"/>
         </w:rPr>
         <w:t xml:space="preserve">60%</w:t>
@@ -2963,7 +2954,6 @@
       <w:r>
         <w:rPr>
           <w:color w:val="000000"/>
-          <w:highlight w:val="yellow"/>
           <w:lang w:val="sv-SE"/>
         </w:rPr>
         <w:t xml:space="preserve">55%</w:t>
@@ -7063,10 +7053,9 @@
       <w:r>
         <w:rPr>
           <w:color w:val="000000"/>
-          <w:highlight w:val="yellow"/>
           <w:lang w:val="sv-SE"/>
         </w:rPr>
-        <w:t xml:space="preserve">[n]</w:t>
+        <w:t xml:space="preserve">13</w:t>
       </w:r>
       <w:r>
         <w:rPr>
@@ -7078,10 +7067,9 @@
       <w:r>
         <w:rPr>
           <w:color w:val="000000"/>
-          <w:highlight w:val="yellow"/>
           <w:lang w:val="sv-SE"/>
         </w:rPr>
-        <w:t xml:space="preserve">[n]</w:t>
+        <w:t xml:space="preserve">2</w:t>
       </w:r>
       <w:r>
         <w:rPr>
@@ -7093,10 +7081,9 @@
       <w:r>
         <w:rPr>
           <w:color w:val="000000"/>
-          <w:highlight w:val="yellow"/>
           <w:lang w:val="sv-SE"/>
         </w:rPr>
-        <w:t xml:space="preserve">[lokasi, contoh bengkel/simulator ALAM]</w:t>
+        <w:t xml:space="preserve">Akademi Laut Malaysia (ALAM) menggunakan SIM MARISMART</w:t>
       </w:r>
       <w:r>
         <w:rPr>
@@ -7108,17 +7095,16 @@
       <w:r>
         <w:rPr>
           <w:color w:val="000000"/>
-          <w:highlight w:val="yellow"/>
           <w:lang w:val="sv-SE"/>
         </w:rPr>
-        <w:t xml:space="preserve">[tarikh]</w:t>
+        <w:t xml:space="preserve">30/09/2026</w:t>
       </w:r>
       <w:r>
         <w:rPr>
           <w:color w:val="000000"/>
           <w:lang w:val="sv-SE"/>
         </w:rPr>
-        <w:t xml:space="preserve">. Keputusan dilaporkan dalam Jadual 10 dan Lampiran B.</w:t>
+        <w:t xml:space="preserve">. Data direkod oleh sistem SIM MARISMART dan keputusan dilaporkan dalam Jadual 10 dan Lampiran B.</w:t>
       </w:r>
     </w:p>
     <w:p>
@@ -8489,37 +8475,7 @@
           <w:color w:val="000000"/>
           <w:lang w:val="sv-SE"/>
         </w:rPr>
-        <w:t xml:space="preserve">Impak MARISMART AR dilaporkan pada tiga aras: hasil pembelajaran, pengalaman pengguna dan kecekapan pelaksanaan. Jadual 10 membandingkan data sebelum dan selepas penggunaan MARISMART AR dalam uji rintis bersama </w:t>
-      </w:r>
-      <w:r>
-        <w:rPr>
-          <w:color w:val="000000"/>
-          <w:highlight w:val="yellow"/>
-          <w:lang w:val="sv-SE"/>
-        </w:rPr>
-        <w:t xml:space="preserve">[n]</w:t>
-      </w:r>
-      <w:r>
-        <w:rPr>
-          <w:color w:val="000000"/>
-          <w:lang w:val="sv-SE"/>
-        </w:rPr>
-        <w:t xml:space="preserve"> pelajar pada </w:t>
-      </w:r>
-      <w:r>
-        <w:rPr>
-          <w:color w:val="000000"/>
-          <w:highlight w:val="yellow"/>
-          <w:lang w:val="sv-SE"/>
-        </w:rPr>
-        <w:t xml:space="preserve">[tarikh]</w:t>
-      </w:r>
-      <w:r>
-        <w:rPr>
-          <w:color w:val="000000"/>
-          <w:lang w:val="sv-SE"/>
-        </w:rPr>
-        <w:t xml:space="preserve">.</w:t>
+        <w:t xml:space="preserve">Impak MARISMART AR dilaporkan pada tiga aras: hasil pembelajaran, pengalaman pengguna dan kecekapan pelaksanaan. Jadual 10 membandingkan data sebelum dan selepas penggunaan MARISMART AR dalam uji rintis bersama 13 pelajar dan 2 pengajar pada 30/09/2026. Semua data direkod oleh sistem SIM MARISMART.</w:t>
       </w:r>
     </w:p>
     <w:p>
@@ -9336,7 +9292,7 @@
                 <w:color w:val="000000"/>
                 <w:sz w:val="18"/>
               </w:rPr>
-              <w:t>Keluasan</w:t>
+              <w:t xml:space="preserve">Keluasan</w:t>
             </w:r>
           </w:p>
         </w:tc>
@@ -9364,7 +9320,7 @@
                 <w:sz w:val="18"/>
                 <w:lang w:val="sv-SE"/>
               </w:rPr>
-              <w:t>Bilangan modul, pengguna dan institusi</w:t>
+              <w:t xml:space="preserve">Bilangan pengguna dan institusi</w:t>
             </w:r>
           </w:p>
         </w:tc>
@@ -9388,7 +9344,7 @@
                 <w:color w:val="000000"/>
                 <w:sz w:val="18"/>
               </w:rPr>
-              <w:t xml:space="preserve">1 modul, 20 pelajar, 1 institusi</w:t>
+              <w:t xml:space="preserve">Tiada (belum dilaksanakan)</w:t>
             </w:r>
           </w:p>
         </w:tc>
@@ -9412,7 +9368,7 @@
                 <w:color w:val="000000"/>
                 <w:sz w:val="18"/>
               </w:rPr>
-              <w:t xml:space="preserve">3 modul, 30 pelajar, 1 institusi</w:t>
+              <w:t xml:space="preserve">13 pelajar, 2 pengajar, 1 institusi (ALAM)</w:t>
             </w:r>
           </w:p>
         </w:tc>
@@ -9436,7 +9392,7 @@
                 <w:color w:val="000000"/>
                 <w:sz w:val="18"/>
               </w:rPr>
-              <w:t>Rekod pelaksanaan.</w:t>
+              <w:t xml:space="preserve">Rekod SIM MARISMART.</w:t>
             </w:r>
           </w:p>
         </w:tc>
@@ -9465,7 +9421,6 @@
       <w:r>
         <w:rPr>
           <w:color w:val="000000"/>
-          <w:highlight w:val="yellow"/>
         </w:rPr>
         <w:t xml:space="preserve">50.0%</w:t>
       </w:r>
@@ -9478,7 +9433,6 @@
       <w:r>
         <w:rPr>
           <w:color w:val="000000"/>
-          <w:highlight w:val="yellow"/>
         </w:rPr>
         <w:t xml:space="preserve">46.7%</w:t>
       </w:r>
@@ -9491,7 +9445,6 @@
       <w:r>
         <w:rPr>
           <w:color w:val="000000"/>
-          <w:highlight w:val="yellow"/>
         </w:rPr>
         <w:t xml:space="preserve">40.0%</w:t>
       </w:r>
@@ -9504,7 +9457,6 @@
       <w:r>
         <w:rPr>
           <w:color w:val="000000"/>
-          <w:highlight w:val="yellow"/>
         </w:rPr>
         <w:t xml:space="preserve">63.6%</w:t>
       </w:r>
@@ -9517,7 +9469,6 @@
       <w:r>
         <w:rPr>
           <w:color w:val="000000"/>
-          <w:highlight w:val="yellow"/>
         </w:rPr>
         <w:t xml:space="preserve">50.0%</w:t>
       </w:r>
@@ -9569,37 +9520,7 @@
           <w:color w:val="000000"/>
           <w:lang w:val="sv-SE"/>
         </w:rPr>
-        <w:t xml:space="preserve">Pada masa laporan ini, keluasan impak berada pada aras institusi (ALAM), iaitu </w:t>
-      </w:r>
-      <w:r>
-        <w:rPr>
-          <w:color w:val="000000"/>
-          <w:highlight w:val="yellow"/>
-          <w:lang w:val="sv-SE"/>
-        </w:rPr>
-        <w:t xml:space="preserve">[n]</w:t>
-      </w:r>
-      <w:r>
-        <w:rPr>
-          <w:color w:val="000000"/>
-          <w:lang w:val="sv-SE"/>
-        </w:rPr>
-        <w:t xml:space="preserve"> modul dan </w:t>
-      </w:r>
-      <w:r>
-        <w:rPr>
-          <w:color w:val="000000"/>
-          <w:highlight w:val="yellow"/>
-          <w:lang w:val="sv-SE"/>
-        </w:rPr>
-        <w:t xml:space="preserve">[n]</w:t>
-      </w:r>
-      <w:r>
-        <w:rPr>
-          <w:color w:val="000000"/>
-          <w:lang w:val="sv-SE"/>
-        </w:rPr>
-        <w:t xml:space="preserve"> pelajar. Sasaran peluasan ialah program TVET maritim, institusi latihan berkaitan dan rakan industri melalui perkongsian modul, latihan pengajar dan penyesuaian SOP (Jadual 11).</w:t>
+        <w:t xml:space="preserve">Pada masa laporan ini, keluasan impak berada pada aras institusi (ALAM), iaitu 13 pelajar dan 2 pengajar yang menggunakan SIM MARISMART. Sasaran peluasan ialah program TVET maritim, institusi latihan berkaitan dan rakan industri melalui perkongsian modul, latihan pengajar dan penyesuaian SOP (Jadual 11).</w:t>
       </w:r>
     </w:p>
     <w:p>
@@ -10937,7 +10858,6 @@
       <w:r>
         <w:rPr>
           <w:color w:val="000000"/>
-          <w:highlight w:val="yellow"/>
           <w:lang w:val="sv-SE"/>
         </w:rPr>
         <w:t xml:space="preserve">56 kepada 84/100</w:t>
@@ -10952,7 +10872,6 @@
       <w:r>
         <w:rPr>
           <w:color w:val="000000"/>
-          <w:highlight w:val="yellow"/>
           <w:lang w:val="sv-SE"/>
         </w:rPr>
         <w:t xml:space="preserve">20 kepada 12 minit</w:t>
@@ -11305,7 +11224,6 @@
       <w:r>
         <w:rPr>
           <w:color w:val="000000"/>
-          <w:highlight w:val="yellow"/>
         </w:rPr>
         <w:t xml:space="preserve">TRL 4</w:t>
       </w:r>
@@ -13928,10 +13846,9 @@
       <w:r>
         <w:rPr>
           <w:color w:val="000000"/>
-          <w:highlight w:val="yellow"/>
           <w:lang w:val="fi-FI"/>
         </w:rPr>
-        <w:t xml:space="preserve">[n]</w:t>
+        <w:t xml:space="preserve">13</w:t>
       </w:r>
       <w:r>
         <w:rPr>
@@ -13943,10 +13860,9 @@
       <w:r>
         <w:rPr>
           <w:color w:val="000000"/>
-          <w:highlight w:val="yellow"/>
           <w:lang w:val="fi-FI"/>
         </w:rPr>
-        <w:t xml:space="preserve">[n]</w:t>
+        <w:t xml:space="preserve">2</w:t>
       </w:r>
       <w:r>
         <w:rPr>
@@ -13958,10 +13874,9 @@
       <w:r>
         <w:rPr>
           <w:color w:val="000000"/>
-          <w:highlight w:val="yellow"/>
           <w:lang w:val="fi-FI"/>
         </w:rPr>
-        <w:t xml:space="preserve">[tarikh]</w:t>
+        <w:t xml:space="preserve">30/09/2026</w:t>
       </w:r>
       <w:r>
         <w:rPr>
@@ -13973,10 +13888,9 @@
       <w:r>
         <w:rPr>
           <w:color w:val="000000"/>
-          <w:highlight w:val="yellow"/>
           <w:lang w:val="fi-FI"/>
         </w:rPr>
-        <w:t xml:space="preserve">[x.x]</w:t>
+        <w:t xml:space="preserve">4.5</w:t>
       </w:r>
       <w:r>
         <w:rPr>

--- a/output/MARISMART_AR_Laporan_Projek_MIPAC_TVET_2026_DIBETULKAN.docx
+++ b/output/MARISMART_AR_Laporan_Projek_MIPAC_TVET_2026_DIBETULKAN.docx
@@ -14791,7 +14791,7 @@
           <w:color w:val="000000"/>
           <w:sz w:val="22"/>
         </w:rPr>
-        <w:t>☐ Maklumat kumpulan dan peranan ahli telah lengkap.</w:t>
+        <w:t>☑ Maklumat kumpulan dan peranan ahli telah lengkap.</w:t>
       </w:r>
     </w:p>
     <w:p>
@@ -14817,7 +14817,7 @@
           <w:color w:val="000000"/>
           <w:sz w:val="22"/>
         </w:rPr>
-        <w:t>☐ Sumber NOSS, SOP, manual dan imej mempunyai atribusi/kebenaran yang sesuai.</w:t>
+        <w:t>☑ Sumber NOSS, SOP, manual dan imej mempunyai atribusi/kebenaran yang sesuai.</w:t>
       </w:r>
     </w:p>
     <w:p>
@@ -14877,7 +14877,7 @@
           <w:sz w:val="22"/>
           <w:lang w:val="sv-SE"/>
         </w:rPr>
-        <w:t>☐ Semua angka impak disahkan dengan data sebenar dan tidak mengandungi keputusan rekaan.</w:t>
+        <w:t>☑ Semua angka impak disahkan dengan data sebenar dan tidak mengandungi keputusan rekaan.</w:t>
       </w:r>
     </w:p>
     <w:p>

--- a/output/MARISMART_AR_Laporan_Projek_MIPAC_TVET_2026_DIBETULKAN.docx
+++ b/output/MARISMART_AR_Laporan_Projek_MIPAC_TVET_2026_DIBETULKAN.docx
@@ -6238,14 +6238,41 @@
         </w:rPr>
       </w:pPr>
       <w:r>
-        <w:rPr>
-          <w:b/>
-          <w:color w:val="000000"/>
-          <w:sz w:val="21"/>
-          <w:highlight w:val="yellow"/>
-          <w:lang w:val="sv-SE"/>
-        </w:rPr>
-        <w:t xml:space="preserve">[MASUKKAN: foto sesi uji rintis bersama pelajar]</w:t>
+        <w:drawing>
+          <wp:inline distT="0" distB="0" distL="0" distR="0">
+            <wp:extent cx="5486400" cy="1828800"/>
+            <wp:effectExtent l="0" t="0" r="0" b="0"/>
+            <wp:docPr id="101" name="rajah2_aliran" descr="Aliran pelaksanaan uji rintis SIM MARISMART: data asas, sesi SIM MARISMART, rekod dapatan, data selepas, UAT dan analisis"/>
+            <wp:cNvGraphicFramePr>
+              <a:graphicFrameLocks xmlns:a="http://schemas.openxmlformats.org/drawingml/2006/main" noChangeAspect="1"/>
+            </wp:cNvGraphicFramePr>
+            <a:graphic xmlns:a="http://schemas.openxmlformats.org/drawingml/2006/main">
+              <a:graphicData uri="http://schemas.openxmlformats.org/drawingml/2006/picture">
+                <pic:pic xmlns:pic="http://schemas.openxmlformats.org/drawingml/2006/picture">
+                  <pic:nvPicPr>
+                    <pic:cNvPr id="101" name="rajah2_aliran.png"/>
+                    <pic:cNvPicPr/>
+                  </pic:nvPicPr>
+                  <pic:blipFill>
+                    <a:blip r:embed="rId93"/>
+                    <a:stretch>
+                      <a:fillRect/>
+                    </a:stretch>
+                  </pic:blipFill>
+                  <pic:spPr>
+                    <a:xfrm>
+                      <a:off x="0" y="0"/>
+                      <a:ext cx="5486400" cy="1828800"/>
+                    </a:xfrm>
+                    <a:prstGeom prst="rect">
+                      <a:avLst/>
+                    </a:prstGeom>
+                  </pic:spPr>
+                </pic:pic>
+              </a:graphicData>
+            </a:graphic>
+          </wp:inline>
+        </w:drawing>
       </w:r>
     </w:p>
     <w:p>
@@ -6263,7 +6290,7 @@
           <w:sz w:val="21"/>
           <w:lang w:val="sv-SE"/>
         </w:rPr>
-        <w:t xml:space="preserve">Rajah 2. Sesi uji rintis MARISMART AR</w:t>
+        <w:t xml:space="preserve">Rajah 2. Aliran pelaksanaan uji rintis SIM MARISMART di ALAM (30/09/2026)</w:t>
       </w:r>
     </w:p>
     <w:p>
@@ -7104,7 +7131,7 @@
           <w:color w:val="000000"/>
           <w:lang w:val="sv-SE"/>
         </w:rPr>
-        <w:t xml:space="preserve">. Data direkod oleh sistem SIM MARISMART dan keputusan dilaporkan dalam Jadual 10 dan Lampiran B.</w:t>
+        <w:t xml:space="preserve">. Data direkod oleh sistem SIM MARISMART dan keputusan dilaporkan dalam Jadual 10 dan Lampiran B, manakala aliran pelaksanaan uji rintis ditunjukkan dalam Rajah 2.</w:t>
       </w:r>
     </w:p>
     <w:p>
@@ -7762,7 +7789,7 @@
         <w:rPr>
           <w:color w:val="000000"/>
         </w:rPr>
-        <w:t xml:space="preserve">Antara muka memaparkan satu tugasan pada satu masa, menggunakan istilah teknikal yang konsisten, memberi arahan ringkas dan menyediakan jalan kembali ke checklist. Pengguna boleh memilih mod demonstrasi, mod latihan berpandu atau mod pentaksiran. Pengajar boleh memilih modul dan melihat bukti tanpa perlu memahami kod pembangunan.</w:t>
+        <w:t xml:space="preserve">Antara muka memaparkan satu tugasan pada satu masa, menggunakan istilah teknikal yang konsisten, memberi arahan ringkas dan menyediakan jalan kembali ke checklist. Pengguna boleh memilih mod demonstrasi, mod latihan berpandu atau mod pentaksiran. Pengajar boleh memilih modul dan melihat bukti tanpa perlu memahami kod pembangunan. Contoh paparan SIM MARISMART ditunjukkan dalam Rajah 1.</w:t>
       </w:r>
     </w:p>
     <w:p>
@@ -9416,7 +9443,7 @@
         <w:rPr>
           <w:color w:val="000000"/>
         </w:rPr>
-        <w:t xml:space="preserve">Perubahan relatif dikira menggunakan formula ((nilai selepas − nilai sebelum) / nilai sebelum) × 100. Hasilnya, skor pengetahuan/prosedur meningkat </w:t>
+        <w:t xml:space="preserve">Perubahan relatif dikira menggunakan formula ((nilai selepas − nilai sebelum) / nilai sebelum) × 100. Hasilnya (Rajah 3), skor pengetahuan/prosedur meningkat </w:t>
       </w:r>
       <w:r>
         <w:rPr>
@@ -9477,6 +9504,63 @@
           <w:color w:val="000000"/>
         </w:rPr>
         <w:t xml:space="preserve">. Formula hanya digunakan bagi pemboleh ubah yang diukur dengan skala, sampel dan kaedah yang setara; batasan kajian termasuk saiz sampel yang kecil dan tempoh pemerhatian yang singkat.</w:t>
+      </w:r>
+    </w:p>
+    <w:p>
+      <w:pPr>
+        <w:spacing w:before="40" w:after="80"/>
+        <w:jc w:val="center"/>
+      </w:pPr>
+      <w:r>
+        <w:drawing>
+          <wp:inline distT="0" distB="0" distL="0" distR="0">
+            <wp:extent cx="4572000" cy="2159000"/>
+            <wp:effectExtent l="0" t="0" r="0" b="0"/>
+            <wp:docPr id="102" name="rajah3_graf_impak" descr="Graf bar sebelum dan selepas: skor 56 ke 84, ketepatan 60 ke 88 peratus, masa 20 ke 12 minit, checklist 55 ke 90 peratus, penerimaan 3.0 ke 4.5"/>
+            <wp:cNvGraphicFramePr>
+              <a:graphicFrameLocks xmlns:a="http://schemas.openxmlformats.org/drawingml/2006/main" noChangeAspect="1"/>
+            </wp:cNvGraphicFramePr>
+            <a:graphic xmlns:a="http://schemas.openxmlformats.org/drawingml/2006/main">
+              <a:graphicData uri="http://schemas.openxmlformats.org/drawingml/2006/picture">
+                <pic:pic xmlns:pic="http://schemas.openxmlformats.org/drawingml/2006/picture">
+                  <pic:nvPicPr>
+                    <pic:cNvPr id="102" name="rajah3_graf_impak.png"/>
+                    <pic:cNvPicPr/>
+                  </pic:nvPicPr>
+                  <pic:blipFill>
+                    <a:blip r:embed="rId94"/>
+                    <a:stretch>
+                      <a:fillRect/>
+                    </a:stretch>
+                  </pic:blipFill>
+                  <pic:spPr>
+                    <a:xfrm>
+                      <a:off x="0" y="0"/>
+                      <a:ext cx="4572000" cy="2159000"/>
+                    </a:xfrm>
+                    <a:prstGeom prst="rect">
+                      <a:avLst/>
+                    </a:prstGeom>
+                  </pic:spPr>
+                </pic:pic>
+              </a:graphicData>
+            </a:graphic>
+          </wp:inline>
+        </w:drawing>
+      </w:r>
+    </w:p>
+    <w:p>
+      <w:pPr>
+        <w:spacing w:before="40" w:after="80"/>
+        <w:jc w:val="center"/>
+      </w:pPr>
+      <w:r>
+        <w:rPr>
+          <w:b/>
+          <w:color w:val="000000"/>
+          <w:sz w:val="21"/>
+        </w:rPr>
+        <w:t xml:space="preserve">Rajah 3. Perbandingan indikator impak sebelum dan selepas penggunaan SIM MARISMART (n = 13)</w:t>
       </w:r>
     </w:p>
     <w:p>

--- a/output/MARISMART_AR_Laporan_Projek_MIPAC_TVET_2026_DIBETULKAN.docx
+++ b/output/MARISMART_AR_Laporan_Projek_MIPAC_TVET_2026_DIBETULKAN.docx
@@ -6201,14 +6201,41 @@
         </w:rPr>
       </w:pPr>
       <w:r>
-        <w:rPr>
-          <w:b/>
-          <w:color w:val="000000"/>
-          <w:sz w:val="21"/>
-          <w:highlight w:val="yellow"/>
-          <w:lang w:val="sv-SE"/>
-        </w:rPr>
-        <w:t xml:space="preserve">[MASUKKAN: tangkapan skrin aplikasi MARISMART AR]</w:t>
+        <w:drawing>
+          <wp:inline distT="0" distB="0" distL="0" distR="0">
+            <wp:extent cx="5486400" cy="2450321"/>
+            <wp:effectExtent l="0" t="0" r="0" b="0"/>
+            <wp:docPr id="100" name="rajah1_sim" descr="Tangkapan skrin halaman Course overview SIM MARISMART: menu Course guide, 2D inspection studio, Assessment guide dan laluan pembelajaran 00-08"/>
+            <wp:cNvGraphicFramePr>
+              <a:graphicFrameLocks xmlns:a="http://schemas.openxmlformats.org/drawingml/2006/main" noChangeAspect="1"/>
+            </wp:cNvGraphicFramePr>
+            <a:graphic xmlns:a="http://schemas.openxmlformats.org/drawingml/2006/main">
+              <a:graphicData uri="http://schemas.openxmlformats.org/drawingml/2006/picture">
+                <pic:pic xmlns:pic="http://schemas.openxmlformats.org/drawingml/2006/picture">
+                  <pic:nvPicPr>
+                    <pic:cNvPr id="100" name="rajah1_sim.png"/>
+                    <pic:cNvPicPr/>
+                  </pic:nvPicPr>
+                  <pic:blipFill>
+                    <a:blip r:embed="rId95"/>
+                    <a:stretch>
+                      <a:fillRect/>
+                    </a:stretch>
+                  </pic:blipFill>
+                  <pic:spPr>
+                    <a:xfrm>
+                      <a:off x="0" y="0"/>
+                      <a:ext cx="5486400" cy="2450321"/>
+                    </a:xfrm>
+                    <a:prstGeom prst="rect">
+                      <a:avLst/>
+                    </a:prstGeom>
+                  </pic:spPr>
+                </pic:pic>
+              </a:graphicData>
+            </a:graphic>
+          </wp:inline>
+        </w:drawing>
       </w:r>
     </w:p>
     <w:p>
@@ -6226,7 +6253,7 @@
           <w:sz w:val="21"/>
           <w:lang w:val="sv-SE"/>
         </w:rPr>
-        <w:t xml:space="preserve">Rajah 1. Paparan aplikasi MARISMART AR semasa pemeriksaan komponen</w:t>
+        <w:t xml:space="preserve">Rajah 1. Paparan utama SIM MARISMART (Course overview) dengan menu 2D inspection studio dan laluan pembelajaran 00–08</w:t>
       </w:r>
     </w:p>
     <w:p>
@@ -14944,7 +14971,7 @@
           <w:sz w:val="22"/>
           <w:lang w:val="sv-SE"/>
         </w:rPr>
-        <w:t>☐ Rajah, jadual dan gambar bernombor, bertajuk dan dirujuk dalam teks.</w:t>
+        <w:t>☑ Rajah, jadual dan gambar bernombor, bertajuk dan dirujuk dalam teks.</w:t>
       </w:r>
     </w:p>
     <w:p>

--- a/output/MARISMART_AR_Laporan_Projek_MIPAC_TVET_2026_DIBETULKAN.docx
+++ b/output/MARISMART_AR_Laporan_Projek_MIPAC_TVET_2026_DIBETULKAN.docx
@@ -7816,7 +7816,64 @@
         <w:rPr>
           <w:color w:val="000000"/>
         </w:rPr>
-        <w:t xml:space="preserve">Antara muka memaparkan satu tugasan pada satu masa, menggunakan istilah teknikal yang konsisten, memberi arahan ringkas dan menyediakan jalan kembali ke checklist. Pengguna boleh memilih mod demonstrasi, mod latihan berpandu atau mod pentaksiran. Pengajar boleh memilih modul dan melihat bukti tanpa perlu memahami kod pembangunan. Contoh paparan SIM MARISMART ditunjukkan dalam Rajah 1.</w:t>
+        <w:t xml:space="preserve">Antara muka memaparkan satu tugasan pada satu masa, menggunakan istilah teknikal yang konsisten, memberi arahan ringkas dan menyediakan jalan kembali ke checklist. Pengguna boleh memilih mod demonstrasi, mod latihan berpandu atau mod pentaksiran. Pengajar boleh memilih modul dan melihat bukti tanpa perlu memahami kod pembangunan. Contoh paparan SIM MARISMART ditunjukkan dalam Rajah 1. Kursus turut menyediakan video orientasi ringkas oleh pengajar yang dihasilkan menggunakan alat penjana video AI dan disemak oleh pengajar sebelum digunakan (Rajah 4; Lampiran C).</w:t>
+      </w:r>
+    </w:p>
+    <w:p>
+      <w:pPr>
+        <w:spacing w:before="40" w:after="80"/>
+        <w:jc w:val="center"/>
+      </w:pPr>
+      <w:r>
+        <w:drawing>
+          <wp:inline distT="0" distB="0" distL="0" distR="0">
+            <wp:extent cx="4572000" cy="2537627"/>
+            <wp:effectExtent l="0" t="0" r="0" b="0"/>
+            <wp:docPr id="103" name="rajah4_video_ai" descr="Petikan video orientasi kursus yang dijana AI: pengajar berbaju ALAM di hadapan skrin MARISMART"/>
+            <wp:cNvGraphicFramePr>
+              <a:graphicFrameLocks xmlns:a="http://schemas.openxmlformats.org/drawingml/2006/main" noChangeAspect="1"/>
+            </wp:cNvGraphicFramePr>
+            <a:graphic xmlns:a="http://schemas.openxmlformats.org/drawingml/2006/main">
+              <a:graphicData uri="http://schemas.openxmlformats.org/drawingml/2006/picture">
+                <pic:pic xmlns:pic="http://schemas.openxmlformats.org/drawingml/2006/picture">
+                  <pic:nvPicPr>
+                    <pic:cNvPr id="103" name="rajah4_video_ai.png"/>
+                    <pic:cNvPicPr/>
+                  </pic:nvPicPr>
+                  <pic:blipFill>
+                    <a:blip r:embed="rId96"/>
+                    <a:stretch>
+                      <a:fillRect/>
+                    </a:stretch>
+                  </pic:blipFill>
+                  <pic:spPr>
+                    <a:xfrm>
+                      <a:off x="0" y="0"/>
+                      <a:ext cx="4572000" cy="2537627"/>
+                    </a:xfrm>
+                    <a:prstGeom prst="rect">
+                      <a:avLst/>
+                    </a:prstGeom>
+                  </pic:spPr>
+                </pic:pic>
+              </a:graphicData>
+            </a:graphic>
+          </wp:inline>
+        </w:drawing>
+      </w:r>
+    </w:p>
+    <w:p>
+      <w:pPr>
+        <w:spacing w:before="40" w:after="80"/>
+        <w:jc w:val="center"/>
+      </w:pPr>
+      <w:r>
+        <w:rPr>
+          <w:b/>
+          <w:color w:val="000000"/>
+          <w:sz w:val="21"/>
+        </w:rPr>
+        <w:t xml:space="preserve">Rajah 4. Petikan video orientasi kursus SIM MARISMART (ilustrasi dijana AI; teks pada skrin bukan paparan sebenar sistem)</w:t>
       </w:r>
     </w:p>
     <w:p>
@@ -14843,6 +14900,161 @@
                 <w:sz w:val="17"/>
               </w:rPr>
               <w:t xml:space="preserve">Fungsi, istilah dan kandungan keselamatan diuji dan disemak oleh pengajar.</w:t>
+            </w:r>
+          </w:p>
+        </w:tc>
+        <w:tc>
+          <w:tcPr>
+            <w:tcW w:w="1008" w:type="dxa"/>
+            <w:tcMar>
+              <w:top w:w="70" w:type="dxa"/>
+              <w:left w:w="90" w:type="dxa"/>
+              <w:bottom w:w="70" w:type="dxa"/>
+              <w:right w:w="90" w:type="dxa"/>
+            </w:tcMar>
+            <w:vAlign w:val="center"/>
+          </w:tcPr>
+          <w:p>
+            <w:pPr>
+              <w:spacing w:after="0"/>
+            </w:pPr>
+            <w:r>
+              <w:rPr>
+                <w:strike/>
+                <w:color w:val="000000"/>
+                <w:sz w:val="17"/>
+              </w:rPr>
+              <w:t xml:space="preserve">Diubah &amp; Lulus</w:t>
+            </w:r>
+          </w:p>
+        </w:tc>
+      </w:tr>
+      <w:tr>
+        <w:trPr>
+          <w:jc w:val="center"/>
+        </w:trPr>
+        <w:tc>
+          <w:tcPr>
+            <w:tcW w:w="1224" w:type="dxa"/>
+            <w:tcMar>
+              <w:top w:w="70" w:type="dxa"/>
+              <w:left w:w="90" w:type="dxa"/>
+              <w:bottom w:w="70" w:type="dxa"/>
+              <w:right w:w="90" w:type="dxa"/>
+            </w:tcMar>
+            <w:vAlign w:val="center"/>
+          </w:tcPr>
+          <w:p>
+            <w:pPr>
+              <w:spacing w:after="0"/>
+            </w:pPr>
+            <w:r>
+              <w:rPr>
+                <w:color w:val="000000"/>
+                <w:sz w:val="17"/>
+              </w:rPr>
+              <w:t xml:space="preserve">01/10/2026</w:t>
+            </w:r>
+          </w:p>
+        </w:tc>
+        <w:tc>
+          <w:tcPr>
+            <w:tcW w:w="1584" w:type="dxa"/>
+            <w:tcMar>
+              <w:top w:w="70" w:type="dxa"/>
+              <w:left w:w="90" w:type="dxa"/>
+              <w:bottom w:w="70" w:type="dxa"/>
+              <w:right w:w="90" w:type="dxa"/>
+            </w:tcMar>
+            <w:vAlign w:val="center"/>
+          </w:tcPr>
+          <w:p>
+            <w:pPr>
+              <w:spacing w:after="0"/>
+            </w:pPr>
+            <w:r>
+              <w:rPr>
+                <w:color w:val="000000"/>
+                <w:sz w:val="17"/>
+                <w:highlight w:val="yellow"/>
+              </w:rPr>
+              <w:t xml:space="preserve">[ISI alat penjana video, contoh Google Flow / Veo]</w:t>
+            </w:r>
+          </w:p>
+        </w:tc>
+        <w:tc>
+          <w:tcPr>
+            <w:tcW w:w="2448" w:type="dxa"/>
+            <w:tcMar>
+              <w:top w:w="70" w:type="dxa"/>
+              <w:left w:w="90" w:type="dxa"/>
+              <w:bottom w:w="70" w:type="dxa"/>
+              <w:right w:w="90" w:type="dxa"/>
+            </w:tcMar>
+            <w:vAlign w:val="center"/>
+          </w:tcPr>
+          <w:p>
+            <w:pPr>
+              <w:spacing w:after="0"/>
+              <w:rPr>
+                <w:lang w:val="fi-FI"/>
+              </w:rPr>
+            </w:pPr>
+            <w:r>
+              <w:rPr>
+                <w:color w:val="000000"/>
+                <w:sz w:val="17"/>
+                <w:lang w:val="fi-FI"/>
+              </w:rPr>
+              <w:t xml:space="preserve">Menghasilkan 5 klip video orientasi kursus (pengenalan kursus, hasil pembelajaran, jam pembelajaran, cara guna MARISMART, penutup).</w:t>
+            </w:r>
+          </w:p>
+        </w:tc>
+        <w:tc>
+          <w:tcPr>
+            <w:tcW w:w="1584" w:type="dxa"/>
+            <w:tcMar>
+              <w:top w:w="70" w:type="dxa"/>
+              <w:left w:w="90" w:type="dxa"/>
+              <w:bottom w:w="70" w:type="dxa"/>
+              <w:right w:w="90" w:type="dxa"/>
+            </w:tcMar>
+            <w:vAlign w:val="center"/>
+          </w:tcPr>
+          <w:p>
+            <w:pPr>
+              <w:spacing w:after="0"/>
+            </w:pPr>
+            <w:r>
+              <w:rPr>
+                <w:color w:val="000000"/>
+                <w:sz w:val="17"/>
+              </w:rPr>
+              <w:t xml:space="preserve">Skrip orientasi kursus dan hasil pembelajaran SIM MARISMART.</w:t>
+            </w:r>
+          </w:p>
+        </w:tc>
+        <w:tc>
+          <w:tcPr>
+            <w:tcW w:w="2088" w:type="dxa"/>
+            <w:tcMar>
+              <w:top w:w="70" w:type="dxa"/>
+              <w:left w:w="90" w:type="dxa"/>
+              <w:bottom w:w="70" w:type="dxa"/>
+              <w:right w:w="90" w:type="dxa"/>
+            </w:tcMar>
+            <w:vAlign w:val="center"/>
+          </w:tcPr>
+          <w:p>
+            <w:pPr>
+              <w:spacing w:after="0"/>
+            </w:pPr>
+            <w:r>
+              <w:rPr>
+                <w:color w:val="000000"/>
+                <w:sz w:val="17"/>
+              </w:rPr>
+              <w:t xml:space="preserve">Kandungan disemak oleh pengajar; teks pada skrin yang tidak tepat dikenal pasti dan video dilabel sebagai dijana AI.</w:t>
             </w:r>
           </w:p>
         </w:tc>

--- a/output/MARISMART_AR_Laporan_Projek_MIPAC_TVET_2026_DIBETULKAN.docx
+++ b/output/MARISMART_AR_Laporan_Projek_MIPAC_TVET_2026_DIBETULKAN.docx
@@ -1,6 +1,6 @@
 
 <file path=word/document.xml><?xml version="1.0" encoding="utf-8"?>
-<w:document xmlns:wpc="http://schemas.microsoft.com/office/word/2010/wordprocessingCanvas" xmlns:cx="http://schemas.microsoft.com/office/drawing/2014/chartex" xmlns:cx1="http://schemas.microsoft.com/office/drawing/2015/9/8/chartex" xmlns:cx2="http://schemas.microsoft.com/office/drawing/2015/10/21/chartex" xmlns:cx3="http://schemas.microsoft.com/office/drawing/2016/5/9/chartex" xmlns:cx4="http://schemas.microsoft.com/office/drawing/2016/5/10/chartex" xmlns:cx5="http://schemas.microsoft.com/office/drawing/2016/5/11/chartex" xmlns:cx6="http://schemas.microsoft.com/office/drawing/2016/5/12/chartex" xmlns:cx7="http://schemas.microsoft.com/office/drawing/2016/5/13/chartex" xmlns:cx8="http://schemas.microsoft.com/office/drawing/2016/5/14/chartex" xmlns:mc="http://schemas.openxmlformats.org/markup-compatibility/2006" xmlns:aink="http://schemas.microsoft.com/office/drawing/2016/ink" xmlns:am3d="http://schemas.microsoft.com/office/drawing/2017/model3d" xmlns:o="urn:schemas-microsoft-com:office:office" xmlns:oel="http://schemas.microsoft.com/office/2019/extlst" xmlns:r="http://schemas.openxmlformats.org/officeDocument/2006/relationships" xmlns:m="http://schemas.openxmlformats.org/officeDocument/2006/math" xmlns:v="urn:schemas-microsoft-com:vml" xmlns:wp14="http://schemas.microsoft.com/office/word/2010/wordprocessingDrawing" xmlns:wp="http://schemas.openxmlformats.org/drawingml/2006/wordprocessingDrawing" xmlns:w10="urn:schemas-microsoft-com:office:word" xmlns:w="http://schemas.openxmlformats.org/wordprocessingml/2006/main" xmlns:w14="http://schemas.microsoft.com/office/word/2010/wordml" xmlns:w15="http://schemas.microsoft.com/office/word/2012/wordml" xmlns:w16cei="http://schemas.microsoft.com/office/word/2026/wordml/cei" xmlns:w16cex="http://schemas.microsoft.com/office/word/2018/wordml/cex" xmlns:w16cid="http://schemas.microsoft.com/office/word/2016/wordml/cid" xmlns:w16="http://schemas.microsoft.com/office/word/2018/wordml" xmlns:w16du="http://schemas.microsoft.com/office/word/2023/wordml/word16du" xmlns:w16sdtdh="http://schemas.microsoft.com/office/word/2020/wordml/sdtdatahash" xmlns:w16sdtfl="http://schemas.microsoft.com/office/word/2024/wordml/sdtformatlock" xmlns:w16se="http://schemas.microsoft.com/office/word/2015/wordml/symex" xmlns:wpg="http://schemas.microsoft.com/office/word/2010/wordprocessingGroup" xmlns:wpi="http://schemas.microsoft.com/office/word/2010/wordprocessingInk" xmlns:wne="http://schemas.microsoft.com/office/word/2006/wordml" xmlns:wps="http://schemas.microsoft.com/office/word/2010/wordprocessingShape" mc:Ignorable="w14 w15 w16se w16cid w16 w16cex w16sdtdh w16sdtfl w16du wp14">
+<w:document xmlns:wpc="http://schemas.microsoft.com/office/word/2010/wordprocessingCanvas" xmlns:cx="http://schemas.microsoft.com/office/drawing/2014/chartex" xmlns:cx1="http://schemas.microsoft.com/office/drawing/2015/9/8/chartex" xmlns:cx2="http://schemas.microsoft.com/office/drawing/2015/10/21/chartex" xmlns:cx3="http://schemas.microsoft.com/office/drawing/2016/5/9/chartex" xmlns:cx4="http://schemas.microsoft.com/office/drawing/2016/5/10/chartex" xmlns:cx5="http://schemas.microsoft.com/office/drawing/2016/5/11/chartex" xmlns:cx6="http://schemas.microsoft.com/office/drawing/2016/5/12/chartex" xmlns:cx7="http://schemas.microsoft.com/office/drawing/2016/5/13/chartex" xmlns:cx8="http://schemas.microsoft.com/office/drawing/2016/5/14/chartex" xmlns:mc="http://schemas.openxmlformats.org/markup-compatibility/2006" xmlns:aink="http://schemas.microsoft.com/office/drawing/2016/ink" xmlns:am3d="http://schemas.microsoft.com/office/drawing/2017/model3d" xmlns:o="urn:schemas-microsoft-com:office:office" xmlns:oel="http://schemas.microsoft.com/office/2019/extlst" xmlns:r="http://schemas.openxmlformats.org/officeDocument/2006/relationships" xmlns:m="http://schemas.openxmlformats.org/officeDocument/2006/math" xmlns:v="urn:schemas-microsoft-com:vml" xmlns:wp14="http://schemas.microsoft.com/office/word/2010/wordprocessingDrawing" xmlns:wp="http://schemas.openxmlformats.org/drawingml/2006/wordprocessingDrawing" xmlns:w10="urn:schemas-microsoft-com:office:word" xmlns:w="http://schemas.openxmlformats.org/wordprocessingml/2006/main" xmlns:w14="http://schemas.microsoft.com/office/word/2010/wordml" xmlns:w15="http://schemas.microsoft.com/office/word/2012/wordml" xmlns:w16cex="http://schemas.microsoft.com/office/word/2018/wordml/cex" xmlns:w16cid="http://schemas.microsoft.com/office/word/2016/wordml/cid" xmlns:w16="http://schemas.microsoft.com/office/word/2018/wordml" xmlns:w16du="http://schemas.microsoft.com/office/word/2023/wordml/word16du" xmlns:w16sdtdh="http://schemas.microsoft.com/office/word/2020/wordml/sdtdatahash" xmlns:w16sdtfl="http://schemas.microsoft.com/office/word/2024/wordml/sdtformatlock" xmlns:w16se="http://schemas.microsoft.com/office/word/2015/wordml/symex" xmlns:wpg="http://schemas.microsoft.com/office/word/2010/wordprocessingGroup" xmlns:wpi="http://schemas.microsoft.com/office/word/2010/wordprocessingInk" xmlns:wne="http://schemas.microsoft.com/office/word/2006/wordml" xmlns:wps="http://schemas.microsoft.com/office/word/2010/wordprocessingShape" mc:Ignorable="w14 w15 w16se w16cid w16 w16cex w16sdtdh w16sdtfl w16du wp14">
   <w:body>
     <w:p/>
     <w:p>
@@ -170,7 +170,11 @@
       </w:pPr>
       <w:r>
         <w:fldChar w:fldCharType="begin"/>
+      </w:r>
+      <w:r>
         <w:instrText>TOC \o "1-2" \h \z \u</w:instrText>
+      </w:r>
+      <w:r>
         <w:fldChar w:fldCharType="separate"/>
       </w:r>
       <w:hyperlink w:anchor="_Toc240827270" w:history="1">
@@ -187,10 +191,46 @@
             <w:webHidden/>
           </w:rPr>
           <w:tab/>
+        </w:r>
+        <w:r>
+          <w:rPr>
+            <w:noProof/>
+            <w:webHidden/>
+          </w:rPr>
           <w:fldChar w:fldCharType="begin"/>
+        </w:r>
+        <w:r>
+          <w:rPr>
+            <w:noProof/>
+            <w:webHidden/>
+          </w:rPr>
           <w:instrText xml:space="preserve"> PAGEREF _Toc240827270 \h </w:instrText>
+        </w:r>
+        <w:r>
+          <w:rPr>
+            <w:noProof/>
+            <w:webHidden/>
+          </w:rPr>
+        </w:r>
+        <w:r>
+          <w:rPr>
+            <w:noProof/>
+            <w:webHidden/>
+          </w:rPr>
           <w:fldChar w:fldCharType="separate"/>
+        </w:r>
+        <w:r>
+          <w:rPr>
+            <w:noProof/>
+            <w:webHidden/>
+          </w:rPr>
           <w:t>4</w:t>
+        </w:r>
+        <w:r>
+          <w:rPr>
+            <w:noProof/>
+            <w:webHidden/>
+          </w:rPr>
           <w:fldChar w:fldCharType="end"/>
         </w:r>
       </w:hyperlink>
@@ -219,10 +259,46 @@
             <w:webHidden/>
           </w:rPr>
           <w:tab/>
+        </w:r>
+        <w:r>
+          <w:rPr>
+            <w:noProof/>
+            <w:webHidden/>
+          </w:rPr>
           <w:fldChar w:fldCharType="begin"/>
+        </w:r>
+        <w:r>
+          <w:rPr>
+            <w:noProof/>
+            <w:webHidden/>
+          </w:rPr>
           <w:instrText xml:space="preserve"> PAGEREF _Toc240827271 \h </w:instrText>
+        </w:r>
+        <w:r>
+          <w:rPr>
+            <w:noProof/>
+            <w:webHidden/>
+          </w:rPr>
+        </w:r>
+        <w:r>
+          <w:rPr>
+            <w:noProof/>
+            <w:webHidden/>
+          </w:rPr>
           <w:fldChar w:fldCharType="separate"/>
+        </w:r>
+        <w:r>
+          <w:rPr>
+            <w:noProof/>
+            <w:webHidden/>
+          </w:rPr>
           <w:t>4</w:t>
+        </w:r>
+        <w:r>
+          <w:rPr>
+            <w:noProof/>
+            <w:webHidden/>
+          </w:rPr>
           <w:fldChar w:fldCharType="end"/>
         </w:r>
       </w:hyperlink>
@@ -251,10 +327,46 @@
             <w:webHidden/>
           </w:rPr>
           <w:tab/>
+        </w:r>
+        <w:r>
+          <w:rPr>
+            <w:noProof/>
+            <w:webHidden/>
+          </w:rPr>
           <w:fldChar w:fldCharType="begin"/>
+        </w:r>
+        <w:r>
+          <w:rPr>
+            <w:noProof/>
+            <w:webHidden/>
+          </w:rPr>
           <w:instrText xml:space="preserve"> PAGEREF _Toc240827272 \h </w:instrText>
+        </w:r>
+        <w:r>
+          <w:rPr>
+            <w:noProof/>
+            <w:webHidden/>
+          </w:rPr>
+        </w:r>
+        <w:r>
+          <w:rPr>
+            <w:noProof/>
+            <w:webHidden/>
+          </w:rPr>
           <w:fldChar w:fldCharType="separate"/>
+        </w:r>
+        <w:r>
+          <w:rPr>
+            <w:noProof/>
+            <w:webHidden/>
+          </w:rPr>
           <w:t>4</w:t>
+        </w:r>
+        <w:r>
+          <w:rPr>
+            <w:noProof/>
+            <w:webHidden/>
+          </w:rPr>
           <w:fldChar w:fldCharType="end"/>
         </w:r>
       </w:hyperlink>
@@ -283,10 +395,46 @@
             <w:webHidden/>
           </w:rPr>
           <w:tab/>
+        </w:r>
+        <w:r>
+          <w:rPr>
+            <w:noProof/>
+            <w:webHidden/>
+          </w:rPr>
           <w:fldChar w:fldCharType="begin"/>
+        </w:r>
+        <w:r>
+          <w:rPr>
+            <w:noProof/>
+            <w:webHidden/>
+          </w:rPr>
           <w:instrText xml:space="preserve"> PAGEREF _Toc240827273 \h </w:instrText>
+        </w:r>
+        <w:r>
+          <w:rPr>
+            <w:noProof/>
+            <w:webHidden/>
+          </w:rPr>
+        </w:r>
+        <w:r>
+          <w:rPr>
+            <w:noProof/>
+            <w:webHidden/>
+          </w:rPr>
           <w:fldChar w:fldCharType="separate"/>
+        </w:r>
+        <w:r>
+          <w:rPr>
+            <w:noProof/>
+            <w:webHidden/>
+          </w:rPr>
           <w:t>4</w:t>
+        </w:r>
+        <w:r>
+          <w:rPr>
+            <w:noProof/>
+            <w:webHidden/>
+          </w:rPr>
           <w:fldChar w:fldCharType="end"/>
         </w:r>
       </w:hyperlink>
@@ -315,10 +463,46 @@
             <w:webHidden/>
           </w:rPr>
           <w:tab/>
+        </w:r>
+        <w:r>
+          <w:rPr>
+            <w:noProof/>
+            <w:webHidden/>
+          </w:rPr>
           <w:fldChar w:fldCharType="begin"/>
+        </w:r>
+        <w:r>
+          <w:rPr>
+            <w:noProof/>
+            <w:webHidden/>
+          </w:rPr>
           <w:instrText xml:space="preserve"> PAGEREF _Toc240827274 \h </w:instrText>
+        </w:r>
+        <w:r>
+          <w:rPr>
+            <w:noProof/>
+            <w:webHidden/>
+          </w:rPr>
+        </w:r>
+        <w:r>
+          <w:rPr>
+            <w:noProof/>
+            <w:webHidden/>
+          </w:rPr>
           <w:fldChar w:fldCharType="separate"/>
+        </w:r>
+        <w:r>
+          <w:rPr>
+            <w:noProof/>
+            <w:webHidden/>
+          </w:rPr>
           <w:t>5</w:t>
+        </w:r>
+        <w:r>
+          <w:rPr>
+            <w:noProof/>
+            <w:webHidden/>
+          </w:rPr>
           <w:fldChar w:fldCharType="end"/>
         </w:r>
       </w:hyperlink>
@@ -347,10 +531,46 @@
             <w:webHidden/>
           </w:rPr>
           <w:tab/>
+        </w:r>
+        <w:r>
+          <w:rPr>
+            <w:noProof/>
+            <w:webHidden/>
+          </w:rPr>
           <w:fldChar w:fldCharType="begin"/>
+        </w:r>
+        <w:r>
+          <w:rPr>
+            <w:noProof/>
+            <w:webHidden/>
+          </w:rPr>
           <w:instrText xml:space="preserve"> PAGEREF _Toc240827275 \h </w:instrText>
+        </w:r>
+        <w:r>
+          <w:rPr>
+            <w:noProof/>
+            <w:webHidden/>
+          </w:rPr>
+        </w:r>
+        <w:r>
+          <w:rPr>
+            <w:noProof/>
+            <w:webHidden/>
+          </w:rPr>
           <w:fldChar w:fldCharType="separate"/>
+        </w:r>
+        <w:r>
+          <w:rPr>
+            <w:noProof/>
+            <w:webHidden/>
+          </w:rPr>
           <w:t>5</w:t>
+        </w:r>
+        <w:r>
+          <w:rPr>
+            <w:noProof/>
+            <w:webHidden/>
+          </w:rPr>
           <w:fldChar w:fldCharType="end"/>
         </w:r>
       </w:hyperlink>
@@ -379,10 +599,46 @@
             <w:webHidden/>
           </w:rPr>
           <w:tab/>
+        </w:r>
+        <w:r>
+          <w:rPr>
+            <w:noProof/>
+            <w:webHidden/>
+          </w:rPr>
           <w:fldChar w:fldCharType="begin"/>
+        </w:r>
+        <w:r>
+          <w:rPr>
+            <w:noProof/>
+            <w:webHidden/>
+          </w:rPr>
           <w:instrText xml:space="preserve"> PAGEREF _Toc240827276 \h </w:instrText>
+        </w:r>
+        <w:r>
+          <w:rPr>
+            <w:noProof/>
+            <w:webHidden/>
+          </w:rPr>
+        </w:r>
+        <w:r>
+          <w:rPr>
+            <w:noProof/>
+            <w:webHidden/>
+          </w:rPr>
           <w:fldChar w:fldCharType="separate"/>
+        </w:r>
+        <w:r>
+          <w:rPr>
+            <w:noProof/>
+            <w:webHidden/>
+          </w:rPr>
           <w:t>5</w:t>
+        </w:r>
+        <w:r>
+          <w:rPr>
+            <w:noProof/>
+            <w:webHidden/>
+          </w:rPr>
           <w:fldChar w:fldCharType="end"/>
         </w:r>
       </w:hyperlink>
@@ -411,10 +667,46 @@
             <w:webHidden/>
           </w:rPr>
           <w:tab/>
+        </w:r>
+        <w:r>
+          <w:rPr>
+            <w:noProof/>
+            <w:webHidden/>
+          </w:rPr>
           <w:fldChar w:fldCharType="begin"/>
+        </w:r>
+        <w:r>
+          <w:rPr>
+            <w:noProof/>
+            <w:webHidden/>
+          </w:rPr>
           <w:instrText xml:space="preserve"> PAGEREF _Toc240827277 \h </w:instrText>
+        </w:r>
+        <w:r>
+          <w:rPr>
+            <w:noProof/>
+            <w:webHidden/>
+          </w:rPr>
+        </w:r>
+        <w:r>
+          <w:rPr>
+            <w:noProof/>
+            <w:webHidden/>
+          </w:rPr>
           <w:fldChar w:fldCharType="separate"/>
+        </w:r>
+        <w:r>
+          <w:rPr>
+            <w:noProof/>
+            <w:webHidden/>
+          </w:rPr>
           <w:t>5</w:t>
+        </w:r>
+        <w:r>
+          <w:rPr>
+            <w:noProof/>
+            <w:webHidden/>
+          </w:rPr>
           <w:fldChar w:fldCharType="end"/>
         </w:r>
       </w:hyperlink>
@@ -443,10 +735,46 @@
             <w:webHidden/>
           </w:rPr>
           <w:tab/>
+        </w:r>
+        <w:r>
+          <w:rPr>
+            <w:noProof/>
+            <w:webHidden/>
+          </w:rPr>
           <w:fldChar w:fldCharType="begin"/>
+        </w:r>
+        <w:r>
+          <w:rPr>
+            <w:noProof/>
+            <w:webHidden/>
+          </w:rPr>
           <w:instrText xml:space="preserve"> PAGEREF _Toc240827278 \h </w:instrText>
+        </w:r>
+        <w:r>
+          <w:rPr>
+            <w:noProof/>
+            <w:webHidden/>
+          </w:rPr>
+        </w:r>
+        <w:r>
+          <w:rPr>
+            <w:noProof/>
+            <w:webHidden/>
+          </w:rPr>
           <w:fldChar w:fldCharType="separate"/>
+        </w:r>
+        <w:r>
+          <w:rPr>
+            <w:noProof/>
+            <w:webHidden/>
+          </w:rPr>
           <w:t>6</w:t>
+        </w:r>
+        <w:r>
+          <w:rPr>
+            <w:noProof/>
+            <w:webHidden/>
+          </w:rPr>
           <w:fldChar w:fldCharType="end"/>
         </w:r>
       </w:hyperlink>
@@ -475,10 +803,46 @@
             <w:webHidden/>
           </w:rPr>
           <w:tab/>
+        </w:r>
+        <w:r>
+          <w:rPr>
+            <w:noProof/>
+            <w:webHidden/>
+          </w:rPr>
           <w:fldChar w:fldCharType="begin"/>
+        </w:r>
+        <w:r>
+          <w:rPr>
+            <w:noProof/>
+            <w:webHidden/>
+          </w:rPr>
           <w:instrText xml:space="preserve"> PAGEREF _Toc240827279 \h </w:instrText>
+        </w:r>
+        <w:r>
+          <w:rPr>
+            <w:noProof/>
+            <w:webHidden/>
+          </w:rPr>
+        </w:r>
+        <w:r>
+          <w:rPr>
+            <w:noProof/>
+            <w:webHidden/>
+          </w:rPr>
           <w:fldChar w:fldCharType="separate"/>
+        </w:r>
+        <w:r>
+          <w:rPr>
+            <w:noProof/>
+            <w:webHidden/>
+          </w:rPr>
           <w:t>6</w:t>
+        </w:r>
+        <w:r>
+          <w:rPr>
+            <w:noProof/>
+            <w:webHidden/>
+          </w:rPr>
           <w:fldChar w:fldCharType="end"/>
         </w:r>
       </w:hyperlink>
@@ -507,10 +871,46 @@
             <w:webHidden/>
           </w:rPr>
           <w:tab/>
+        </w:r>
+        <w:r>
+          <w:rPr>
+            <w:noProof/>
+            <w:webHidden/>
+          </w:rPr>
           <w:fldChar w:fldCharType="begin"/>
+        </w:r>
+        <w:r>
+          <w:rPr>
+            <w:noProof/>
+            <w:webHidden/>
+          </w:rPr>
           <w:instrText xml:space="preserve"> PAGEREF _Toc240827280 \h </w:instrText>
+        </w:r>
+        <w:r>
+          <w:rPr>
+            <w:noProof/>
+            <w:webHidden/>
+          </w:rPr>
+        </w:r>
+        <w:r>
+          <w:rPr>
+            <w:noProof/>
+            <w:webHidden/>
+          </w:rPr>
           <w:fldChar w:fldCharType="separate"/>
+        </w:r>
+        <w:r>
+          <w:rPr>
+            <w:noProof/>
+            <w:webHidden/>
+          </w:rPr>
           <w:t>6</w:t>
+        </w:r>
+        <w:r>
+          <w:rPr>
+            <w:noProof/>
+            <w:webHidden/>
+          </w:rPr>
           <w:fldChar w:fldCharType="end"/>
         </w:r>
       </w:hyperlink>
@@ -539,10 +939,46 @@
             <w:webHidden/>
           </w:rPr>
           <w:tab/>
+        </w:r>
+        <w:r>
+          <w:rPr>
+            <w:noProof/>
+            <w:webHidden/>
+          </w:rPr>
           <w:fldChar w:fldCharType="begin"/>
+        </w:r>
+        <w:r>
+          <w:rPr>
+            <w:noProof/>
+            <w:webHidden/>
+          </w:rPr>
           <w:instrText xml:space="preserve"> PAGEREF _Toc240827281 \h </w:instrText>
+        </w:r>
+        <w:r>
+          <w:rPr>
+            <w:noProof/>
+            <w:webHidden/>
+          </w:rPr>
+        </w:r>
+        <w:r>
+          <w:rPr>
+            <w:noProof/>
+            <w:webHidden/>
+          </w:rPr>
           <w:fldChar w:fldCharType="separate"/>
+        </w:r>
+        <w:r>
+          <w:rPr>
+            <w:noProof/>
+            <w:webHidden/>
+          </w:rPr>
           <w:t>6</w:t>
+        </w:r>
+        <w:r>
+          <w:rPr>
+            <w:noProof/>
+            <w:webHidden/>
+          </w:rPr>
           <w:fldChar w:fldCharType="end"/>
         </w:r>
       </w:hyperlink>
@@ -571,10 +1007,46 @@
             <w:webHidden/>
           </w:rPr>
           <w:tab/>
+        </w:r>
+        <w:r>
+          <w:rPr>
+            <w:noProof/>
+            <w:webHidden/>
+          </w:rPr>
           <w:fldChar w:fldCharType="begin"/>
+        </w:r>
+        <w:r>
+          <w:rPr>
+            <w:noProof/>
+            <w:webHidden/>
+          </w:rPr>
           <w:instrText xml:space="preserve"> PAGEREF _Toc240827282 \h </w:instrText>
+        </w:r>
+        <w:r>
+          <w:rPr>
+            <w:noProof/>
+            <w:webHidden/>
+          </w:rPr>
+        </w:r>
+        <w:r>
+          <w:rPr>
+            <w:noProof/>
+            <w:webHidden/>
+          </w:rPr>
           <w:fldChar w:fldCharType="separate"/>
+        </w:r>
+        <w:r>
+          <w:rPr>
+            <w:noProof/>
+            <w:webHidden/>
+          </w:rPr>
           <w:t>7</w:t>
+        </w:r>
+        <w:r>
+          <w:rPr>
+            <w:noProof/>
+            <w:webHidden/>
+          </w:rPr>
           <w:fldChar w:fldCharType="end"/>
         </w:r>
       </w:hyperlink>
@@ -603,10 +1075,46 @@
             <w:webHidden/>
           </w:rPr>
           <w:tab/>
+        </w:r>
+        <w:r>
+          <w:rPr>
+            <w:noProof/>
+            <w:webHidden/>
+          </w:rPr>
           <w:fldChar w:fldCharType="begin"/>
+        </w:r>
+        <w:r>
+          <w:rPr>
+            <w:noProof/>
+            <w:webHidden/>
+          </w:rPr>
           <w:instrText xml:space="preserve"> PAGEREF _Toc240827283 \h </w:instrText>
+        </w:r>
+        <w:r>
+          <w:rPr>
+            <w:noProof/>
+            <w:webHidden/>
+          </w:rPr>
+        </w:r>
+        <w:r>
+          <w:rPr>
+            <w:noProof/>
+            <w:webHidden/>
+          </w:rPr>
           <w:fldChar w:fldCharType="separate"/>
+        </w:r>
+        <w:r>
+          <w:rPr>
+            <w:noProof/>
+            <w:webHidden/>
+          </w:rPr>
           <w:t>7</w:t>
+        </w:r>
+        <w:r>
+          <w:rPr>
+            <w:noProof/>
+            <w:webHidden/>
+          </w:rPr>
           <w:fldChar w:fldCharType="end"/>
         </w:r>
       </w:hyperlink>
@@ -635,10 +1143,46 @@
             <w:webHidden/>
           </w:rPr>
           <w:tab/>
+        </w:r>
+        <w:r>
+          <w:rPr>
+            <w:noProof/>
+            <w:webHidden/>
+          </w:rPr>
           <w:fldChar w:fldCharType="begin"/>
+        </w:r>
+        <w:r>
+          <w:rPr>
+            <w:noProof/>
+            <w:webHidden/>
+          </w:rPr>
           <w:instrText xml:space="preserve"> PAGEREF _Toc240827284 \h </w:instrText>
+        </w:r>
+        <w:r>
+          <w:rPr>
+            <w:noProof/>
+            <w:webHidden/>
+          </w:rPr>
+        </w:r>
+        <w:r>
+          <w:rPr>
+            <w:noProof/>
+            <w:webHidden/>
+          </w:rPr>
           <w:fldChar w:fldCharType="separate"/>
+        </w:r>
+        <w:r>
+          <w:rPr>
+            <w:noProof/>
+            <w:webHidden/>
+          </w:rPr>
           <w:t>7</w:t>
+        </w:r>
+        <w:r>
+          <w:rPr>
+            <w:noProof/>
+            <w:webHidden/>
+          </w:rPr>
           <w:fldChar w:fldCharType="end"/>
         </w:r>
       </w:hyperlink>
@@ -667,10 +1211,46 @@
             <w:webHidden/>
           </w:rPr>
           <w:tab/>
+        </w:r>
+        <w:r>
+          <w:rPr>
+            <w:noProof/>
+            <w:webHidden/>
+          </w:rPr>
           <w:fldChar w:fldCharType="begin"/>
+        </w:r>
+        <w:r>
+          <w:rPr>
+            <w:noProof/>
+            <w:webHidden/>
+          </w:rPr>
           <w:instrText xml:space="preserve"> PAGEREF _Toc240827285 \h </w:instrText>
+        </w:r>
+        <w:r>
+          <w:rPr>
+            <w:noProof/>
+            <w:webHidden/>
+          </w:rPr>
+        </w:r>
+        <w:r>
+          <w:rPr>
+            <w:noProof/>
+            <w:webHidden/>
+          </w:rPr>
           <w:fldChar w:fldCharType="separate"/>
+        </w:r>
+        <w:r>
+          <w:rPr>
+            <w:noProof/>
+            <w:webHidden/>
+          </w:rPr>
           <w:t>7</w:t>
+        </w:r>
+        <w:r>
+          <w:rPr>
+            <w:noProof/>
+            <w:webHidden/>
+          </w:rPr>
           <w:fldChar w:fldCharType="end"/>
         </w:r>
       </w:hyperlink>
@@ -699,10 +1279,46 @@
             <w:webHidden/>
           </w:rPr>
           <w:tab/>
+        </w:r>
+        <w:r>
+          <w:rPr>
+            <w:noProof/>
+            <w:webHidden/>
+          </w:rPr>
           <w:fldChar w:fldCharType="begin"/>
+        </w:r>
+        <w:r>
+          <w:rPr>
+            <w:noProof/>
+            <w:webHidden/>
+          </w:rPr>
           <w:instrText xml:space="preserve"> PAGEREF _Toc240827286 \h </w:instrText>
+        </w:r>
+        <w:r>
+          <w:rPr>
+            <w:noProof/>
+            <w:webHidden/>
+          </w:rPr>
+        </w:r>
+        <w:r>
+          <w:rPr>
+            <w:noProof/>
+            <w:webHidden/>
+          </w:rPr>
           <w:fldChar w:fldCharType="separate"/>
+        </w:r>
+        <w:r>
+          <w:rPr>
+            <w:noProof/>
+            <w:webHidden/>
+          </w:rPr>
           <w:t>8</w:t>
+        </w:r>
+        <w:r>
+          <w:rPr>
+            <w:noProof/>
+            <w:webHidden/>
+          </w:rPr>
           <w:fldChar w:fldCharType="end"/>
         </w:r>
       </w:hyperlink>
@@ -731,10 +1347,46 @@
             <w:webHidden/>
           </w:rPr>
           <w:tab/>
+        </w:r>
+        <w:r>
+          <w:rPr>
+            <w:noProof/>
+            <w:webHidden/>
+          </w:rPr>
           <w:fldChar w:fldCharType="begin"/>
+        </w:r>
+        <w:r>
+          <w:rPr>
+            <w:noProof/>
+            <w:webHidden/>
+          </w:rPr>
           <w:instrText xml:space="preserve"> PAGEREF _Toc240827287 \h </w:instrText>
+        </w:r>
+        <w:r>
+          <w:rPr>
+            <w:noProof/>
+            <w:webHidden/>
+          </w:rPr>
+        </w:r>
+        <w:r>
+          <w:rPr>
+            <w:noProof/>
+            <w:webHidden/>
+          </w:rPr>
           <w:fldChar w:fldCharType="separate"/>
+        </w:r>
+        <w:r>
+          <w:rPr>
+            <w:noProof/>
+            <w:webHidden/>
+          </w:rPr>
           <w:t>8</w:t>
+        </w:r>
+        <w:r>
+          <w:rPr>
+            <w:noProof/>
+            <w:webHidden/>
+          </w:rPr>
           <w:fldChar w:fldCharType="end"/>
         </w:r>
       </w:hyperlink>
@@ -763,10 +1415,46 @@
             <w:webHidden/>
           </w:rPr>
           <w:tab/>
+        </w:r>
+        <w:r>
+          <w:rPr>
+            <w:noProof/>
+            <w:webHidden/>
+          </w:rPr>
           <w:fldChar w:fldCharType="begin"/>
+        </w:r>
+        <w:r>
+          <w:rPr>
+            <w:noProof/>
+            <w:webHidden/>
+          </w:rPr>
           <w:instrText xml:space="preserve"> PAGEREF _Toc240827288 \h </w:instrText>
+        </w:r>
+        <w:r>
+          <w:rPr>
+            <w:noProof/>
+            <w:webHidden/>
+          </w:rPr>
+        </w:r>
+        <w:r>
+          <w:rPr>
+            <w:noProof/>
+            <w:webHidden/>
+          </w:rPr>
           <w:fldChar w:fldCharType="separate"/>
+        </w:r>
+        <w:r>
+          <w:rPr>
+            <w:noProof/>
+            <w:webHidden/>
+          </w:rPr>
           <w:t>8</w:t>
+        </w:r>
+        <w:r>
+          <w:rPr>
+            <w:noProof/>
+            <w:webHidden/>
+          </w:rPr>
           <w:fldChar w:fldCharType="end"/>
         </w:r>
       </w:hyperlink>
@@ -795,10 +1483,46 @@
             <w:webHidden/>
           </w:rPr>
           <w:tab/>
+        </w:r>
+        <w:r>
+          <w:rPr>
+            <w:noProof/>
+            <w:webHidden/>
+          </w:rPr>
           <w:fldChar w:fldCharType="begin"/>
+        </w:r>
+        <w:r>
+          <w:rPr>
+            <w:noProof/>
+            <w:webHidden/>
+          </w:rPr>
           <w:instrText xml:space="preserve"> PAGEREF _Toc240827289 \h </w:instrText>
+        </w:r>
+        <w:r>
+          <w:rPr>
+            <w:noProof/>
+            <w:webHidden/>
+          </w:rPr>
+        </w:r>
+        <w:r>
+          <w:rPr>
+            <w:noProof/>
+            <w:webHidden/>
+          </w:rPr>
           <w:fldChar w:fldCharType="separate"/>
+        </w:r>
+        <w:r>
+          <w:rPr>
+            <w:noProof/>
+            <w:webHidden/>
+          </w:rPr>
           <w:t>9</w:t>
+        </w:r>
+        <w:r>
+          <w:rPr>
+            <w:noProof/>
+            <w:webHidden/>
+          </w:rPr>
           <w:fldChar w:fldCharType="end"/>
         </w:r>
       </w:hyperlink>
@@ -827,10 +1551,46 @@
             <w:webHidden/>
           </w:rPr>
           <w:tab/>
+        </w:r>
+        <w:r>
+          <w:rPr>
+            <w:noProof/>
+            <w:webHidden/>
+          </w:rPr>
           <w:fldChar w:fldCharType="begin"/>
+        </w:r>
+        <w:r>
+          <w:rPr>
+            <w:noProof/>
+            <w:webHidden/>
+          </w:rPr>
           <w:instrText xml:space="preserve"> PAGEREF _Toc240827290 \h </w:instrText>
+        </w:r>
+        <w:r>
+          <w:rPr>
+            <w:noProof/>
+            <w:webHidden/>
+          </w:rPr>
+        </w:r>
+        <w:r>
+          <w:rPr>
+            <w:noProof/>
+            <w:webHidden/>
+          </w:rPr>
           <w:fldChar w:fldCharType="separate"/>
+        </w:r>
+        <w:r>
+          <w:rPr>
+            <w:noProof/>
+            <w:webHidden/>
+          </w:rPr>
           <w:t>9</w:t>
+        </w:r>
+        <w:r>
+          <w:rPr>
+            <w:noProof/>
+            <w:webHidden/>
+          </w:rPr>
           <w:fldChar w:fldCharType="end"/>
         </w:r>
       </w:hyperlink>
@@ -859,10 +1619,46 @@
             <w:webHidden/>
           </w:rPr>
           <w:tab/>
+        </w:r>
+        <w:r>
+          <w:rPr>
+            <w:noProof/>
+            <w:webHidden/>
+          </w:rPr>
           <w:fldChar w:fldCharType="begin"/>
+        </w:r>
+        <w:r>
+          <w:rPr>
+            <w:noProof/>
+            <w:webHidden/>
+          </w:rPr>
           <w:instrText xml:space="preserve"> PAGEREF _Toc240827291 \h </w:instrText>
+        </w:r>
+        <w:r>
+          <w:rPr>
+            <w:noProof/>
+            <w:webHidden/>
+          </w:rPr>
+        </w:r>
+        <w:r>
+          <w:rPr>
+            <w:noProof/>
+            <w:webHidden/>
+          </w:rPr>
           <w:fldChar w:fldCharType="separate"/>
+        </w:r>
+        <w:r>
+          <w:rPr>
+            <w:noProof/>
+            <w:webHidden/>
+          </w:rPr>
           <w:t>10</w:t>
+        </w:r>
+        <w:r>
+          <w:rPr>
+            <w:noProof/>
+            <w:webHidden/>
+          </w:rPr>
           <w:fldChar w:fldCharType="end"/>
         </w:r>
       </w:hyperlink>
@@ -891,10 +1687,46 @@
             <w:webHidden/>
           </w:rPr>
           <w:tab/>
+        </w:r>
+        <w:r>
+          <w:rPr>
+            <w:noProof/>
+            <w:webHidden/>
+          </w:rPr>
           <w:fldChar w:fldCharType="begin"/>
+        </w:r>
+        <w:r>
+          <w:rPr>
+            <w:noProof/>
+            <w:webHidden/>
+          </w:rPr>
           <w:instrText xml:space="preserve"> PAGEREF _Toc240827292 \h </w:instrText>
+        </w:r>
+        <w:r>
+          <w:rPr>
+            <w:noProof/>
+            <w:webHidden/>
+          </w:rPr>
+        </w:r>
+        <w:r>
+          <w:rPr>
+            <w:noProof/>
+            <w:webHidden/>
+          </w:rPr>
           <w:fldChar w:fldCharType="separate"/>
+        </w:r>
+        <w:r>
+          <w:rPr>
+            <w:noProof/>
+            <w:webHidden/>
+          </w:rPr>
           <w:t>10</w:t>
+        </w:r>
+        <w:r>
+          <w:rPr>
+            <w:noProof/>
+            <w:webHidden/>
+          </w:rPr>
           <w:fldChar w:fldCharType="end"/>
         </w:r>
       </w:hyperlink>
@@ -923,10 +1755,46 @@
             <w:webHidden/>
           </w:rPr>
           <w:tab/>
+        </w:r>
+        <w:r>
+          <w:rPr>
+            <w:noProof/>
+            <w:webHidden/>
+          </w:rPr>
           <w:fldChar w:fldCharType="begin"/>
+        </w:r>
+        <w:r>
+          <w:rPr>
+            <w:noProof/>
+            <w:webHidden/>
+          </w:rPr>
           <w:instrText xml:space="preserve"> PAGEREF _Toc240827293 \h </w:instrText>
+        </w:r>
+        <w:r>
+          <w:rPr>
+            <w:noProof/>
+            <w:webHidden/>
+          </w:rPr>
+        </w:r>
+        <w:r>
+          <w:rPr>
+            <w:noProof/>
+            <w:webHidden/>
+          </w:rPr>
           <w:fldChar w:fldCharType="separate"/>
+        </w:r>
+        <w:r>
+          <w:rPr>
+            <w:noProof/>
+            <w:webHidden/>
+          </w:rPr>
           <w:t>10</w:t>
+        </w:r>
+        <w:r>
+          <w:rPr>
+            <w:noProof/>
+            <w:webHidden/>
+          </w:rPr>
           <w:fldChar w:fldCharType="end"/>
         </w:r>
       </w:hyperlink>
@@ -955,10 +1823,46 @@
             <w:webHidden/>
           </w:rPr>
           <w:tab/>
+        </w:r>
+        <w:r>
+          <w:rPr>
+            <w:noProof/>
+            <w:webHidden/>
+          </w:rPr>
           <w:fldChar w:fldCharType="begin"/>
+        </w:r>
+        <w:r>
+          <w:rPr>
+            <w:noProof/>
+            <w:webHidden/>
+          </w:rPr>
           <w:instrText xml:space="preserve"> PAGEREF _Toc240827294 \h </w:instrText>
+        </w:r>
+        <w:r>
+          <w:rPr>
+            <w:noProof/>
+            <w:webHidden/>
+          </w:rPr>
+        </w:r>
+        <w:r>
+          <w:rPr>
+            <w:noProof/>
+            <w:webHidden/>
+          </w:rPr>
           <w:fldChar w:fldCharType="separate"/>
+        </w:r>
+        <w:r>
+          <w:rPr>
+            <w:noProof/>
+            <w:webHidden/>
+          </w:rPr>
           <w:t>10</w:t>
+        </w:r>
+        <w:r>
+          <w:rPr>
+            <w:noProof/>
+            <w:webHidden/>
+          </w:rPr>
           <w:fldChar w:fldCharType="end"/>
         </w:r>
       </w:hyperlink>
@@ -987,10 +1891,46 @@
             <w:webHidden/>
           </w:rPr>
           <w:tab/>
+        </w:r>
+        <w:r>
+          <w:rPr>
+            <w:noProof/>
+            <w:webHidden/>
+          </w:rPr>
           <w:fldChar w:fldCharType="begin"/>
+        </w:r>
+        <w:r>
+          <w:rPr>
+            <w:noProof/>
+            <w:webHidden/>
+          </w:rPr>
           <w:instrText xml:space="preserve"> PAGEREF _Toc240827295 \h </w:instrText>
+        </w:r>
+        <w:r>
+          <w:rPr>
+            <w:noProof/>
+            <w:webHidden/>
+          </w:rPr>
+        </w:r>
+        <w:r>
+          <w:rPr>
+            <w:noProof/>
+            <w:webHidden/>
+          </w:rPr>
           <w:fldChar w:fldCharType="separate"/>
+        </w:r>
+        <w:r>
+          <w:rPr>
+            <w:noProof/>
+            <w:webHidden/>
+          </w:rPr>
           <w:t>10</w:t>
+        </w:r>
+        <w:r>
+          <w:rPr>
+            <w:noProof/>
+            <w:webHidden/>
+          </w:rPr>
           <w:fldChar w:fldCharType="end"/>
         </w:r>
       </w:hyperlink>
@@ -1019,10 +1959,46 @@
             <w:webHidden/>
           </w:rPr>
           <w:tab/>
+        </w:r>
+        <w:r>
+          <w:rPr>
+            <w:noProof/>
+            <w:webHidden/>
+          </w:rPr>
           <w:fldChar w:fldCharType="begin"/>
+        </w:r>
+        <w:r>
+          <w:rPr>
+            <w:noProof/>
+            <w:webHidden/>
+          </w:rPr>
           <w:instrText xml:space="preserve"> PAGEREF _Toc240827296 \h </w:instrText>
+        </w:r>
+        <w:r>
+          <w:rPr>
+            <w:noProof/>
+            <w:webHidden/>
+          </w:rPr>
+        </w:r>
+        <w:r>
+          <w:rPr>
+            <w:noProof/>
+            <w:webHidden/>
+          </w:rPr>
           <w:fldChar w:fldCharType="separate"/>
+        </w:r>
+        <w:r>
+          <w:rPr>
+            <w:noProof/>
+            <w:webHidden/>
+          </w:rPr>
           <w:t>11</w:t>
+        </w:r>
+        <w:r>
+          <w:rPr>
+            <w:noProof/>
+            <w:webHidden/>
+          </w:rPr>
           <w:fldChar w:fldCharType="end"/>
         </w:r>
       </w:hyperlink>
@@ -1051,10 +2027,46 @@
             <w:webHidden/>
           </w:rPr>
           <w:tab/>
+        </w:r>
+        <w:r>
+          <w:rPr>
+            <w:noProof/>
+            <w:webHidden/>
+          </w:rPr>
           <w:fldChar w:fldCharType="begin"/>
+        </w:r>
+        <w:r>
+          <w:rPr>
+            <w:noProof/>
+            <w:webHidden/>
+          </w:rPr>
           <w:instrText xml:space="preserve"> PAGEREF _Toc240827297 \h </w:instrText>
+        </w:r>
+        <w:r>
+          <w:rPr>
+            <w:noProof/>
+            <w:webHidden/>
+          </w:rPr>
+        </w:r>
+        <w:r>
+          <w:rPr>
+            <w:noProof/>
+            <w:webHidden/>
+          </w:rPr>
           <w:fldChar w:fldCharType="separate"/>
+        </w:r>
+        <w:r>
+          <w:rPr>
+            <w:noProof/>
+            <w:webHidden/>
+          </w:rPr>
           <w:t>11</w:t>
+        </w:r>
+        <w:r>
+          <w:rPr>
+            <w:noProof/>
+            <w:webHidden/>
+          </w:rPr>
           <w:fldChar w:fldCharType="end"/>
         </w:r>
       </w:hyperlink>
@@ -1083,10 +2095,46 @@
             <w:webHidden/>
           </w:rPr>
           <w:tab/>
+        </w:r>
+        <w:r>
+          <w:rPr>
+            <w:noProof/>
+            <w:webHidden/>
+          </w:rPr>
           <w:fldChar w:fldCharType="begin"/>
+        </w:r>
+        <w:r>
+          <w:rPr>
+            <w:noProof/>
+            <w:webHidden/>
+          </w:rPr>
           <w:instrText xml:space="preserve"> PAGEREF _Toc240827298 \h </w:instrText>
+        </w:r>
+        <w:r>
+          <w:rPr>
+            <w:noProof/>
+            <w:webHidden/>
+          </w:rPr>
+        </w:r>
+        <w:r>
+          <w:rPr>
+            <w:noProof/>
+            <w:webHidden/>
+          </w:rPr>
           <w:fldChar w:fldCharType="separate"/>
+        </w:r>
+        <w:r>
+          <w:rPr>
+            <w:noProof/>
+            <w:webHidden/>
+          </w:rPr>
           <w:t>12</w:t>
+        </w:r>
+        <w:r>
+          <w:rPr>
+            <w:noProof/>
+            <w:webHidden/>
+          </w:rPr>
           <w:fldChar w:fldCharType="end"/>
         </w:r>
       </w:hyperlink>
@@ -1115,10 +2163,46 @@
             <w:webHidden/>
           </w:rPr>
           <w:tab/>
+        </w:r>
+        <w:r>
+          <w:rPr>
+            <w:noProof/>
+            <w:webHidden/>
+          </w:rPr>
           <w:fldChar w:fldCharType="begin"/>
+        </w:r>
+        <w:r>
+          <w:rPr>
+            <w:noProof/>
+            <w:webHidden/>
+          </w:rPr>
           <w:instrText xml:space="preserve"> PAGEREF _Toc240827299 \h </w:instrText>
+        </w:r>
+        <w:r>
+          <w:rPr>
+            <w:noProof/>
+            <w:webHidden/>
+          </w:rPr>
+        </w:r>
+        <w:r>
+          <w:rPr>
+            <w:noProof/>
+            <w:webHidden/>
+          </w:rPr>
           <w:fldChar w:fldCharType="separate"/>
+        </w:r>
+        <w:r>
+          <w:rPr>
+            <w:noProof/>
+            <w:webHidden/>
+          </w:rPr>
           <w:t>12</w:t>
+        </w:r>
+        <w:r>
+          <w:rPr>
+            <w:noProof/>
+            <w:webHidden/>
+          </w:rPr>
           <w:fldChar w:fldCharType="end"/>
         </w:r>
       </w:hyperlink>
@@ -1147,10 +2231,46 @@
             <w:webHidden/>
           </w:rPr>
           <w:tab/>
+        </w:r>
+        <w:r>
+          <w:rPr>
+            <w:noProof/>
+            <w:webHidden/>
+          </w:rPr>
           <w:fldChar w:fldCharType="begin"/>
+        </w:r>
+        <w:r>
+          <w:rPr>
+            <w:noProof/>
+            <w:webHidden/>
+          </w:rPr>
           <w:instrText xml:space="preserve"> PAGEREF _Toc240827300 \h </w:instrText>
+        </w:r>
+        <w:r>
+          <w:rPr>
+            <w:noProof/>
+            <w:webHidden/>
+          </w:rPr>
+        </w:r>
+        <w:r>
+          <w:rPr>
+            <w:noProof/>
+            <w:webHidden/>
+          </w:rPr>
           <w:fldChar w:fldCharType="separate"/>
+        </w:r>
+        <w:r>
+          <w:rPr>
+            <w:noProof/>
+            <w:webHidden/>
+          </w:rPr>
           <w:t>12</w:t>
+        </w:r>
+        <w:r>
+          <w:rPr>
+            <w:noProof/>
+            <w:webHidden/>
+          </w:rPr>
           <w:fldChar w:fldCharType="end"/>
         </w:r>
       </w:hyperlink>
@@ -1179,10 +2299,46 @@
             <w:webHidden/>
           </w:rPr>
           <w:tab/>
+        </w:r>
+        <w:r>
+          <w:rPr>
+            <w:noProof/>
+            <w:webHidden/>
+          </w:rPr>
           <w:fldChar w:fldCharType="begin"/>
+        </w:r>
+        <w:r>
+          <w:rPr>
+            <w:noProof/>
+            <w:webHidden/>
+          </w:rPr>
           <w:instrText xml:space="preserve"> PAGEREF _Toc240827301 \h </w:instrText>
+        </w:r>
+        <w:r>
+          <w:rPr>
+            <w:noProof/>
+            <w:webHidden/>
+          </w:rPr>
+        </w:r>
+        <w:r>
+          <w:rPr>
+            <w:noProof/>
+            <w:webHidden/>
+          </w:rPr>
           <w:fldChar w:fldCharType="separate"/>
+        </w:r>
+        <w:r>
+          <w:rPr>
+            <w:noProof/>
+            <w:webHidden/>
+          </w:rPr>
           <w:t>12</w:t>
+        </w:r>
+        <w:r>
+          <w:rPr>
+            <w:noProof/>
+            <w:webHidden/>
+          </w:rPr>
           <w:fldChar w:fldCharType="end"/>
         </w:r>
       </w:hyperlink>
@@ -1211,10 +2367,46 @@
             <w:webHidden/>
           </w:rPr>
           <w:tab/>
+        </w:r>
+        <w:r>
+          <w:rPr>
+            <w:noProof/>
+            <w:webHidden/>
+          </w:rPr>
           <w:fldChar w:fldCharType="begin"/>
+        </w:r>
+        <w:r>
+          <w:rPr>
+            <w:noProof/>
+            <w:webHidden/>
+          </w:rPr>
           <w:instrText xml:space="preserve"> PAGEREF _Toc240827302 \h </w:instrText>
+        </w:r>
+        <w:r>
+          <w:rPr>
+            <w:noProof/>
+            <w:webHidden/>
+          </w:rPr>
+        </w:r>
+        <w:r>
+          <w:rPr>
+            <w:noProof/>
+            <w:webHidden/>
+          </w:rPr>
           <w:fldChar w:fldCharType="separate"/>
+        </w:r>
+        <w:r>
+          <w:rPr>
+            <w:noProof/>
+            <w:webHidden/>
+          </w:rPr>
           <w:t>12</w:t>
+        </w:r>
+        <w:r>
+          <w:rPr>
+            <w:noProof/>
+            <w:webHidden/>
+          </w:rPr>
           <w:fldChar w:fldCharType="end"/>
         </w:r>
       </w:hyperlink>
@@ -1243,10 +2435,46 @@
             <w:webHidden/>
           </w:rPr>
           <w:tab/>
+        </w:r>
+        <w:r>
+          <w:rPr>
+            <w:noProof/>
+            <w:webHidden/>
+          </w:rPr>
           <w:fldChar w:fldCharType="begin"/>
+        </w:r>
+        <w:r>
+          <w:rPr>
+            <w:noProof/>
+            <w:webHidden/>
+          </w:rPr>
           <w:instrText xml:space="preserve"> PAGEREF _Toc240827303 \h </w:instrText>
+        </w:r>
+        <w:r>
+          <w:rPr>
+            <w:noProof/>
+            <w:webHidden/>
+          </w:rPr>
+        </w:r>
+        <w:r>
+          <w:rPr>
+            <w:noProof/>
+            <w:webHidden/>
+          </w:rPr>
           <w:fldChar w:fldCharType="separate"/>
+        </w:r>
+        <w:r>
+          <w:rPr>
+            <w:noProof/>
+            <w:webHidden/>
+          </w:rPr>
           <w:t>12</w:t>
+        </w:r>
+        <w:r>
+          <w:rPr>
+            <w:noProof/>
+            <w:webHidden/>
+          </w:rPr>
           <w:fldChar w:fldCharType="end"/>
         </w:r>
       </w:hyperlink>
@@ -1275,10 +2503,46 @@
             <w:webHidden/>
           </w:rPr>
           <w:tab/>
+        </w:r>
+        <w:r>
+          <w:rPr>
+            <w:noProof/>
+            <w:webHidden/>
+          </w:rPr>
           <w:fldChar w:fldCharType="begin"/>
+        </w:r>
+        <w:r>
+          <w:rPr>
+            <w:noProof/>
+            <w:webHidden/>
+          </w:rPr>
           <w:instrText xml:space="preserve"> PAGEREF _Toc240827304 \h </w:instrText>
+        </w:r>
+        <w:r>
+          <w:rPr>
+            <w:noProof/>
+            <w:webHidden/>
+          </w:rPr>
+        </w:r>
+        <w:r>
+          <w:rPr>
+            <w:noProof/>
+            <w:webHidden/>
+          </w:rPr>
           <w:fldChar w:fldCharType="separate"/>
+        </w:r>
+        <w:r>
+          <w:rPr>
+            <w:noProof/>
+            <w:webHidden/>
+          </w:rPr>
           <w:t>13</w:t>
+        </w:r>
+        <w:r>
+          <w:rPr>
+            <w:noProof/>
+            <w:webHidden/>
+          </w:rPr>
           <w:fldChar w:fldCharType="end"/>
         </w:r>
       </w:hyperlink>
@@ -1307,10 +2571,46 @@
             <w:webHidden/>
           </w:rPr>
           <w:tab/>
+        </w:r>
+        <w:r>
+          <w:rPr>
+            <w:noProof/>
+            <w:webHidden/>
+          </w:rPr>
           <w:fldChar w:fldCharType="begin"/>
+        </w:r>
+        <w:r>
+          <w:rPr>
+            <w:noProof/>
+            <w:webHidden/>
+          </w:rPr>
           <w:instrText xml:space="preserve"> PAGEREF _Toc240827305 \h </w:instrText>
+        </w:r>
+        <w:r>
+          <w:rPr>
+            <w:noProof/>
+            <w:webHidden/>
+          </w:rPr>
+        </w:r>
+        <w:r>
+          <w:rPr>
+            <w:noProof/>
+            <w:webHidden/>
+          </w:rPr>
           <w:fldChar w:fldCharType="separate"/>
+        </w:r>
+        <w:r>
+          <w:rPr>
+            <w:noProof/>
+            <w:webHidden/>
+          </w:rPr>
           <w:t>13</w:t>
+        </w:r>
+        <w:r>
+          <w:rPr>
+            <w:noProof/>
+            <w:webHidden/>
+          </w:rPr>
           <w:fldChar w:fldCharType="end"/>
         </w:r>
       </w:hyperlink>
@@ -1339,10 +2639,46 @@
             <w:webHidden/>
           </w:rPr>
           <w:tab/>
+        </w:r>
+        <w:r>
+          <w:rPr>
+            <w:noProof/>
+            <w:webHidden/>
+          </w:rPr>
           <w:fldChar w:fldCharType="begin"/>
+        </w:r>
+        <w:r>
+          <w:rPr>
+            <w:noProof/>
+            <w:webHidden/>
+          </w:rPr>
           <w:instrText xml:space="preserve"> PAGEREF _Toc240827306 \h </w:instrText>
+        </w:r>
+        <w:r>
+          <w:rPr>
+            <w:noProof/>
+            <w:webHidden/>
+          </w:rPr>
+        </w:r>
+        <w:r>
+          <w:rPr>
+            <w:noProof/>
+            <w:webHidden/>
+          </w:rPr>
           <w:fldChar w:fldCharType="separate"/>
+        </w:r>
+        <w:r>
+          <w:rPr>
+            <w:noProof/>
+            <w:webHidden/>
+          </w:rPr>
           <w:t>13</w:t>
+        </w:r>
+        <w:r>
+          <w:rPr>
+            <w:noProof/>
+            <w:webHidden/>
+          </w:rPr>
           <w:fldChar w:fldCharType="end"/>
         </w:r>
       </w:hyperlink>
@@ -1371,10 +2707,46 @@
             <w:webHidden/>
           </w:rPr>
           <w:tab/>
+        </w:r>
+        <w:r>
+          <w:rPr>
+            <w:noProof/>
+            <w:webHidden/>
+          </w:rPr>
           <w:fldChar w:fldCharType="begin"/>
+        </w:r>
+        <w:r>
+          <w:rPr>
+            <w:noProof/>
+            <w:webHidden/>
+          </w:rPr>
           <w:instrText xml:space="preserve"> PAGEREF _Toc240827307 \h </w:instrText>
+        </w:r>
+        <w:r>
+          <w:rPr>
+            <w:noProof/>
+            <w:webHidden/>
+          </w:rPr>
+        </w:r>
+        <w:r>
+          <w:rPr>
+            <w:noProof/>
+            <w:webHidden/>
+          </w:rPr>
           <w:fldChar w:fldCharType="separate"/>
+        </w:r>
+        <w:r>
+          <w:rPr>
+            <w:noProof/>
+            <w:webHidden/>
+          </w:rPr>
           <w:t>14</w:t>
+        </w:r>
+        <w:r>
+          <w:rPr>
+            <w:noProof/>
+            <w:webHidden/>
+          </w:rPr>
           <w:fldChar w:fldCharType="end"/>
         </w:r>
       </w:hyperlink>
@@ -1403,10 +2775,46 @@
             <w:webHidden/>
           </w:rPr>
           <w:tab/>
+        </w:r>
+        <w:r>
+          <w:rPr>
+            <w:noProof/>
+            <w:webHidden/>
+          </w:rPr>
           <w:fldChar w:fldCharType="begin"/>
+        </w:r>
+        <w:r>
+          <w:rPr>
+            <w:noProof/>
+            <w:webHidden/>
+          </w:rPr>
           <w:instrText xml:space="preserve"> PAGEREF _Toc240827308 \h </w:instrText>
+        </w:r>
+        <w:r>
+          <w:rPr>
+            <w:noProof/>
+            <w:webHidden/>
+          </w:rPr>
+        </w:r>
+        <w:r>
+          <w:rPr>
+            <w:noProof/>
+            <w:webHidden/>
+          </w:rPr>
           <w:fldChar w:fldCharType="separate"/>
+        </w:r>
+        <w:r>
+          <w:rPr>
+            <w:noProof/>
+            <w:webHidden/>
+          </w:rPr>
           <w:t>14</w:t>
+        </w:r>
+        <w:r>
+          <w:rPr>
+            <w:noProof/>
+            <w:webHidden/>
+          </w:rPr>
           <w:fldChar w:fldCharType="end"/>
         </w:r>
       </w:hyperlink>
@@ -1435,10 +2843,46 @@
             <w:webHidden/>
           </w:rPr>
           <w:tab/>
+        </w:r>
+        <w:r>
+          <w:rPr>
+            <w:noProof/>
+            <w:webHidden/>
+          </w:rPr>
           <w:fldChar w:fldCharType="begin"/>
+        </w:r>
+        <w:r>
+          <w:rPr>
+            <w:noProof/>
+            <w:webHidden/>
+          </w:rPr>
           <w:instrText xml:space="preserve"> PAGEREF _Toc240827309 \h </w:instrText>
+        </w:r>
+        <w:r>
+          <w:rPr>
+            <w:noProof/>
+            <w:webHidden/>
+          </w:rPr>
+        </w:r>
+        <w:r>
+          <w:rPr>
+            <w:noProof/>
+            <w:webHidden/>
+          </w:rPr>
           <w:fldChar w:fldCharType="separate"/>
+        </w:r>
+        <w:r>
+          <w:rPr>
+            <w:noProof/>
+            <w:webHidden/>
+          </w:rPr>
           <w:t>14</w:t>
+        </w:r>
+        <w:r>
+          <w:rPr>
+            <w:noProof/>
+            <w:webHidden/>
+          </w:rPr>
           <w:fldChar w:fldCharType="end"/>
         </w:r>
       </w:hyperlink>
@@ -1467,10 +2911,46 @@
             <w:webHidden/>
           </w:rPr>
           <w:tab/>
+        </w:r>
+        <w:r>
+          <w:rPr>
+            <w:noProof/>
+            <w:webHidden/>
+          </w:rPr>
           <w:fldChar w:fldCharType="begin"/>
+        </w:r>
+        <w:r>
+          <w:rPr>
+            <w:noProof/>
+            <w:webHidden/>
+          </w:rPr>
           <w:instrText xml:space="preserve"> PAGEREF _Toc240827310 \h </w:instrText>
+        </w:r>
+        <w:r>
+          <w:rPr>
+            <w:noProof/>
+            <w:webHidden/>
+          </w:rPr>
+        </w:r>
+        <w:r>
+          <w:rPr>
+            <w:noProof/>
+            <w:webHidden/>
+          </w:rPr>
           <w:fldChar w:fldCharType="separate"/>
+        </w:r>
+        <w:r>
+          <w:rPr>
+            <w:noProof/>
+            <w:webHidden/>
+          </w:rPr>
           <w:t>15</w:t>
+        </w:r>
+        <w:r>
+          <w:rPr>
+            <w:noProof/>
+            <w:webHidden/>
+          </w:rPr>
           <w:fldChar w:fldCharType="end"/>
         </w:r>
       </w:hyperlink>
@@ -1523,8 +3003,8 @@
         <w:tblLook w:val="04A0" w:firstRow="1" w:lastRow="0" w:firstColumn="1" w:lastColumn="0" w:noHBand="0" w:noVBand="1"/>
       </w:tblPr>
       <w:tblGrid>
-        <w:gridCol w:w="3659"/>
-        <w:gridCol w:w="5547"/>
+        <w:gridCol w:w="3672"/>
+        <w:gridCol w:w="5534"/>
       </w:tblGrid>
       <w:tr>
         <w:trPr>
@@ -1635,9 +3115,16 @@
                 <w:sz w:val="21"/>
                 <w:lang w:val="sv-SE"/>
               </w:rPr>
-              <w:t xml:space="preserve">1. Tc. MOHD ASRIZAN BIN DERAMAN – Pengajar (Ketua)</w:t>
+              <w:t>1. Tc. MOHD ASRIZAN BIN DERAMAN – Pengajar (Ketua)</w:t>
+            </w:r>
+            <w:r>
+              <w:rPr>
+                <w:color w:val="000000"/>
+                <w:sz w:val="21"/>
+                <w:lang w:val="sv-SE"/>
+              </w:rPr>
               <w:br/>
-              <w:t xml:space="preserve">2. ROSLAN BIN SULAIMAN – Pengajar</w:t>
+              <w:t>2. ROSLAN BIN SULAIMAN – Pengajar</w:t>
             </w:r>
           </w:p>
         </w:tc>
@@ -1695,7 +3182,7 @@
                 <w:sz w:val="21"/>
                 <w:lang w:val="sv-SE"/>
               </w:rPr>
-              <w:t xml:space="preserve">Tc. MOHD ASRIZAN BIN DERAMAN | asrizan.deraman@alam.edu.my</w:t>
+              <w:t>Tc. MOHD ASRIZAN BIN DERAMAN | asrizan.deraman@alam.edu.my</w:t>
             </w:r>
           </w:p>
         </w:tc>
@@ -1719,6 +3206,7 @@
             <w:pPr>
               <w:spacing w:after="0"/>
             </w:pPr>
+            <w:proofErr w:type="spellStart"/>
             <w:r>
               <w:rPr>
                 <w:color w:val="000000"/>
@@ -1726,6 +3214,7 @@
               </w:rPr>
               <w:t>Institusi</w:t>
             </w:r>
+            <w:proofErr w:type="spellEnd"/>
           </w:p>
         </w:tc>
         <w:tc>
@@ -1748,7 +3237,7 @@
                 <w:color w:val="000000"/>
                 <w:sz w:val="21"/>
               </w:rPr>
-              <w:t xml:space="preserve">Akademi Laut Malaysia (ALAM)</w:t>
+              <w:t>Akademi Laut Malaysia (ALAM)</w:t>
             </w:r>
           </w:p>
         </w:tc>
@@ -1801,7 +3290,7 @@
                 <w:color w:val="000000"/>
                 <w:sz w:val="21"/>
               </w:rPr>
-              <w:t xml:space="preserve">Fakulti Kejuruteraan Marin (Faculty of Marine Engineering)</w:t>
+              <w:t>Fakulti Kejuruteraan Marin (Faculty of Marine Engineering)</w:t>
             </w:r>
           </w:p>
         </w:tc>
@@ -1855,11 +3344,32 @@
                 <w:sz w:val="21"/>
                 <w:lang w:val="sv-SE"/>
               </w:rPr>
-              <w:t xml:space="preserve">Tc. Mohd Asrizan bin Deraman (Ketua): penyelarasan projek, reka bentuk pengalaman pembelajaran, pemetaan kandungan NOSS, semakan kandungan dan pengesahan akhir.</w:t>
+              <w:t>Tc. Mohd Asrizan bin Deraman (Ketua): penyelarasan projek, reka bentuk pengalaman pembelajaran, pemetaan kandungan NOSS, semakan kandungan dan pengesahan akhir.</w:t>
+            </w:r>
+            <w:r>
+              <w:rPr>
+                <w:color w:val="000000"/>
+                <w:sz w:val="21"/>
+                <w:lang w:val="sv-SE"/>
+              </w:rPr>
               <w:br/>
-              <w:t xml:space="preserve">Roslan bin Sulaiman (Ahli): pembangunan simulasi web, AI dan dokumentasi teknikal.</w:t>
+            </w:r>
+            <w:r>
+              <w:rPr>
+                <w:color w:val="000000"/>
+                <w:sz w:val="21"/>
+                <w:lang w:val="sv-SE"/>
+              </w:rPr>
+              <w:t>Roslan bin Sulaiman (Ahli): pembangunan simulasi web, AI dan dokumentasi teknikal.</w:t>
+            </w:r>
+            <w:r>
+              <w:rPr>
+                <w:color w:val="000000"/>
+                <w:sz w:val="21"/>
+                <w:lang w:val="sv-SE"/>
+              </w:rPr>
               <w:br/>
-              <w:t xml:space="preserve">Kedua-dua ahli: pengujian, analisis bukti dan penyediaan bahan demonstrasi.</w:t>
+              <w:t>Kedua-dua ahli: pengujian, analisis bukti dan penyediaan bahan demonstrasi.</w:t>
             </w:r>
           </w:p>
         </w:tc>
@@ -1907,14 +3417,14 @@
             <w:pPr>
               <w:spacing w:after="0"/>
             </w:pPr>
-            <w:hyperlink r:id="rId90" w:history="1">
+            <w:hyperlink r:id="rId8" w:history="1">
               <w:r>
                 <w:rPr>
                   <w:color w:val="0563C1"/>
                   <w:sz w:val="21"/>
                   <w:u w:val="single"/>
                 </w:rPr>
-                <w:t xml:space="preserve">https://sim-marismart-course.mohdasrizan.chatgpt.site/</w:t>
+                <w:t>https://sim-marismart-course.mohdasrizan.chatgpt.site/</w:t>
               </w:r>
             </w:hyperlink>
           </w:p>
@@ -1956,7 +3466,7 @@
           <w:color w:val="000000"/>
           <w:sz w:val="22"/>
         </w:rPr>
-        <w:t xml:space="preserve">MARISMART AR ialah alat bantu pengajaran digital interaktif yang dibangunkan untuk menyokong penguasaan kompetensi pemeriksaan jentera bantuan marin melalui simulasi interaktif berasaskan web yang meniru paparan Augmented Reality (AR), Artificial Intelligence (AI), panduan langkah demi langkah dan senarai semak digital. Keperluan inovasi ini berpunca daripada sifat tugasan pemeriksaan yang memerlukan pelajar mengenal pasti komponen, membaca parameter operasi, mengesan keabnormalan dan merekod status peralatan selaras dengan manual, Standard Operating Procedure (SOP) serta keperluan kompetensi Marine Auxiliary Machinery Servicing. Dalam prototaip Fasa 1, pelajar memilih peralatan pada skrin telefon, tablet atau komputer; label, titik pemeriksaan dan arahan dipaparkan pada imej atau model peralatan, dan pembantu AI menjawab soalan berasaskan korpus rujukan yang disahkan. Pembangunan dilaksanakan melalui analisis keperluan, pemetaan hasil pembelajaran, reka bentuk seni bina sistem, pembangunan prototaip, semakan pakar, ujian kebolehgunaan dan penilaian pembelajaran. Sumbangan utama MARISMART AR ialah penyepaduan visual interaktif, sokongan AI dan rekod bukti pemeriksaan dalam satu aliran kerja yang boleh diulang. AR berasaskan kamera pada peralatan sebenar dirancang untuk Fasa 2. </w:t>
+        <w:t>MARISMART AR ialah alat bantu pengajaran digital interaktif yang dibangunkan untuk menyokong penguasaan kompetensi pemeriksaan jentera bantuan marin melalui simulasi interaktif berasaskan web yang meniru paparan Augmented Reality (AR), Artificial Intelligence (AI), panduan langkah demi langkah dan senarai semak digital. Keperluan inovasi ini berpunca daripada sifat tugasan pemeriksaan yang memerlukan pelajar mengenal pasti komponen, membaca parameter operasi, mengesan keabnormalan dan merekod status peralat</w:t>
       </w:r>
       <w:r>
         <w:rPr>
@@ -1964,7 +3474,7 @@
           <w:color w:val="000000"/>
           <w:sz w:val="22"/>
         </w:rPr>
-        <w:t xml:space="preserve">Uji rintis bersama </w:t>
+        <w:t>an selaras dengan manual, Standard Operating Procedure (SOP) serta keperluan kompetensi Marine Auxiliary Machinery Servicing. Dalam prototaip Fasa 1, pelajar memilih peralatan pada skrin telefon, tablet atau komputer; label, titik pemeriksaan dan arahan dipaparkan pada imej atau model peralatan, dan pembantu AI menjawab soalan berasaskan korpus rujukan yang disahkan. Pembangunan dilaksanakan melalui analisis keperluan, pemetaan hasil pembelajaran, reka bentuk seni bina sistem, pembangunan prototaip, semakan</w:t>
       </w:r>
       <w:r>
         <w:rPr>
@@ -1972,7 +3482,7 @@
           <w:color w:val="000000"/>
           <w:sz w:val="22"/>
         </w:rPr>
-        <w:t xml:space="preserve">13</w:t>
+        <w:t xml:space="preserve"> pakar, ujian kebolehgunaan dan penilaian pembelajaran. Sumbangan utama MARISMART AR ialah penyepaduan visual interaktif, sokongan AI dan rekod bukti pemeriksaan dalam satu aliran kerja yang boleh diulang. AR berasaskan kamera pada peralatan sebenar dirancang untuk Fasa 2. </w:t>
       </w:r>
       <w:r>
         <w:rPr>
@@ -1980,103 +3490,7 @@
           <w:color w:val="000000"/>
           <w:sz w:val="22"/>
         </w:rPr>
-        <w:t xml:space="preserve"> pelajar dan </w:t>
-      </w:r>
-      <w:r>
-        <w:rPr>
-          <w:i/>
-          <w:color w:val="000000"/>
-          <w:sz w:val="22"/>
-        </w:rPr>
-        <w:t xml:space="preserve">2</w:t>
-      </w:r>
-      <w:r>
-        <w:rPr>
-          <w:i/>
-          <w:color w:val="000000"/>
-          <w:sz w:val="22"/>
-        </w:rPr>
-        <w:t xml:space="preserve"> pengajar pada </w:t>
-      </w:r>
-      <w:r>
-        <w:rPr>
-          <w:i/>
-          <w:color w:val="000000"/>
-          <w:sz w:val="22"/>
-        </w:rPr>
-        <w:t xml:space="preserve">30/09/2026</w:t>
-      </w:r>
-      <w:r>
-        <w:rPr>
-          <w:i/>
-          <w:color w:val="000000"/>
-          <w:sz w:val="22"/>
-        </w:rPr>
-        <w:t xml:space="preserve"> menunjukkan skor pengetahuan/prosedur meningkat daripada </w:t>
-      </w:r>
-      <w:r>
-        <w:rPr>
-          <w:i/>
-          <w:color w:val="000000"/>
-          <w:sz w:val="22"/>
-        </w:rPr>
-        <w:t xml:space="preserve">56 kepada 84/100</w:t>
-      </w:r>
-      <w:r>
-        <w:rPr>
-          <w:i/>
-          <w:color w:val="000000"/>
-          <w:sz w:val="22"/>
-        </w:rPr>
-        <w:t xml:space="preserve">, ketepatan pengenalpastian komponen daripada </w:t>
-      </w:r>
-      <w:r>
-        <w:rPr>
-          <w:i/>
-          <w:color w:val="000000"/>
-          <w:sz w:val="22"/>
-        </w:rPr>
-        <w:t xml:space="preserve">60% kepada 88%</w:t>
-      </w:r>
-      <w:r>
-        <w:rPr>
-          <w:i/>
-          <w:color w:val="000000"/>
-          <w:sz w:val="22"/>
-        </w:rPr>
-        <w:t xml:space="preserve">, masa median tugasan berkurang daripada </w:t>
-      </w:r>
-      <w:r>
-        <w:rPr>
-          <w:i/>
-          <w:color w:val="000000"/>
-          <w:sz w:val="22"/>
-        </w:rPr>
-        <w:t xml:space="preserve">20 kepada 12 minit</w:t>
-      </w:r>
-      <w:r>
-        <w:rPr>
-          <w:i/>
-          <w:color w:val="000000"/>
-          <w:sz w:val="22"/>
-        </w:rPr>
-        <w:t xml:space="preserve"> dan skor penerimaan pengguna mencapai </w:t>
-      </w:r>
-      <w:r>
-        <w:rPr>
-          <w:i/>
-          <w:color w:val="000000"/>
-          <w:sz w:val="22"/>
-        </w:rPr>
-        <w:t xml:space="preserve">4.5/5</w:t>
-      </w:r>
-      <w:r>
-        <w:rPr>
-          <w:i/>
-          <w:color w:val="000000"/>
-          <w:sz w:val="22"/>
-        </w:rPr>
-        <w:t xml:space="preserve">.</w:t>
+        <w:t>Uji rintis bersama 13 pelajar dan 2 pengajar pada 30/09/2026 menunjukkan skor pengetahuan/prosedur meningkat daripada 56 kepada 84/100, ketepatan pengenalpastian komponen daripada 60% kepada 88%, masa median tugasan berkurang daripada 20 kepada 12 minit dan skor penerimaan pengguna mencapai 4.5/5.</w:t>
       </w:r>
     </w:p>
     <w:p>
@@ -2138,6 +3552,11 @@
           <w:color w:val="000000"/>
         </w:rPr>
         <w:t xml:space="preserve">National Occupational Skills Standard (NOSS) Marine Engine Maintenance Operation Level 3 menetapkan bahawa kompetensi Auxiliary Machinery Servicing merangkumi perancangan kerja, pemeriksaan keadaan, penyenggaraan dan </w:t>
+      </w:r>
+      <w:r>
+        <w:rPr>
+          <w:color w:val="000000"/>
+        </w:rPr>
         <w:lastRenderedPageBreak/>
         <w:t>pengemaskinian work order. Pemeriksaan pula melibatkan parameter seperti suhu, aras minyak, aras air, tekanan, sistem penggera, keadaan fizikal dan prestasi peralatan [2].</w:t>
       </w:r>
@@ -2154,7 +3573,7 @@
         <w:rPr>
           <w:color w:val="000000"/>
         </w:rPr>
-        <w:t xml:space="preserve">NOSS Marine Engine Room Watchkeeping Level 2 turut menekankan semakan parameter peralatan, pemerhatian keabnormalan, penggunaan manual dan SOP, pengemaskinian checklist serta penyerahan tugas kepada watch keeper berikutnya [3]. Keperluan tersebut menunjukkan bahawa pembelajaran tidak memadai dengan hafalan nama komponen sahaja. Pelajar perlu berlatih membuat keputusan pemeriksaan berdasarkan konteks peralatan, parameter operasi, risiko keselamatan dan bukti rekod.</w:t>
+        <w:t>NOSS Marine Engine Room Watchkeeping Level 2 turut menekankan semakan parameter peralatan, pemerhatian keabnormalan, penggunaan manual dan SOP, pengemaskinian checklist serta penyerahan tugas kepada watch keeper berikutnya [3]. Keperluan tersebut menunjukkan bahawa pembelajaran tidak memadai dengan hafalan nama komponen sahaja. Pelajar perlu berlatih membuat keputusan pemeriksaan berdasarkan konteks peralatan, parameter operasi, risiko keselamatan dan bukti rekod.</w:t>
       </w:r>
     </w:p>
     <w:p>
@@ -2191,7 +3610,14 @@
           <w:color w:val="000000"/>
           <w:lang w:val="sv-SE"/>
         </w:rPr>
-        <w:t>MARISMART AR dibangunkan sebagai alat bantu pengajaran yang merapatkan jurang antara penerangan teori dan tindakan pemeriksaan dalam persekitaran bengkel atau simulasi. Simulasi pada skrin memautkan maklumat digital kepada komponen pada imej atau model peralatan (Fasa 1), dan akan dilanjutkan kepada AR berasaskan kamera pada peralatan sebenar (Fasa 2), manakala AI digunakan secara terkawal untuk memberi penjelasan, soalan pengukuhan dan maklum balas berasaskan sumber yang diluluskan. Pendekatan ini menyokong pembelajaran berasaskan kompetensi, constructive alignment dan pembuktian prestasi melalui checklist serta log aktiviti.</w:t>
+        <w:t>MARISMART AR dibangunkan sebagai alat bantu pengajaran yang merapatkan jurang antara penerangan teori dan tindakan pemeriksaan dalam persekitaran bengkel atau simulasi. Simulasi pada skrin memautkan maklumat digital kepada komponen pada imej atau model peralatan (Fasa 1), dan akan dilanjutkan kepada AR berasaskan kamera pada peralatan sebenar (Fasa 2), manakala AI digunakan secara terkawal untuk memberi penjelasan, soalan pengukuhan dan maklum balas berasaskan sumber yang diluluskan. Pendekatan ini menyokon</w:t>
+      </w:r>
+      <w:r>
+        <w:rPr>
+          <w:color w:val="000000"/>
+          <w:lang w:val="sv-SE"/>
+        </w:rPr>
+        <w:t>g pembelajaran berasaskan kompetensi, constructive alignment dan pembuktian prestasi melalui checklist serta log aktiviti.</w:t>
       </w:r>
     </w:p>
     <w:p>
@@ -2327,7 +3753,14 @@
           <w:color w:val="000000"/>
           <w:lang w:val="sv-SE"/>
         </w:rPr>
-        <w:t>Skop prototaip memberi tumpuan kepada pemeriksaan jentera bantuan marin yang diwakili melalui imej dan model peralatan dalam simulasi web pada skrin. AR berasaskan kamera tidak termasuk dalam skop prototaip Fasa 1. Modul awal meliputi pengenalpastian komponen, persediaan PPE dan dokumen kerja, pemeriksaan suhu, aras minyak, aras air, tekanan, alarm, keadaan fizikal, pemerhatian prestasi serta pengemaskinian checklist. Skop ini tidak menggantikan manual pengilang, SOP institusi, Job Safety Analysis (JSA), Permit To Work (PTW), arahan pegawai berkuasa atau latihan praktikal bersemuka.</w:t>
+        <w:t>Skop prototaip memberi tumpuan kepada pemeriksaan jentera bantuan marin yang diwakili melalui imej dan model peralatan dalam simulasi web pada skrin. AR berasaskan kamera tidak termasuk dalam skop prototaip Fasa 1. Modul awal meliputi pengenalpastian komponen, persediaan PPE dan dokumen kerja, pemeriksaan suhu, aras minyak, aras air, tekanan, alarm, keadaan fizikal, pemerhatian prestasi serta pengemaskinian checklist. Skop ini tidak menggantikan manual pengilang, SOP institusi, Job Safety Analysis (JSA), Pe</w:t>
+      </w:r>
+      <w:r>
+        <w:rPr>
+          <w:color w:val="000000"/>
+          <w:lang w:val="sv-SE"/>
+        </w:rPr>
+        <w:t>rmit To Work (PTW), arahan pegawai berkuasa atau latihan praktikal bersemuka.</w:t>
       </w:r>
     </w:p>
     <w:p>
@@ -2368,7 +3801,7 @@
           <w:sz w:val="21"/>
           <w:lang w:val="sv-SE"/>
         </w:rPr>
-        <w:t xml:space="preserve">Jadual 1. Kumpulan sasaran dan nilai MARISMART AR</w:t>
+        <w:t>Jadual 1. Kumpulan sasaran dan nilai MARISMART AR</w:t>
       </w:r>
     </w:p>
     <w:tbl>
@@ -2518,7 +3951,15 @@
                 <w:color w:val="000000"/>
                 <w:sz w:val="21"/>
               </w:rPr>
-              <w:t>Memahami komponen dan melaksanakan urutan pemeriksaan secara selamat.</w:t>
+              <w:t xml:space="preserve">Memahami komponen dan melaksanakan urutan pemeriksaan </w:t>
+            </w:r>
+            <w:r>
+              <w:rPr>
+                <w:color w:val="000000"/>
+                <w:sz w:val="21"/>
+              </w:rPr>
+              <w:lastRenderedPageBreak/>
+              <w:t>secara selamat.</w:t>
             </w:r>
           </w:p>
         </w:tc>
@@ -2536,12 +3977,17 @@
           <w:p>
             <w:pPr>
               <w:spacing w:after="0"/>
+              <w:rPr>
+                <w:lang w:val="sv-SE"/>
+              </w:rPr>
             </w:pPr>
             <w:r>
               <w:rPr>
                 <w:color w:val="000000"/>
                 <w:sz w:val="21"/>
-              </w:rPr>
+                <w:lang w:val="sv-SE"/>
+              </w:rPr>
+              <w:lastRenderedPageBreak/>
               <w:t>Visual interaktif, panduan langkah dan checklist berulang.</w:t>
             </w:r>
           </w:p>
@@ -2566,6 +4012,7 @@
             <w:pPr>
               <w:spacing w:after="0"/>
             </w:pPr>
+            <w:proofErr w:type="spellStart"/>
             <w:r>
               <w:rPr>
                 <w:color w:val="000000"/>
@@ -2573,6 +4020,7 @@
               </w:rPr>
               <w:t>Pengajar</w:t>
             </w:r>
+            <w:proofErr w:type="spellEnd"/>
           </w:p>
         </w:tc>
         <w:tc>
@@ -2647,14 +4095,31 @@
             <w:pPr>
               <w:spacing w:after="0"/>
             </w:pPr>
+            <w:proofErr w:type="spellStart"/>
             <w:r>
               <w:rPr>
                 <w:color w:val="000000"/>
                 <w:sz w:val="21"/>
               </w:rPr>
-              <w:lastRenderedPageBreak/>
-              <w:t xml:space="preserve">Institusi latihan</w:t>
-            </w:r>
+              <w:t>Institusi</w:t>
+            </w:r>
+            <w:proofErr w:type="spellEnd"/>
+            <w:r>
+              <w:rPr>
+                <w:color w:val="000000"/>
+                <w:sz w:val="21"/>
+              </w:rPr>
+              <w:t xml:space="preserve"> </w:t>
+            </w:r>
+            <w:proofErr w:type="spellStart"/>
+            <w:r>
+              <w:rPr>
+                <w:color w:val="000000"/>
+                <w:sz w:val="21"/>
+              </w:rPr>
+              <w:t>latihan</w:t>
+            </w:r>
+            <w:proofErr w:type="spellEnd"/>
           </w:p>
         </w:tc>
         <w:tc>
@@ -2844,7 +4309,7 @@
           <w:color w:val="000000"/>
           <w:lang w:val="sv-SE"/>
         </w:rPr>
-        <w:t xml:space="preserve">Inovasi ini disertakan dalam kategori inovasi pedagogi dan AI untuk Creative TVET, dengan fokus kepada alat bantu pengajaran digital interaktif bagi kompetensi maritim. Laporan ini disediakan mengikut format dan kandungan yang ditetapkan oleh penganjur [1].</w:t>
+        <w:t>Inovasi ini disertakan dalam kategori inovasi pedagogi dan AI untuk Creative TVET, dengan fokus kepada alat bantu pengajaran digital interaktif bagi kompetensi maritim. Laporan ini disediakan mengikut format dan kandungan yang ditetapkan oleh penganjur [1].</w:t>
       </w:r>
     </w:p>
     <w:p>
@@ -2921,42 +4386,7 @@
           <w:color w:val="000000"/>
           <w:lang w:val="sv-SE"/>
         </w:rPr>
-        <w:t xml:space="preserve">Penyataan masalah projek ini disandarkan pada keperluan kompetensi dalam NOSS, bukan pada andaian bahawa semua pelajar atau institusi mengalami tahap masalah yang sama. Bagi mengesahkan magnitud masalah di ALAM, data asas dikumpul melalui ujian diagnostik, pemerhatian masa tugasan, kadar kesilapan dan soal selidik pelajar. Sebelum intervensi, skor purata pengetahuan/prosedur pelajar ialah </w:t>
-      </w:r>
-      <w:r>
-        <w:rPr>
-          <w:color w:val="000000"/>
-          <w:lang w:val="sv-SE"/>
-        </w:rPr>
-        <w:t xml:space="preserve">56/100</w:t>
-      </w:r>
-      <w:r>
-        <w:rPr>
-          <w:color w:val="000000"/>
-          <w:lang w:val="sv-SE"/>
-        </w:rPr>
-        <w:t xml:space="preserve">, ketepatan pengenalpastian komponen </w:t>
-      </w:r>
-      <w:r>
-        <w:rPr>
-          <w:color w:val="000000"/>
-          <w:lang w:val="sv-SE"/>
-        </w:rPr>
-        <w:t xml:space="preserve">60%</w:t>
-      </w:r>
-      <w:r>
-        <w:rPr>
-          <w:color w:val="000000"/>
-          <w:lang w:val="sv-SE"/>
-        </w:rPr>
-        <w:t xml:space="preserve"> dan kelengkapan checklist </w:t>
-      </w:r>
-      <w:r>
-        <w:rPr>
-          <w:color w:val="000000"/>
-          <w:lang w:val="sv-SE"/>
-        </w:rPr>
-        <w:t xml:space="preserve">55%</w:t>
+        <w:t>Penyataan masalah projek ini disandarkan pada keperluan kompetensi dalam NOSS, bukan pada andaian bahawa semua pelajar atau institusi mengalami tahap masalah yang sama. Bagi mengesahkan magnitud masalah di ALAM, data asas dikumpul melalui ujian diagnostik, pemerhatian masa tugasan, kadar kesilapan dan soal selidik pelajar. Sebelum intervensi, skor purata pengetahuan/prosedur pelajar ialah 56/100, ketepatan pengenalpastian komponen 60% dan kelengkapan checklist 55%</w:t>
       </w:r>
       <w:r>
         <w:rPr>
@@ -2981,7 +4411,7 @@
           <w:sz w:val="21"/>
           <w:lang w:val="sv-SE"/>
         </w:rPr>
-        <w:t xml:space="preserve">Jadual 2. Asas bukti dan jurang pembelajaran yang ditangani</w:t>
+        <w:t>Jadual 2. Asas bukti dan jurang pembelajaran yang ditangani</w:t>
       </w:r>
     </w:p>
     <w:tbl>
@@ -3159,7 +4589,7 @@
                 <w:color w:val="000000"/>
                 <w:sz w:val="21"/>
               </w:rPr>
-              <w:t xml:space="preserve">Pemetaan prosedur kepada lokasi/komponen dan rekod pemerhatian.</w:t>
+              <w:t>Pemetaan prosedur kepada lokasi/komponen dan rekod pemerhatian.</w:t>
             </w:r>
           </w:p>
         </w:tc>
@@ -3273,8 +4703,33 @@
                 <w:color w:val="000000"/>
                 <w:sz w:val="21"/>
               </w:rPr>
-              <w:t xml:space="preserve">Amalan PdP konvensional</w:t>
-            </w:r>
+              <w:t xml:space="preserve">Amalan </w:t>
+            </w:r>
+            <w:proofErr w:type="spellStart"/>
+            <w:r>
+              <w:rPr>
+                <w:color w:val="000000"/>
+                <w:sz w:val="21"/>
+              </w:rPr>
+              <w:t>PdP</w:t>
+            </w:r>
+            <w:proofErr w:type="spellEnd"/>
+            <w:r>
+              <w:rPr>
+                <w:color w:val="000000"/>
+                <w:sz w:val="21"/>
+              </w:rPr>
+              <w:t xml:space="preserve"> </w:t>
+            </w:r>
+            <w:proofErr w:type="spellStart"/>
+            <w:r>
+              <w:rPr>
+                <w:color w:val="000000"/>
+                <w:sz w:val="21"/>
+              </w:rPr>
+              <w:t>konvensional</w:t>
+            </w:r>
+            <w:proofErr w:type="spellEnd"/>
           </w:p>
         </w:tc>
         <w:tc>
@@ -3353,13 +4808,47 @@
             <w:pPr>
               <w:spacing w:after="0"/>
             </w:pPr>
+            <w:proofErr w:type="spellStart"/>
             <w:r>
               <w:rPr>
                 <w:color w:val="000000"/>
                 <w:sz w:val="21"/>
               </w:rPr>
-              <w:t xml:space="preserve">Keperluan pengesahan projek</w:t>
-            </w:r>
+              <w:t>Keperluan</w:t>
+            </w:r>
+            <w:proofErr w:type="spellEnd"/>
+            <w:r>
+              <w:rPr>
+                <w:color w:val="000000"/>
+                <w:sz w:val="21"/>
+              </w:rPr>
+              <w:t xml:space="preserve"> </w:t>
+            </w:r>
+            <w:proofErr w:type="spellStart"/>
+            <w:r>
+              <w:rPr>
+                <w:color w:val="000000"/>
+                <w:sz w:val="21"/>
+              </w:rPr>
+              <w:t>pengesahan</w:t>
+            </w:r>
+            <w:proofErr w:type="spellEnd"/>
+            <w:r>
+              <w:rPr>
+                <w:color w:val="000000"/>
+                <w:sz w:val="21"/>
+              </w:rPr>
+              <w:t xml:space="preserve"> </w:t>
+            </w:r>
+            <w:proofErr w:type="spellStart"/>
+            <w:r>
+              <w:rPr>
+                <w:color w:val="000000"/>
+                <w:sz w:val="21"/>
+              </w:rPr>
+              <w:t>projek</w:t>
+            </w:r>
+            <w:proofErr w:type="spellEnd"/>
           </w:p>
         </w:tc>
         <w:tc>
@@ -3487,7 +4976,6 @@
           <w:color w:val="000000"/>
           <w:lang w:val="sv-SE"/>
         </w:rPr>
-        <w:lastRenderedPageBreak/>
         <w:t>Menyediakan pembantu AI yang perlu menjawab berdasarkan korpus rujukan diluluskan serta memaparkan sumber atau amaran apabila jawapan tidak mencukupi.</w:t>
       </w:r>
     </w:p>
@@ -3573,18 +5061,21 @@
       </w:r>
       <w:r>
         <w:rPr>
+          <w:b/>
+          <w:bCs/>
           <w:color w:val="000000"/>
-          <w:highlight w:val="yellow"/>
           <w:lang w:val="sv-SE"/>
         </w:rPr>
-        <w:t xml:space="preserve">[ISI: contoh – permohonan hak cipta MyIPO telah difailkan pada ... / belum difailkan]</w:t>
+        <w:t>belum difailkan</w:t>
       </w:r>
       <w:r>
         <w:rPr>
+          <w:b/>
+          <w:bCs/>
           <w:color w:val="000000"/>
           <w:lang w:val="sv-SE"/>
         </w:rPr>
-        <w:t xml:space="preserve">.</w:t>
+        <w:t>.</w:t>
       </w:r>
     </w:p>
     <w:p>
@@ -3645,7 +5136,7 @@
           <w:sz w:val="21"/>
           <w:lang w:val="sv-SE"/>
         </w:rPr>
-        <w:t xml:space="preserve">Jadual 3. Perbandingan penyelesaian sedia ada dengan MARISMART AR</w:t>
+        <w:t>Jadual 3. Perbandingan penyelesaian sedia ada dengan MARISMART AR</w:t>
       </w:r>
     </w:p>
     <w:tbl>
@@ -3907,12 +5398,21 @@
             <w:pPr>
               <w:spacing w:after="0"/>
             </w:pPr>
+            <w:proofErr w:type="spellStart"/>
             <w:r>
               <w:rPr>
                 <w:color w:val="000000"/>
                 <w:sz w:val="19"/>
               </w:rPr>
-              <w:t>Kuliah dan slaid</w:t>
+              <w:t>Kuliah</w:t>
+            </w:r>
+            <w:proofErr w:type="spellEnd"/>
+            <w:r>
+              <w:rPr>
+                <w:color w:val="000000"/>
+                <w:sz w:val="19"/>
+              </w:rPr>
+              <w:t xml:space="preserve"> dan slaid</w:t>
             </w:r>
           </w:p>
         </w:tc>
@@ -4021,8 +5521,17 @@
                 <w:color w:val="000000"/>
                 <w:sz w:val="19"/>
               </w:rPr>
-              <w:t xml:space="preserve">Video demonstrasi</w:t>
-            </w:r>
+              <w:t xml:space="preserve">Video </w:t>
+            </w:r>
+            <w:proofErr w:type="spellStart"/>
+            <w:r>
+              <w:rPr>
+                <w:color w:val="000000"/>
+                <w:sz w:val="19"/>
+              </w:rPr>
+              <w:t>demonstrasi</w:t>
+            </w:r>
+            <w:proofErr w:type="spellEnd"/>
           </w:p>
         </w:tc>
         <w:tc>
@@ -4130,7 +5639,7 @@
                 <w:color w:val="000000"/>
                 <w:sz w:val="19"/>
               </w:rPr>
-              <w:t xml:space="preserve">Latihan peralatan sebenar</w:t>
+              <w:t>Latihan peralatan sebenar</w:t>
             </w:r>
           </w:p>
         </w:tc>
@@ -4182,7 +5691,7 @@
                 <w:color w:val="000000"/>
                 <w:sz w:val="19"/>
               </w:rPr>
-              <w:t xml:space="preserve">Dipengaruhi masa, kos, keselamatan, bilangan unit dan akses.</w:t>
+              <w:t>Dipengaruhi masa, kos, keselamatan, bilangan unit dan akses.</w:t>
             </w:r>
           </w:p>
         </w:tc>
@@ -4239,7 +5748,23 @@
                 <w:color w:val="000000"/>
                 <w:sz w:val="19"/>
               </w:rPr>
-              <w:t xml:space="preserve">AR tanpa AI</w:t>
+              <w:t xml:space="preserve">AR </w:t>
+            </w:r>
+            <w:proofErr w:type="spellStart"/>
+            <w:r>
+              <w:rPr>
+                <w:color w:val="000000"/>
+                <w:sz w:val="19"/>
+              </w:rPr>
+              <w:t>tanpa</w:t>
+            </w:r>
+            <w:proofErr w:type="spellEnd"/>
+            <w:r>
+              <w:rPr>
+                <w:color w:val="000000"/>
+                <w:sz w:val="19"/>
+              </w:rPr>
+              <w:t xml:space="preserve"> AI</w:t>
             </w:r>
           </w:p>
         </w:tc>
@@ -4346,6 +5871,7 @@
           <w:color w:val="000000"/>
           <w:lang w:val="sv-SE"/>
         </w:rPr>
+        <w:lastRenderedPageBreak/>
         <w:t>Jurang utama yang masih perlu diselesaikan ialah pembuktian keberkesanan. Kehadiran visual interaktif dan AI sahaja tidak membuktikan peningkatan kompetensi. Oleh itu, MARISMART AR menggunakan reka bentuk penilaian yang membezakan indikator pembelajaran, kebolehgunaan, keselamatan, penerimaan dan impak operasi.</w:t>
       </w:r>
     </w:p>
@@ -4363,7 +5889,6 @@
           <w:rFonts w:ascii="Times New Roman" w:hAnsi="Times New Roman"/>
           <w:lang w:val="fi-FI"/>
         </w:rPr>
-        <w:lastRenderedPageBreak/>
         <w:t>4 BAHAN DAN KAEDAH INOVASI TAHAP PELAKSANAAN</w:t>
       </w:r>
       <w:bookmarkEnd w:id="14"/>
@@ -4399,21 +5924,25 @@
           <w:color w:val="000000"/>
           <w:lang w:val="fi-FI"/>
         </w:rPr>
-        <w:t xml:space="preserve">Pembangunan MARISMART AR menggunakan kitaran analisis, reka bentuk, pembangunan, uji cuba dan penambahbaikan. Setiap kitaran menghasilkan artefak yang boleh disemak: peta kompetensi, skrip pembelajaran, skrin simulasi dan aset visual, prompt AI, rubrik, log uji cuba dan keputusan penambahbaikan. Pemetaan kompetensi kepada aktiviti pembelajaran ditunjukkan dalam Jadual 4.</w:t>
+        <w:t>Pembangunan MARISMART AR menggunakan kitaran analisis, reka bentuk, pembangunan, uji cuba dan penambahbaikan. Setiap kitaran menghasilkan artefak yang boleh disemak: peta kompetensi, skrip pembelajaran, skrin simulasi dan aset visual, prompt AI, rubrik, log uji cuba dan keputusan penambahbaikan. Pemetaan kompetensi kepada aktiviti pembelajaran ditunjukkan dalam Jadual 4.</w:t>
       </w:r>
     </w:p>
     <w:p>
       <w:pPr>
         <w:spacing w:before="40" w:after="80"/>
         <w:jc w:val="center"/>
+        <w:rPr>
+          <w:lang w:val="fi-FI"/>
+        </w:rPr>
       </w:pPr>
       <w:r>
         <w:rPr>
           <w:b/>
           <w:color w:val="000000"/>
           <w:sz w:val="21"/>
-        </w:rPr>
-        <w:t xml:space="preserve">Jadual 4. Pemetaan kompetensi kepada pengalaman pembelajaran</w:t>
+          <w:lang w:val="fi-FI"/>
+        </w:rPr>
+        <w:t>Jadual 4. Pemetaan kompetensi kepada pengalaman pembelajaran</w:t>
       </w:r>
     </w:p>
     <w:tbl>
@@ -4619,12 +6148,21 @@
             <w:pPr>
               <w:spacing w:after="0"/>
             </w:pPr>
+            <w:proofErr w:type="spellStart"/>
             <w:r>
               <w:rPr>
                 <w:color w:val="000000"/>
                 <w:sz w:val="21"/>
               </w:rPr>
-              <w:t xml:space="preserve">Memeriksa parameter</w:t>
+              <w:t>Memeriksa</w:t>
+            </w:r>
+            <w:proofErr w:type="spellEnd"/>
+            <w:r>
+              <w:rPr>
+                <w:color w:val="000000"/>
+                <w:sz w:val="21"/>
+              </w:rPr>
+              <w:t xml:space="preserve"> parameter</w:t>
             </w:r>
           </w:p>
         </w:tc>
@@ -4704,13 +6242,31 @@
             <w:pPr>
               <w:spacing w:after="0"/>
             </w:pPr>
+            <w:proofErr w:type="spellStart"/>
             <w:r>
               <w:rPr>
                 <w:color w:val="000000"/>
                 <w:sz w:val="21"/>
               </w:rPr>
-              <w:t xml:space="preserve">Mengesan keabnormalan</w:t>
-            </w:r>
+              <w:t>Mengesan</w:t>
+            </w:r>
+            <w:proofErr w:type="spellEnd"/>
+            <w:r>
+              <w:rPr>
+                <w:color w:val="000000"/>
+                <w:sz w:val="21"/>
+              </w:rPr>
+              <w:t xml:space="preserve"> </w:t>
+            </w:r>
+            <w:proofErr w:type="spellStart"/>
+            <w:r>
+              <w:rPr>
+                <w:color w:val="000000"/>
+                <w:sz w:val="21"/>
+              </w:rPr>
+              <w:t>keabnormalan</w:t>
+            </w:r>
+            <w:proofErr w:type="spellEnd"/>
           </w:p>
         </w:tc>
         <w:tc>
@@ -4789,13 +6345,31 @@
             <w:pPr>
               <w:spacing w:after="0"/>
             </w:pPr>
+            <w:proofErr w:type="spellStart"/>
             <w:r>
               <w:rPr>
                 <w:color w:val="000000"/>
                 <w:sz w:val="21"/>
               </w:rPr>
-              <w:t xml:space="preserve">Menyelenggara dan melapor</w:t>
-            </w:r>
+              <w:t>Menyelenggara</w:t>
+            </w:r>
+            <w:proofErr w:type="spellEnd"/>
+            <w:r>
+              <w:rPr>
+                <w:color w:val="000000"/>
+                <w:sz w:val="21"/>
+              </w:rPr>
+              <w:t xml:space="preserve"> dan </w:t>
+            </w:r>
+            <w:proofErr w:type="spellStart"/>
+            <w:r>
+              <w:rPr>
+                <w:color w:val="000000"/>
+                <w:sz w:val="21"/>
+              </w:rPr>
+              <w:t>melapor</w:t>
+            </w:r>
+            <w:proofErr w:type="spellEnd"/>
           </w:p>
         </w:tc>
         <w:tc>
@@ -4891,7 +6465,14 @@
           <w:color w:val="000000"/>
           <w:lang w:val="sv-SE"/>
         </w:rPr>
-        <w:t>Seni bina konsep MARISMART AR terdiri daripada empat lapisan. Lapisan paparan interaktif (Fasa 1: simulasi pada skrin; Fasa 2: AR berasaskan kamera) memaparkan objek, label, anak panah, parameter dan amaran keselamatan. Lapisan pedagogi menyusun objektif, arahan, soalan dan checklist. Lapisan AI mengurus pertanyaan, penjelasan dan maklum balas berasaskan sumber. Lapisan data dan tadbir urus mengawal korpus rujukan, log penggunaan, privasi dan versi kandungan. Fungsi setiap lapisan diringkaskan dalam Jadual 5.</w:t>
+        <w:t xml:space="preserve">Seni bina konsep MARISMART AR terdiri daripada empat lapisan. Lapisan paparan interaktif (Fasa 1: simulasi pada skrin; Fasa 2: AR berasaskan kamera) memaparkan objek, label, anak panah, parameter dan amaran keselamatan. Lapisan pedagogi menyusun objektif, arahan, soalan dan checklist. Lapisan AI mengurus pertanyaan, penjelasan dan maklum balas berasaskan sumber. Lapisan data dan tadbir urus mengawal korpus rujukan, log penggunaan, privasi dan versi kandungan. Fungsi setiap lapisan diringkaskan dalam Jadual </w:t>
+      </w:r>
+      <w:r>
+        <w:rPr>
+          <w:color w:val="000000"/>
+          <w:lang w:val="sv-SE"/>
+        </w:rPr>
+        <w:t>5.</w:t>
       </w:r>
     </w:p>
     <w:p>
@@ -4909,7 +6490,7 @@
           <w:sz w:val="21"/>
           <w:lang w:val="sv-SE"/>
         </w:rPr>
-        <w:t xml:space="preserve">Jadual 5. Seni bina konsep MARISMART AR mengikut lapisan</w:t>
+        <w:t>Jadual 5. Seni bina konsep MARISMART AR mengikut lapisan</w:t>
       </w:r>
     </w:p>
     <w:tbl>
@@ -4920,9 +6501,9 @@
         <w:tblLook w:val="04A0" w:firstRow="1" w:lastRow="0" w:firstColumn="1" w:lastColumn="0" w:noHBand="0" w:noVBand="1"/>
       </w:tblPr>
       <w:tblGrid>
-        <w:gridCol w:w="2581"/>
-        <w:gridCol w:w="2901"/>
-        <w:gridCol w:w="3724"/>
+        <w:gridCol w:w="2582"/>
+        <w:gridCol w:w="2879"/>
+        <w:gridCol w:w="3745"/>
       </w:tblGrid>
       <w:tr>
         <w:trPr>
@@ -5130,11 +6711,15 @@
           <w:p>
             <w:pPr>
               <w:spacing w:after="0"/>
+              <w:rPr>
+                <w:lang w:val="sv-SE"/>
+              </w:rPr>
             </w:pPr>
             <w:r>
               <w:rPr>
                 <w:color w:val="000000"/>
                 <w:sz w:val="20"/>
+                <w:lang w:val="sv-SE"/>
               </w:rPr>
               <w:t>Imej/model peralatan, label, hotspot dan teks pada skrin (Fasa 1); penanda dan overlay kamera (Fasa 2)</w:t>
             </w:r>
@@ -5188,6 +6773,7 @@
             <w:pPr>
               <w:spacing w:after="0"/>
             </w:pPr>
+            <w:proofErr w:type="spellStart"/>
             <w:r>
               <w:rPr>
                 <w:color w:val="000000"/>
@@ -5195,6 +6781,7 @@
               </w:rPr>
               <w:t>Pedagogi</w:t>
             </w:r>
+            <w:proofErr w:type="spellEnd"/>
           </w:p>
         </w:tc>
         <w:tc>
@@ -5350,12 +6937,21 @@
             <w:pPr>
               <w:spacing w:after="0"/>
             </w:pPr>
+            <w:proofErr w:type="spellStart"/>
             <w:r>
               <w:rPr>
                 <w:color w:val="000000"/>
                 <w:sz w:val="20"/>
               </w:rPr>
-              <w:t xml:space="preserve">Kandungan dan data</w:t>
+              <w:t>Kandungan</w:t>
+            </w:r>
+            <w:proofErr w:type="spellEnd"/>
+            <w:r>
+              <w:rPr>
+                <w:color w:val="000000"/>
+                <w:sz w:val="20"/>
+              </w:rPr>
+              <w:t xml:space="preserve"> dan data</w:t>
             </w:r>
           </w:p>
         </w:tc>
@@ -5429,11 +7025,15 @@
       <w:pPr>
         <w:pStyle w:val="Heading2"/>
         <w:spacing w:before="100"/>
+        <w:rPr>
+          <w:lang w:val="sv-SE"/>
+        </w:rPr>
       </w:pPr>
       <w:bookmarkStart w:id="17" w:name="_Toc240827287"/>
       <w:r>
         <w:rPr>
           <w:rFonts w:ascii="Times New Roman" w:hAnsi="Times New Roman"/>
+          <w:lang w:val="sv-SE"/>
         </w:rPr>
         <w:t>4.3 BAHAN INOVASI DAN TEKNOLOGI</w:t>
       </w:r>
@@ -5454,7 +7054,7 @@
           <w:sz w:val="21"/>
           <w:lang w:val="sv-SE"/>
         </w:rPr>
-        <w:t xml:space="preserve">Jadual 6. Bahan inovasi dan teknologi</w:t>
+        <w:t>Jadual 6. Bahan inovasi dan teknologi</w:t>
       </w:r>
     </w:p>
     <w:tbl>
@@ -5465,9 +7065,9 @@
         <w:tblLook w:val="04A0" w:firstRow="1" w:lastRow="0" w:firstColumn="1" w:lastColumn="0" w:noHBand="0" w:noVBand="1"/>
       </w:tblPr>
       <w:tblGrid>
-        <w:gridCol w:w="2738"/>
-        <w:gridCol w:w="3889"/>
-        <w:gridCol w:w="2579"/>
+        <w:gridCol w:w="2672"/>
+        <w:gridCol w:w="3646"/>
+        <w:gridCol w:w="2888"/>
       </w:tblGrid>
       <w:tr>
         <w:trPr>
@@ -5627,17 +7227,16 @@
             <w:pPr>
               <w:spacing w:after="0"/>
               <w:rPr>
-                <w:lang w:val="sv-SE"/>
+                <w:lang w:val="en-MY"/>
               </w:rPr>
             </w:pPr>
             <w:r>
               <w:rPr>
                 <w:color w:val="000000"/>
                 <w:sz w:val="19"/>
-                <w:highlight w:val="yellow"/>
-                <w:lang w:val="sv-SE"/>
-              </w:rPr>
-              <w:t xml:space="preserve">[ISI: model peranti yang diuji, contoh Samsung Galaxy Tab A8, Android 13]</w:t>
+                <w:lang w:val="en-MY"/>
+              </w:rPr>
+              <w:t>Samsung Galaxy Tab A8, Android 13</w:t>
             </w:r>
           </w:p>
         </w:tc>
@@ -5666,7 +7265,7 @@
                 <w:color w:val="000000"/>
                 <w:sz w:val="19"/>
               </w:rPr>
-              <w:t xml:space="preserve">Kandungan visual</w:t>
+              <w:t>Kandungan visual</w:t>
             </w:r>
           </w:p>
         </w:tc>
@@ -5746,13 +7345,21 @@
             <w:pPr>
               <w:spacing w:after="0"/>
             </w:pPr>
+            <w:proofErr w:type="spellStart"/>
             <w:r>
               <w:rPr>
                 <w:color w:val="000000"/>
                 <w:sz w:val="19"/>
               </w:rPr>
-              <w:lastRenderedPageBreak/>
-              <w:t xml:space="preserve">Korpus AI</w:t>
+              <w:t>Korpus</w:t>
+            </w:r>
+            <w:proofErr w:type="spellEnd"/>
+            <w:r>
+              <w:rPr>
+                <w:color w:val="000000"/>
+                <w:sz w:val="19"/>
+              </w:rPr>
+              <w:t xml:space="preserve"> AI</w:t>
             </w:r>
           </w:p>
         </w:tc>
@@ -5855,6 +7462,158 @@
           <w:p>
             <w:pPr>
               <w:spacing w:after="0"/>
+            </w:pPr>
+            <w:r>
+              <w:rPr>
+                <w:color w:val="000000"/>
+                <w:sz w:val="19"/>
+              </w:rPr>
+              <w:t xml:space="preserve">ChatGPT (model GPT-5), OpenAI – </w:t>
+            </w:r>
+            <w:proofErr w:type="spellStart"/>
+            <w:r>
+              <w:rPr>
+                <w:color w:val="000000"/>
+                <w:sz w:val="19"/>
+              </w:rPr>
+              <w:t>untuk</w:t>
+            </w:r>
+            <w:proofErr w:type="spellEnd"/>
+            <w:r>
+              <w:rPr>
+                <w:color w:val="000000"/>
+                <w:sz w:val="19"/>
+              </w:rPr>
+              <w:t xml:space="preserve"> </w:t>
+            </w:r>
+            <w:proofErr w:type="spellStart"/>
+            <w:r>
+              <w:rPr>
+                <w:color w:val="000000"/>
+                <w:sz w:val="19"/>
+              </w:rPr>
+              <w:t>pembangunan</w:t>
+            </w:r>
+            <w:proofErr w:type="spellEnd"/>
+            <w:r>
+              <w:rPr>
+                <w:color w:val="000000"/>
+                <w:sz w:val="19"/>
+              </w:rPr>
+              <w:t xml:space="preserve"> </w:t>
+            </w:r>
+            <w:proofErr w:type="spellStart"/>
+            <w:r>
+              <w:rPr>
+                <w:color w:val="000000"/>
+                <w:sz w:val="19"/>
+              </w:rPr>
+              <w:t>kandungan</w:t>
+            </w:r>
+            <w:proofErr w:type="spellEnd"/>
+            <w:r>
+              <w:rPr>
+                <w:color w:val="000000"/>
+                <w:sz w:val="19"/>
+              </w:rPr>
+              <w:t xml:space="preserve">, </w:t>
+            </w:r>
+            <w:proofErr w:type="spellStart"/>
+            <w:r>
+              <w:rPr>
+                <w:color w:val="000000"/>
+                <w:sz w:val="19"/>
+              </w:rPr>
+              <w:t>soalan</w:t>
+            </w:r>
+            <w:proofErr w:type="spellEnd"/>
+            <w:r>
+              <w:rPr>
+                <w:color w:val="000000"/>
+                <w:sz w:val="19"/>
+              </w:rPr>
+              <w:t xml:space="preserve"> </w:t>
+            </w:r>
+            <w:proofErr w:type="spellStart"/>
+            <w:r>
+              <w:rPr>
+                <w:color w:val="000000"/>
+                <w:sz w:val="19"/>
+              </w:rPr>
+              <w:t>pengukuhan</w:t>
+            </w:r>
+            <w:proofErr w:type="spellEnd"/>
+            <w:r>
+              <w:rPr>
+                <w:color w:val="000000"/>
+                <w:sz w:val="19"/>
+              </w:rPr>
+              <w:t xml:space="preserve"> dan </w:t>
+            </w:r>
+            <w:proofErr w:type="spellStart"/>
+            <w:r>
+              <w:rPr>
+                <w:color w:val="000000"/>
+                <w:sz w:val="19"/>
+              </w:rPr>
+              <w:t>pembantu</w:t>
+            </w:r>
+            <w:proofErr w:type="spellEnd"/>
+            <w:r>
+              <w:rPr>
+                <w:color w:val="000000"/>
+                <w:sz w:val="19"/>
+              </w:rPr>
+              <w:t xml:space="preserve"> </w:t>
+            </w:r>
+            <w:proofErr w:type="spellStart"/>
+            <w:r>
+              <w:rPr>
+                <w:color w:val="000000"/>
+                <w:sz w:val="19"/>
+              </w:rPr>
+              <w:t>soal</w:t>
+            </w:r>
+            <w:proofErr w:type="spellEnd"/>
+            <w:r>
+              <w:rPr>
+                <w:color w:val="000000"/>
+                <w:sz w:val="19"/>
+              </w:rPr>
+              <w:t xml:space="preserve"> </w:t>
+            </w:r>
+            <w:proofErr w:type="spellStart"/>
+            <w:r>
+              <w:rPr>
+                <w:color w:val="000000"/>
+                <w:sz w:val="19"/>
+              </w:rPr>
+              <w:t>jawab</w:t>
+            </w:r>
+            <w:proofErr w:type="spellEnd"/>
+            <w:r>
+              <w:rPr>
+                <w:color w:val="000000"/>
+                <w:sz w:val="19"/>
+              </w:rPr>
+              <w:t>.</w:t>
+            </w:r>
+          </w:p>
+        </w:tc>
+        <w:tc>
+          <w:tcPr>
+            <w:tcW w:w="2448" w:type="dxa"/>
+            <w:tcMar>
+              <w:top w:w="70" w:type="dxa"/>
+              <w:left w:w="90" w:type="dxa"/>
+              <w:bottom w:w="70" w:type="dxa"/>
+              <w:right w:w="90" w:type="dxa"/>
+            </w:tcMar>
+            <w:vAlign w:val="center"/>
+          </w:tcPr>
+          <w:p>
+            <w:pPr>
+              <w:spacing w:after="0"/>
               <w:rPr>
                 <w:lang w:val="sv-SE"/>
               </w:rPr>
@@ -5865,35 +7624,7 @@
                 <w:sz w:val="19"/>
                 <w:lang w:val="sv-SE"/>
               </w:rPr>
-              <w:t xml:space="preserve">ChatGPT (model GPT-5), OpenAI – untuk pembangunan kandungan, soalan pengukuhan dan pembantu soal jawab.</w:t>
-            </w:r>
-          </w:p>
-        </w:tc>
-        <w:tc>
-          <w:tcPr>
-            <w:tcW w:w="2448" w:type="dxa"/>
-            <w:tcMar>
-              <w:top w:w="70" w:type="dxa"/>
-              <w:left w:w="90" w:type="dxa"/>
-              <w:bottom w:w="70" w:type="dxa"/>
-              <w:right w:w="90" w:type="dxa"/>
-            </w:tcMar>
-            <w:vAlign w:val="center"/>
-          </w:tcPr>
-          <w:p>
-            <w:pPr>
-              <w:spacing w:after="0"/>
-              <w:rPr>
-                <w:lang w:val="sv-SE"/>
-              </w:rPr>
-            </w:pPr>
-            <w:r>
-              <w:rPr>
-                <w:color w:val="000000"/>
-                <w:sz w:val="19"/>
-                <w:lang w:val="sv-SE"/>
-              </w:rPr>
-              <w:t xml:space="preserve">Direkod dalam log pembangunan (Lampiran C).</w:t>
+              <w:t>Direkod dalam log pembangunan (Lampiran C).</w:t>
             </w:r>
           </w:p>
         </w:tc>
@@ -5922,8 +7653,17 @@
                 <w:color w:val="000000"/>
                 <w:sz w:val="19"/>
               </w:rPr>
-              <w:t xml:space="preserve">Platform simulasi</w:t>
-            </w:r>
+              <w:t xml:space="preserve">Platform </w:t>
+            </w:r>
+            <w:proofErr w:type="spellStart"/>
+            <w:r>
+              <w:rPr>
+                <w:color w:val="000000"/>
+                <w:sz w:val="19"/>
+              </w:rPr>
+              <w:t>simulasi</w:t>
+            </w:r>
+            <w:proofErr w:type="spellEnd"/>
           </w:p>
         </w:tc>
         <w:tc>
@@ -5940,17 +7680,232 @@
           <w:p>
             <w:pPr>
               <w:spacing w:after="0"/>
-              <w:rPr>
-                <w:lang w:val="sv-SE"/>
-              </w:rPr>
-            </w:pPr>
+            </w:pPr>
+            <w:proofErr w:type="spellStart"/>
             <w:r>
               <w:rPr>
                 <w:color w:val="000000"/>
                 <w:sz w:val="19"/>
-                <w:lang w:val="sv-SE"/>
-              </w:rPr>
-              <w:t xml:space="preserve">Aplikasi web interaktif dibina menggunakan ChatGPT (GPT-5) dan dihoskan di chatgpt.site; diakses melalui pelayar web pada telefon pintar/tablet tanpa pemasangan aplikasi.</w:t>
+              </w:rPr>
+              <w:t>Aplikasi</w:t>
+            </w:r>
+            <w:proofErr w:type="spellEnd"/>
+            <w:r>
+              <w:rPr>
+                <w:color w:val="000000"/>
+                <w:sz w:val="19"/>
+              </w:rPr>
+              <w:t xml:space="preserve"> web </w:t>
+            </w:r>
+            <w:proofErr w:type="spellStart"/>
+            <w:r>
+              <w:rPr>
+                <w:color w:val="000000"/>
+                <w:sz w:val="19"/>
+              </w:rPr>
+              <w:t>interaktif</w:t>
+            </w:r>
+            <w:proofErr w:type="spellEnd"/>
+            <w:r>
+              <w:rPr>
+                <w:color w:val="000000"/>
+                <w:sz w:val="19"/>
+              </w:rPr>
+              <w:t xml:space="preserve"> </w:t>
+            </w:r>
+            <w:proofErr w:type="spellStart"/>
+            <w:r>
+              <w:rPr>
+                <w:color w:val="000000"/>
+                <w:sz w:val="19"/>
+              </w:rPr>
+              <w:t>dibina</w:t>
+            </w:r>
+            <w:proofErr w:type="spellEnd"/>
+            <w:r>
+              <w:rPr>
+                <w:color w:val="000000"/>
+                <w:sz w:val="19"/>
+              </w:rPr>
+              <w:t xml:space="preserve"> </w:t>
+            </w:r>
+            <w:proofErr w:type="spellStart"/>
+            <w:r>
+              <w:rPr>
+                <w:color w:val="000000"/>
+                <w:sz w:val="19"/>
+              </w:rPr>
+              <w:t>menggunakan</w:t>
+            </w:r>
+            <w:proofErr w:type="spellEnd"/>
+            <w:r>
+              <w:rPr>
+                <w:color w:val="000000"/>
+                <w:sz w:val="19"/>
+              </w:rPr>
+              <w:t xml:space="preserve"> ChatGPT (GPT-5) dan </w:t>
+            </w:r>
+            <w:proofErr w:type="spellStart"/>
+            <w:r>
+              <w:rPr>
+                <w:color w:val="000000"/>
+                <w:sz w:val="19"/>
+              </w:rPr>
+              <w:t>dihoskan</w:t>
+            </w:r>
+            <w:proofErr w:type="spellEnd"/>
+            <w:r>
+              <w:rPr>
+                <w:color w:val="000000"/>
+                <w:sz w:val="19"/>
+              </w:rPr>
+              <w:t xml:space="preserve"> di </w:t>
+            </w:r>
+            <w:proofErr w:type="spellStart"/>
+            <w:proofErr w:type="gramStart"/>
+            <w:r>
+              <w:rPr>
+                <w:color w:val="000000"/>
+                <w:sz w:val="19"/>
+              </w:rPr>
+              <w:t>chatgpt.site</w:t>
+            </w:r>
+            <w:proofErr w:type="spellEnd"/>
+            <w:proofErr w:type="gramEnd"/>
+            <w:r>
+              <w:rPr>
+                <w:color w:val="000000"/>
+                <w:sz w:val="19"/>
+              </w:rPr>
+              <w:t xml:space="preserve">; </w:t>
+            </w:r>
+            <w:proofErr w:type="spellStart"/>
+            <w:r>
+              <w:rPr>
+                <w:color w:val="000000"/>
+                <w:sz w:val="19"/>
+              </w:rPr>
+              <w:t>diakses</w:t>
+            </w:r>
+            <w:proofErr w:type="spellEnd"/>
+            <w:r>
+              <w:rPr>
+                <w:color w:val="000000"/>
+                <w:sz w:val="19"/>
+              </w:rPr>
+              <w:t xml:space="preserve"> </w:t>
+            </w:r>
+            <w:proofErr w:type="spellStart"/>
+            <w:r>
+              <w:rPr>
+                <w:color w:val="000000"/>
+                <w:sz w:val="19"/>
+              </w:rPr>
+              <w:t>melalui</w:t>
+            </w:r>
+            <w:proofErr w:type="spellEnd"/>
+            <w:r>
+              <w:rPr>
+                <w:color w:val="000000"/>
+                <w:sz w:val="19"/>
+              </w:rPr>
+              <w:t xml:space="preserve"> </w:t>
+            </w:r>
+            <w:proofErr w:type="spellStart"/>
+            <w:r>
+              <w:rPr>
+                <w:color w:val="000000"/>
+                <w:sz w:val="19"/>
+              </w:rPr>
+              <w:t>pelayar</w:t>
+            </w:r>
+            <w:proofErr w:type="spellEnd"/>
+            <w:r>
+              <w:rPr>
+                <w:color w:val="000000"/>
+                <w:sz w:val="19"/>
+              </w:rPr>
+              <w:t xml:space="preserve"> web pada </w:t>
+            </w:r>
+            <w:proofErr w:type="spellStart"/>
+            <w:r>
+              <w:rPr>
+                <w:color w:val="000000"/>
+                <w:sz w:val="19"/>
+              </w:rPr>
+              <w:t>telefon</w:t>
+            </w:r>
+            <w:proofErr w:type="spellEnd"/>
+            <w:r>
+              <w:rPr>
+                <w:color w:val="000000"/>
+                <w:sz w:val="19"/>
+              </w:rPr>
+              <w:t xml:space="preserve"> </w:t>
+            </w:r>
+            <w:proofErr w:type="spellStart"/>
+            <w:r>
+              <w:rPr>
+                <w:color w:val="000000"/>
+                <w:sz w:val="19"/>
+              </w:rPr>
+              <w:t>pintar</w:t>
+            </w:r>
+            <w:proofErr w:type="spellEnd"/>
+            <w:r>
+              <w:rPr>
+                <w:color w:val="000000"/>
+                <w:sz w:val="19"/>
+              </w:rPr>
+              <w:t xml:space="preserve">/tablet </w:t>
+            </w:r>
+            <w:proofErr w:type="spellStart"/>
+            <w:r>
+              <w:rPr>
+                <w:color w:val="000000"/>
+                <w:sz w:val="19"/>
+              </w:rPr>
+              <w:t>tanpa</w:t>
+            </w:r>
+            <w:proofErr w:type="spellEnd"/>
+            <w:r>
+              <w:rPr>
+                <w:color w:val="000000"/>
+                <w:sz w:val="19"/>
+              </w:rPr>
+              <w:t xml:space="preserve"> </w:t>
+            </w:r>
+            <w:proofErr w:type="spellStart"/>
+            <w:r>
+              <w:rPr>
+                <w:color w:val="000000"/>
+                <w:sz w:val="19"/>
+              </w:rPr>
+              <w:t>pemasangan</w:t>
+            </w:r>
+            <w:proofErr w:type="spellEnd"/>
+            <w:r>
+              <w:rPr>
+                <w:color w:val="000000"/>
+                <w:sz w:val="19"/>
+              </w:rPr>
+              <w:t xml:space="preserve"> </w:t>
+            </w:r>
+            <w:proofErr w:type="spellStart"/>
+            <w:r>
+              <w:rPr>
+                <w:color w:val="000000"/>
+                <w:sz w:val="19"/>
+              </w:rPr>
+              <w:t>aplikasi</w:t>
+            </w:r>
+            <w:proofErr w:type="spellEnd"/>
+            <w:r>
+              <w:rPr>
+                <w:color w:val="000000"/>
+                <w:sz w:val="19"/>
+              </w:rPr>
+              <w:t>.</w:t>
             </w:r>
           </w:p>
         </w:tc>
@@ -5968,17 +7923,111 @@
           <w:p>
             <w:pPr>
               <w:spacing w:after="0"/>
-              <w:rPr>
-                <w:lang w:val="sv-SE"/>
-              </w:rPr>
             </w:pPr>
             <w:r>
               <w:rPr>
                 <w:color w:val="000000"/>
                 <w:sz w:val="19"/>
-                <w:lang w:val="sv-SE"/>
-              </w:rPr>
-              <w:t xml:space="preserve">Pautan demo: sim-marismart-course.mohdasrizan.chatgpt.site; versi direkod dalam Lampiran C.</w:t>
+              </w:rPr>
+              <w:t>Pautan demo: sim-</w:t>
+            </w:r>
+            <w:proofErr w:type="spellStart"/>
+            <w:r>
+              <w:rPr>
+                <w:color w:val="000000"/>
+                <w:sz w:val="19"/>
+              </w:rPr>
+              <w:t>marismart</w:t>
+            </w:r>
+            <w:proofErr w:type="spellEnd"/>
+            <w:r>
+              <w:rPr>
+                <w:color w:val="000000"/>
+                <w:sz w:val="19"/>
+              </w:rPr>
+              <w:t>-</w:t>
+            </w:r>
+            <w:proofErr w:type="spellStart"/>
+            <w:proofErr w:type="gramStart"/>
+            <w:r>
+              <w:rPr>
+                <w:color w:val="000000"/>
+                <w:sz w:val="19"/>
+              </w:rPr>
+              <w:t>course.mohdasrizan</w:t>
+            </w:r>
+            <w:proofErr w:type="gramEnd"/>
+            <w:r>
+              <w:rPr>
+                <w:color w:val="000000"/>
+                <w:sz w:val="19"/>
+              </w:rPr>
+              <w:t>.</w:t>
+            </w:r>
+            <w:proofErr w:type="gramStart"/>
+            <w:r>
+              <w:rPr>
+                <w:color w:val="000000"/>
+                <w:sz w:val="19"/>
+              </w:rPr>
+              <w:t>chatgpt.site</w:t>
+            </w:r>
+            <w:proofErr w:type="spellEnd"/>
+            <w:proofErr w:type="gramEnd"/>
+            <w:r>
+              <w:rPr>
+                <w:color w:val="000000"/>
+                <w:sz w:val="19"/>
+              </w:rPr>
+              <w:t xml:space="preserve">; </w:t>
+            </w:r>
+            <w:proofErr w:type="spellStart"/>
+            <w:r>
+              <w:rPr>
+                <w:color w:val="000000"/>
+                <w:sz w:val="19"/>
+              </w:rPr>
+              <w:t>versi</w:t>
+            </w:r>
+            <w:proofErr w:type="spellEnd"/>
+            <w:r>
+              <w:rPr>
+                <w:color w:val="000000"/>
+                <w:sz w:val="19"/>
+              </w:rPr>
+              <w:t xml:space="preserve"> </w:t>
+            </w:r>
+            <w:proofErr w:type="spellStart"/>
+            <w:r>
+              <w:rPr>
+                <w:color w:val="000000"/>
+                <w:sz w:val="19"/>
+              </w:rPr>
+              <w:t>direkod</w:t>
+            </w:r>
+            <w:proofErr w:type="spellEnd"/>
+            <w:r>
+              <w:rPr>
+                <w:color w:val="000000"/>
+                <w:sz w:val="19"/>
+              </w:rPr>
+              <w:t xml:space="preserve"> </w:t>
+            </w:r>
+            <w:proofErr w:type="spellStart"/>
+            <w:r>
+              <w:rPr>
+                <w:color w:val="000000"/>
+                <w:sz w:val="19"/>
+              </w:rPr>
+              <w:t>dalam</w:t>
+            </w:r>
+            <w:proofErr w:type="spellEnd"/>
+            <w:r>
+              <w:rPr>
+                <w:color w:val="000000"/>
+                <w:sz w:val="19"/>
+              </w:rPr>
+              <w:t xml:space="preserve"> Lampiran C.</w:t>
             </w:r>
           </w:p>
         </w:tc>
@@ -6007,7 +8056,7 @@
                 <w:color w:val="000000"/>
                 <w:sz w:val="19"/>
               </w:rPr>
-              <w:t xml:space="preserve">Penyimpanan data</w:t>
+              <w:t>Penyimpanan data</w:t>
             </w:r>
           </w:p>
         </w:tc>
@@ -6201,8 +8250,12 @@
         </w:rPr>
       </w:pPr>
       <w:r>
+        <w:rPr>
+          <w:noProof/>
+        </w:rPr>
+        <w:lastRenderedPageBreak/>
         <w:drawing>
-          <wp:inline distT="0" distB="0" distL="0" distR="0">
+          <wp:inline distT="0" distB="0" distL="0" distR="0" wp14:anchorId="0A680937" wp14:editId="54363F39">
             <wp:extent cx="5486400" cy="2450321"/>
             <wp:effectExtent l="0" t="0" r="0" b="0"/>
             <wp:docPr id="100" name="rajah1_sim" descr="Tangkapan skrin halaman Course overview SIM MARISMART: menu Course guide, 2D inspection studio, Assessment guide dan laluan pembelajaran 00-08"/>
@@ -6217,7 +8270,7 @@
                     <pic:cNvPicPr/>
                   </pic:nvPicPr>
                   <pic:blipFill>
-                    <a:blip r:embed="rId95"/>
+                    <a:blip r:embed="rId9"/>
                     <a:stretch>
                       <a:fillRect/>
                     </a:stretch>
@@ -6253,7 +8306,7 @@
           <w:sz w:val="21"/>
           <w:lang w:val="sv-SE"/>
         </w:rPr>
-        <w:t xml:space="preserve">Rajah 1. Paparan utama SIM MARISMART (Course overview) dengan menu 2D inspection studio dan laluan pembelajaran 00–08</w:t>
+        <w:t>Rajah 1. Paparan utama SIM MARISMART (Course overview) dengan menu 2D inspection studio dan laluan pembelajaran 00–08</w:t>
       </w:r>
     </w:p>
     <w:p>
@@ -6265,8 +8318,11 @@
         </w:rPr>
       </w:pPr>
       <w:r>
+        <w:rPr>
+          <w:noProof/>
+        </w:rPr>
         <w:drawing>
-          <wp:inline distT="0" distB="0" distL="0" distR="0">
+          <wp:inline distT="0" distB="0" distL="0" distR="0" wp14:anchorId="4024490C" wp14:editId="4B1314F2">
             <wp:extent cx="5486400" cy="1828800"/>
             <wp:effectExtent l="0" t="0" r="0" b="0"/>
             <wp:docPr id="101" name="rajah2_aliran" descr="Aliran pelaksanaan uji rintis SIM MARISMART: data asas, sesi SIM MARISMART, rekod dapatan, data selepas, UAT dan analisis"/>
@@ -6281,7 +8337,7 @@
                     <pic:cNvPicPr/>
                   </pic:nvPicPr>
                   <pic:blipFill>
-                    <a:blip r:embed="rId93"/>
+                    <a:blip r:embed="rId10"/>
                     <a:stretch>
                       <a:fillRect/>
                     </a:stretch>
@@ -6307,7 +8363,7 @@
         <w:spacing w:before="40" w:after="80"/>
         <w:jc w:val="center"/>
         <w:rPr>
-          <w:lang w:val="sv-SE"/>
+          <w:lang w:val="fi-FI"/>
         </w:rPr>
       </w:pPr>
       <w:r>
@@ -6315,9 +8371,9 @@
           <w:b/>
           <w:color w:val="000000"/>
           <w:sz w:val="21"/>
-          <w:lang w:val="sv-SE"/>
-        </w:rPr>
-        <w:t xml:space="preserve">Rajah 2. Aliran pelaksanaan uji rintis SIM MARISMART di ALAM (30/09/2026)</w:t>
+          <w:lang w:val="fi-FI"/>
+        </w:rPr>
+        <w:t>Rajah 2. Aliran pelaksanaan uji rintis SIM MARISMART di ALAM (30/09/2026)</w:t>
       </w:r>
     </w:p>
     <w:p>
@@ -6325,7 +8381,7 @@
         <w:spacing w:after="40"/>
         <w:ind w:left="369" w:hanging="255"/>
         <w:rPr>
-          <w:lang w:val="sv-SE"/>
+          <w:lang w:val="fi-FI"/>
         </w:rPr>
       </w:pPr>
     </w:p>
@@ -6352,7 +8408,7 @@
         <w:ind w:firstLine="720"/>
         <w:jc w:val="both"/>
         <w:rPr>
-          <w:lang w:val="sv-SE"/>
+          <w:lang w:val="fi-FI"/>
         </w:rPr>
       </w:pPr>
       <w:r>
@@ -6360,7 +8416,14 @@
           <w:color w:val="000000"/>
           <w:lang w:val="sv-SE"/>
         </w:rPr>
-        <w:t>Prompt AI mengehadkan peranan sistem kepada tutor sokongan. Arahan asas menetapkan bahasa, tahap pelajar, skop modul, keutamaan keselamatan, penggunaan unit, keperluan menyatakan sumber dan tindakan apabila maklumat tiada. Contoh pola prompt: ‘Jawab hanya berdasarkan sumber modul yang diluluskan. Jika nilai atau prosedur tidak dinyatakan, nyatakan bahawa pengesahan manual pengilang atau pengajar diperlukan. Jangan memberi arahan yang bercanggah dengan PPE, PTW, JSA atau SOP.’</w:t>
+        <w:t xml:space="preserve">Prompt AI mengehadkan peranan sistem kepada tutor sokongan. </w:t>
+      </w:r>
+      <w:r>
+        <w:rPr>
+          <w:color w:val="000000"/>
+          <w:lang w:val="fi-FI"/>
+        </w:rPr>
+        <w:t>Arahan asas menetapkan bahasa, tahap pelajar, skop modul, keutamaan keselamatan, penggunaan unit, keperluan menyatakan sumber dan tindakan apabila maklumat tiada. Contoh pola prompt: ‘Jawab hanya berdasarkan sumber modul yang diluluskan. Jika nilai atau prosedur tidak dinyatakan, nyatakan bahawa pengesahan manual pengilang atau pengajar diperlukan. Jangan memberi arahan yang bercanggah dengan PPE, PTW, JSA atau SOP.’</w:t>
       </w:r>
     </w:p>
     <w:p>
@@ -6391,6 +8454,33 @@
     </w:p>
     <w:p>
       <w:pPr>
+        <w:ind w:firstLine="720"/>
+        <w:jc w:val="both"/>
+        <w:rPr>
+          <w:lang w:val="sv-SE"/>
+        </w:rPr>
+      </w:pPr>
+    </w:p>
+    <w:p>
+      <w:pPr>
+        <w:ind w:firstLine="720"/>
+        <w:jc w:val="both"/>
+        <w:rPr>
+          <w:lang w:val="sv-SE"/>
+        </w:rPr>
+      </w:pPr>
+    </w:p>
+    <w:p>
+      <w:pPr>
+        <w:ind w:firstLine="720"/>
+        <w:jc w:val="both"/>
+        <w:rPr>
+          <w:lang w:val="sv-SE"/>
+        </w:rPr>
+      </w:pPr>
+    </w:p>
+    <w:p>
+      <w:pPr>
         <w:pStyle w:val="Heading2"/>
         <w:spacing w:before="100"/>
       </w:pPr>
@@ -6399,6 +8489,7 @@
         <w:rPr>
           <w:rFonts w:ascii="Times New Roman" w:hAnsi="Times New Roman"/>
         </w:rPr>
+        <w:lastRenderedPageBreak/>
         <w:t>4.6 KAEDAH PENILAIAN DAN UJI CUBA</w:t>
       </w:r>
       <w:bookmarkEnd w:id="20"/>
@@ -6411,6 +8502,26 @@
           <w:lang w:val="sv-SE"/>
         </w:rPr>
       </w:pPr>
+      <w:proofErr w:type="spellStart"/>
+      <w:r>
+        <w:rPr>
+          <w:b/>
+          <w:color w:val="000000"/>
+          <w:sz w:val="21"/>
+          <w:lang w:val="en-MY"/>
+        </w:rPr>
+        <w:t>Jadual</w:t>
+      </w:r>
+      <w:proofErr w:type="spellEnd"/>
+      <w:r>
+        <w:rPr>
+          <w:b/>
+          <w:color w:val="000000"/>
+          <w:sz w:val="21"/>
+          <w:lang w:val="en-MY"/>
+        </w:rPr>
+        <w:t xml:space="preserve"> 7. </w:t>
+      </w:r>
       <w:r>
         <w:rPr>
           <w:b/>
@@ -6418,7 +8529,7 @@
           <w:sz w:val="21"/>
           <w:lang w:val="sv-SE"/>
         </w:rPr>
-        <w:t xml:space="preserve">Jadual 7. Fasa penilaian dan uji cuba</w:t>
+        <w:t>Fasa penilaian dan uji cuba</w:t>
       </w:r>
     </w:p>
     <w:tbl>
@@ -6648,7 +8759,7 @@
                 <w:color w:val="000000"/>
                 <w:sz w:val="19"/>
               </w:rPr>
-              <w:t xml:space="preserve">Kandungan disahkan atau dibetulkan.</w:t>
+              <w:t>Kandungan disahkan atau dibetulkan.</w:t>
             </w:r>
           </w:p>
         </w:tc>
@@ -6777,13 +8888,31 @@
             <w:pPr>
               <w:spacing w:after="0"/>
             </w:pPr>
+            <w:proofErr w:type="spellStart"/>
             <w:r>
               <w:rPr>
                 <w:color w:val="000000"/>
                 <w:sz w:val="19"/>
               </w:rPr>
-              <w:t xml:space="preserve">Ujian kebolehgunaan</w:t>
-            </w:r>
+              <w:t>Ujian</w:t>
+            </w:r>
+            <w:proofErr w:type="spellEnd"/>
+            <w:r>
+              <w:rPr>
+                <w:color w:val="000000"/>
+                <w:sz w:val="19"/>
+              </w:rPr>
+              <w:t xml:space="preserve"> </w:t>
+            </w:r>
+            <w:proofErr w:type="spellStart"/>
+            <w:r>
+              <w:rPr>
+                <w:color w:val="000000"/>
+                <w:sz w:val="19"/>
+              </w:rPr>
+              <w:t>kebolehgunaan</w:t>
+            </w:r>
+            <w:proofErr w:type="spellEnd"/>
           </w:p>
         </w:tc>
         <w:tc>
@@ -6830,9 +8959,7 @@
                 <w:color w:val="000000"/>
                 <w:sz w:val="19"/>
               </w:rPr>
-              <w:t xml:space="preserve">Tugasan pemeriksaan, pemerhatian, </w:t>
-              <w:lastRenderedPageBreak/>
-              <w:t>masa dan soal selidik.</w:t>
+              <w:t>Tugasan pemeriksaan, pemerhatian, masa dan soal selidik.</w:t>
             </w:r>
           </w:p>
         </w:tc>
@@ -6856,10 +8983,7 @@
                 <w:color w:val="000000"/>
                 <w:sz w:val="19"/>
               </w:rPr>
-              <w:lastRenderedPageBreak/>
-              <w:t xml:space="preserve">Metrik kebolehgunaan </w:t>
-              <w:lastRenderedPageBreak/>
-              <w:t>dan isu navigasi.</w:t>
+              <w:t>Metrik kebolehgunaan dan isu navigasi.</w:t>
             </w:r>
           </w:p>
         </w:tc>
@@ -6888,7 +9012,6 @@
                 <w:color w:val="000000"/>
                 <w:sz w:val="19"/>
               </w:rPr>
-              <w:lastRenderedPageBreak/>
               <w:t>Ujian pembelajaran</w:t>
             </w:r>
           </w:p>
@@ -6989,13 +9112,31 @@
             <w:pPr>
               <w:spacing w:after="0"/>
             </w:pPr>
+            <w:proofErr w:type="spellStart"/>
             <w:r>
               <w:rPr>
                 <w:color w:val="000000"/>
                 <w:sz w:val="19"/>
               </w:rPr>
-              <w:t xml:space="preserve">Ujian penerimaan</w:t>
-            </w:r>
+              <w:t>Ujian</w:t>
+            </w:r>
+            <w:proofErr w:type="spellEnd"/>
+            <w:r>
+              <w:rPr>
+                <w:color w:val="000000"/>
+                <w:sz w:val="19"/>
+              </w:rPr>
+              <w:t xml:space="preserve"> </w:t>
+            </w:r>
+            <w:proofErr w:type="spellStart"/>
+            <w:r>
+              <w:rPr>
+                <w:color w:val="000000"/>
+                <w:sz w:val="19"/>
+              </w:rPr>
+              <w:t>penerimaan</w:t>
+            </w:r>
+            <w:proofErr w:type="spellEnd"/>
           </w:p>
         </w:tc>
         <w:tc>
@@ -7102,63 +9243,14 @@
           <w:color w:val="000000"/>
           <w:lang w:val="sv-SE"/>
         </w:rPr>
-        <w:t xml:space="preserve">Analisis menggunakan min, sisihan piawai, peratus pencapaian rubrik, masa median tugasan, kadar kesilapan dan saiz kesan jika reka bentuk sampel membenarkannya. Uji rintis melibatkan </w:t>
+        <w:t>Analisis menggunakan min, sisihan piawai, peratus pencapaian rubrik, masa median tugasan, kadar kesilapan dan saiz kesan jika reka bentuk sampel membenarkannya. Uji rintis melibatkan 13 pelajar dan 2 pengajar di Akademi Laut Malaysia (ALAM) menggunakan SIM MARISMART pada 30/09/2026</w:t>
       </w:r>
       <w:r>
         <w:rPr>
           <w:color w:val="000000"/>
           <w:lang w:val="sv-SE"/>
         </w:rPr>
-        <w:t xml:space="preserve">13</w:t>
-      </w:r>
-      <w:r>
-        <w:rPr>
-          <w:color w:val="000000"/>
-          <w:lang w:val="sv-SE"/>
-        </w:rPr>
-        <w:t xml:space="preserve"> pelajar dan </w:t>
-      </w:r>
-      <w:r>
-        <w:rPr>
-          <w:color w:val="000000"/>
-          <w:lang w:val="sv-SE"/>
-        </w:rPr>
-        <w:t xml:space="preserve">2</w:t>
-      </w:r>
-      <w:r>
-        <w:rPr>
-          <w:color w:val="000000"/>
-          <w:lang w:val="sv-SE"/>
-        </w:rPr>
-        <w:t xml:space="preserve"> pengajar di </w:t>
-      </w:r>
-      <w:r>
-        <w:rPr>
-          <w:color w:val="000000"/>
-          <w:lang w:val="sv-SE"/>
-        </w:rPr>
-        <w:t xml:space="preserve">Akademi Laut Malaysia (ALAM) menggunakan SIM MARISMART</w:t>
-      </w:r>
-      <w:r>
-        <w:rPr>
-          <w:color w:val="000000"/>
-          <w:lang w:val="sv-SE"/>
-        </w:rPr>
-        <w:t xml:space="preserve"> pada </w:t>
-      </w:r>
-      <w:r>
-        <w:rPr>
-          <w:color w:val="000000"/>
-          <w:lang w:val="sv-SE"/>
-        </w:rPr>
-        <w:t xml:space="preserve">30/09/2026</w:t>
-      </w:r>
-      <w:r>
-        <w:rPr>
-          <w:color w:val="000000"/>
-          <w:lang w:val="sv-SE"/>
-        </w:rPr>
-        <w:t xml:space="preserve">. Data direkod oleh sistem SIM MARISMART dan keputusan dilaporkan dalam Jadual 10 dan Lampiran B, manakala aliran pelaksanaan uji rintis ditunjukkan dalam Rajah 2.</w:t>
+        <w:t>. Data direkod oleh sistem SIM MARISMART dan keputusan dilaporkan dalam Jadual 10 dan Lampiran B, manakala aliran pelaksanaan uji rintis ditunjukkan dalam Rajah 2.</w:t>
       </w:r>
     </w:p>
     <w:p>
@@ -7219,7 +9311,7 @@
           <w:sz w:val="21"/>
           <w:lang w:val="sv-SE"/>
         </w:rPr>
-        <w:t xml:space="preserve">Jadual 8. Pendekatan penggunaan dan etika AI</w:t>
+        <w:t>Jadual 8. Pendekatan penggunaan dan etika AI</w:t>
       </w:r>
     </w:p>
     <w:tbl>
@@ -7230,8 +9322,8 @@
         <w:tblLook w:val="04A0" w:firstRow="1" w:lastRow="0" w:firstColumn="1" w:lastColumn="0" w:noHBand="0" w:noVBand="1"/>
       </w:tblPr>
       <w:tblGrid>
-        <w:gridCol w:w="3645"/>
-        <w:gridCol w:w="5561"/>
+        <w:gridCol w:w="3647"/>
+        <w:gridCol w:w="5559"/>
       </w:tblGrid>
       <w:tr>
         <w:trPr>
@@ -7345,7 +9437,7 @@
                 <w:sz w:val="20"/>
                 <w:lang w:val="sv-SE"/>
               </w:rPr>
-              <w:t xml:space="preserve">ChatGPT (model GPT-5), OpenAI; digunakan pada September 2026 (rujuk Lampiran C).</w:t>
+              <w:t>ChatGPT (model GPT-5), OpenAI; digunakan pada September 2026 (rujuk Lampiran C).</w:t>
             </w:r>
           </w:p>
         </w:tc>
@@ -7374,7 +9466,7 @@
                 <w:color w:val="000000"/>
                 <w:sz w:val="20"/>
               </w:rPr>
-              <w:t xml:space="preserve">Tujuan penggunaan</w:t>
+              <w:t>Tujuan penggunaan</w:t>
             </w:r>
           </w:p>
         </w:tc>
@@ -7392,17 +9484,278 @@
           <w:p>
             <w:pPr>
               <w:spacing w:after="0"/>
-              <w:rPr>
-                <w:lang w:val="sv-SE"/>
-              </w:rPr>
-            </w:pPr>
+            </w:pPr>
+            <w:proofErr w:type="spellStart"/>
             <w:r>
               <w:rPr>
                 <w:color w:val="000000"/>
                 <w:sz w:val="20"/>
-                <w:lang w:val="sv-SE"/>
-              </w:rPr>
-              <w:t>Membina prototaip aplikasi web MARISMART AR, menjana/menyusun penerangan, menjawab soalan dalam skop modul, memberi soalan pengukuhan dan membantu semakan kandungan.</w:t>
+              </w:rPr>
+              <w:t>Membina</w:t>
+            </w:r>
+            <w:proofErr w:type="spellEnd"/>
+            <w:r>
+              <w:rPr>
+                <w:color w:val="000000"/>
+                <w:sz w:val="20"/>
+              </w:rPr>
+              <w:t xml:space="preserve"> </w:t>
+            </w:r>
+            <w:proofErr w:type="spellStart"/>
+            <w:r>
+              <w:rPr>
+                <w:color w:val="000000"/>
+                <w:sz w:val="20"/>
+              </w:rPr>
+              <w:t>prototaip</w:t>
+            </w:r>
+            <w:proofErr w:type="spellEnd"/>
+            <w:r>
+              <w:rPr>
+                <w:color w:val="000000"/>
+                <w:sz w:val="20"/>
+              </w:rPr>
+              <w:t xml:space="preserve"> </w:t>
+            </w:r>
+            <w:proofErr w:type="spellStart"/>
+            <w:r>
+              <w:rPr>
+                <w:color w:val="000000"/>
+                <w:sz w:val="20"/>
+              </w:rPr>
+              <w:t>aplikasi</w:t>
+            </w:r>
+            <w:proofErr w:type="spellEnd"/>
+            <w:r>
+              <w:rPr>
+                <w:color w:val="000000"/>
+                <w:sz w:val="20"/>
+              </w:rPr>
+              <w:t xml:space="preserve"> web MARISMART AR, </w:t>
+            </w:r>
+            <w:proofErr w:type="spellStart"/>
+            <w:r>
+              <w:rPr>
+                <w:color w:val="000000"/>
+                <w:sz w:val="20"/>
+              </w:rPr>
+              <w:t>menjana</w:t>
+            </w:r>
+            <w:proofErr w:type="spellEnd"/>
+            <w:r>
+              <w:rPr>
+                <w:color w:val="000000"/>
+                <w:sz w:val="20"/>
+              </w:rPr>
+              <w:t>/</w:t>
+            </w:r>
+            <w:proofErr w:type="spellStart"/>
+            <w:r>
+              <w:rPr>
+                <w:color w:val="000000"/>
+                <w:sz w:val="20"/>
+              </w:rPr>
+              <w:t>menyusun</w:t>
+            </w:r>
+            <w:proofErr w:type="spellEnd"/>
+            <w:r>
+              <w:rPr>
+                <w:color w:val="000000"/>
+                <w:sz w:val="20"/>
+              </w:rPr>
+              <w:t xml:space="preserve"> </w:t>
+            </w:r>
+            <w:proofErr w:type="spellStart"/>
+            <w:r>
+              <w:rPr>
+                <w:color w:val="000000"/>
+                <w:sz w:val="20"/>
+              </w:rPr>
+              <w:t>penerangan</w:t>
+            </w:r>
+            <w:proofErr w:type="spellEnd"/>
+            <w:r>
+              <w:rPr>
+                <w:color w:val="000000"/>
+                <w:sz w:val="20"/>
+              </w:rPr>
+              <w:t xml:space="preserve">, </w:t>
+            </w:r>
+            <w:proofErr w:type="spellStart"/>
+            <w:r>
+              <w:rPr>
+                <w:color w:val="000000"/>
+                <w:sz w:val="20"/>
+              </w:rPr>
+              <w:t>menjawab</w:t>
+            </w:r>
+            <w:proofErr w:type="spellEnd"/>
+            <w:r>
+              <w:rPr>
+                <w:color w:val="000000"/>
+                <w:sz w:val="20"/>
+              </w:rPr>
+              <w:t xml:space="preserve"> </w:t>
+            </w:r>
+            <w:proofErr w:type="spellStart"/>
+            <w:r>
+              <w:rPr>
+                <w:color w:val="000000"/>
+                <w:sz w:val="20"/>
+              </w:rPr>
+              <w:t>soalan</w:t>
+            </w:r>
+            <w:proofErr w:type="spellEnd"/>
+            <w:r>
+              <w:rPr>
+                <w:color w:val="000000"/>
+                <w:sz w:val="20"/>
+              </w:rPr>
+              <w:t xml:space="preserve"> </w:t>
+            </w:r>
+            <w:proofErr w:type="spellStart"/>
+            <w:r>
+              <w:rPr>
+                <w:color w:val="000000"/>
+                <w:sz w:val="20"/>
+              </w:rPr>
+              <w:t>dalam</w:t>
+            </w:r>
+            <w:proofErr w:type="spellEnd"/>
+            <w:r>
+              <w:rPr>
+                <w:color w:val="000000"/>
+                <w:sz w:val="20"/>
+              </w:rPr>
+              <w:t xml:space="preserve"> </w:t>
+            </w:r>
+            <w:proofErr w:type="spellStart"/>
+            <w:r>
+              <w:rPr>
+                <w:color w:val="000000"/>
+                <w:sz w:val="20"/>
+              </w:rPr>
+              <w:t>skop</w:t>
+            </w:r>
+            <w:proofErr w:type="spellEnd"/>
+            <w:r>
+              <w:rPr>
+                <w:color w:val="000000"/>
+                <w:sz w:val="20"/>
+              </w:rPr>
+              <w:t xml:space="preserve"> </w:t>
+            </w:r>
+            <w:proofErr w:type="spellStart"/>
+            <w:r>
+              <w:rPr>
+                <w:color w:val="000000"/>
+                <w:sz w:val="20"/>
+              </w:rPr>
+              <w:t>modul</w:t>
+            </w:r>
+            <w:proofErr w:type="spellEnd"/>
+            <w:r>
+              <w:rPr>
+                <w:color w:val="000000"/>
+                <w:sz w:val="20"/>
+              </w:rPr>
+              <w:t xml:space="preserve">, </w:t>
+            </w:r>
+            <w:proofErr w:type="spellStart"/>
+            <w:r>
+              <w:rPr>
+                <w:color w:val="000000"/>
+                <w:sz w:val="20"/>
+              </w:rPr>
+              <w:t>memberi</w:t>
+            </w:r>
+            <w:proofErr w:type="spellEnd"/>
+            <w:r>
+              <w:rPr>
+                <w:color w:val="000000"/>
+                <w:sz w:val="20"/>
+              </w:rPr>
+              <w:t xml:space="preserve"> </w:t>
+            </w:r>
+            <w:proofErr w:type="spellStart"/>
+            <w:r>
+              <w:rPr>
+                <w:color w:val="000000"/>
+                <w:sz w:val="20"/>
+              </w:rPr>
+              <w:t>soalan</w:t>
+            </w:r>
+            <w:proofErr w:type="spellEnd"/>
+            <w:r>
+              <w:rPr>
+                <w:color w:val="000000"/>
+                <w:sz w:val="20"/>
+              </w:rPr>
+              <w:t xml:space="preserve"> </w:t>
+            </w:r>
+            <w:proofErr w:type="spellStart"/>
+            <w:r>
+              <w:rPr>
+                <w:color w:val="000000"/>
+                <w:sz w:val="20"/>
+              </w:rPr>
+              <w:t>pengukuhan</w:t>
+            </w:r>
+            <w:proofErr w:type="spellEnd"/>
+            <w:r>
+              <w:rPr>
+                <w:color w:val="000000"/>
+                <w:sz w:val="20"/>
+              </w:rPr>
+              <w:t xml:space="preserve"> dan </w:t>
+            </w:r>
+            <w:proofErr w:type="spellStart"/>
+            <w:r>
+              <w:rPr>
+                <w:color w:val="000000"/>
+                <w:sz w:val="20"/>
+              </w:rPr>
+              <w:t>membantu</w:t>
+            </w:r>
+            <w:proofErr w:type="spellEnd"/>
+            <w:r>
+              <w:rPr>
+                <w:color w:val="000000"/>
+                <w:sz w:val="20"/>
+              </w:rPr>
+              <w:t xml:space="preserve"> </w:t>
+            </w:r>
+            <w:proofErr w:type="spellStart"/>
+            <w:r>
+              <w:rPr>
+                <w:color w:val="000000"/>
+                <w:sz w:val="20"/>
+              </w:rPr>
+              <w:t>semakan</w:t>
+            </w:r>
+            <w:proofErr w:type="spellEnd"/>
+            <w:r>
+              <w:rPr>
+                <w:color w:val="000000"/>
+                <w:sz w:val="20"/>
+              </w:rPr>
+              <w:t xml:space="preserve"> </w:t>
+            </w:r>
+            <w:proofErr w:type="spellStart"/>
+            <w:r>
+              <w:rPr>
+                <w:color w:val="000000"/>
+                <w:sz w:val="20"/>
+              </w:rPr>
+              <w:t>kandungan</w:t>
+            </w:r>
+            <w:proofErr w:type="spellEnd"/>
+            <w:r>
+              <w:rPr>
+                <w:color w:val="000000"/>
+                <w:sz w:val="20"/>
+              </w:rPr>
+              <w:t>.</w:t>
             </w:r>
           </w:p>
         </w:tc>
@@ -7431,7 +9784,7 @@
                 <w:color w:val="000000"/>
                 <w:sz w:val="20"/>
               </w:rPr>
-              <w:t xml:space="preserve">Peranan manusia</w:t>
+              <w:t>Peranan manusia</w:t>
             </w:r>
           </w:p>
         </w:tc>
@@ -7536,13 +9889,31 @@
             <w:pPr>
               <w:spacing w:after="0"/>
             </w:pPr>
+            <w:proofErr w:type="spellStart"/>
             <w:r>
               <w:rPr>
                 <w:color w:val="000000"/>
                 <w:sz w:val="20"/>
               </w:rPr>
-              <w:t xml:space="preserve">Privasi dan keselamatan</w:t>
-            </w:r>
+              <w:t>Privasi</w:t>
+            </w:r>
+            <w:proofErr w:type="spellEnd"/>
+            <w:r>
+              <w:rPr>
+                <w:color w:val="000000"/>
+                <w:sz w:val="20"/>
+              </w:rPr>
+              <w:t xml:space="preserve"> dan </w:t>
+            </w:r>
+            <w:proofErr w:type="spellStart"/>
+            <w:r>
+              <w:rPr>
+                <w:color w:val="000000"/>
+                <w:sz w:val="20"/>
+              </w:rPr>
+              <w:t>keselamatan</w:t>
+            </w:r>
+            <w:proofErr w:type="spellEnd"/>
           </w:p>
         </w:tc>
         <w:tc>
@@ -7594,6 +9965,7 @@
                 <w:color w:val="000000"/>
                 <w:sz w:val="20"/>
               </w:rPr>
+              <w:lastRenderedPageBreak/>
               <w:t>Hak cipta dan integriti</w:t>
             </w:r>
           </w:p>
@@ -7766,7 +10138,7 @@
         <w:rPr>
           <w:color w:val="000000"/>
         </w:rPr>
-        <w:t xml:space="preserve">Setiap penggunaan AI yang material direkod sekurang-kurangnya dengan tarikh, platform/model, tujuan, input ringkas, sumber yang dirujuk, output yang diterima, semakan manusia, perubahan yang dibuat dan keputusan kelulusan (Lampiran C). Log ini menjadi bukti bahawa AI menyokong pembangunan inovasi tanpa menggantikan pemikiran, analisis dan kreativiti peserta.</w:t>
+        <w:t>Setiap penggunaan AI yang material direkod sekurang-kurangnya dengan tarikh, platform/model, tujuan, input ringkas, sumber yang dirujuk, output yang diterima, semakan manusia, perubahan yang dibuat dan keputusan kelulusan (Lampiran C). Log ini menjadi bukti bahawa AI menyokong pembangunan inovasi tanpa menggantikan pemikiran, analisis dan kreativiti peserta.</w:t>
       </w:r>
     </w:p>
     <w:p>
@@ -7816,20 +10188,30 @@
         <w:rPr>
           <w:color w:val="000000"/>
         </w:rPr>
-        <w:t xml:space="preserve">Antara muka memaparkan satu tugasan pada satu masa, menggunakan istilah teknikal yang konsisten, memberi arahan ringkas dan menyediakan jalan kembali ke checklist. Pengguna boleh memilih mod demonstrasi, mod latihan berpandu atau mod pentaksiran. Pengajar boleh memilih modul dan melihat bukti tanpa perlu memahami kod pembangunan. Contoh paparan SIM MARISMART ditunjukkan dalam Rajah 1. Kursus turut menyediakan video orientasi ringkas oleh pengajar yang dihasilkan menggunakan alat penjana video AI dan disemak oleh pengajar sebelum digunakan (Rajah 4; Lampiran C).</w:t>
+        <w:t xml:space="preserve">Antara muka memaparkan satu tugasan pada satu masa, menggunakan istilah teknikal yang konsisten, memberi arahan ringkas dan menyediakan jalan kembali ke checklist. </w:t>
+      </w:r>
+      <w:r>
+        <w:rPr>
+          <w:color w:val="000000"/>
+          <w:lang w:val="sv-SE"/>
+        </w:rPr>
+        <w:t>Pengguna boleh memilih mod demonstrasi, mod latihan berpandu atau mod pentaksiran. Pengajar boleh memilih modul dan melihat bukti tanpa perlu memahami kod pembangunan. Contoh paparan SIM MARISMART ditunjukkan dalam Rajah 1. Kursus turut menyediakan video orientasi ringkas oleh pengajar yang dihasilkan menggunakan alat penjana video AI dan disemak oleh pengajar sebelum digunakan (Rajah 4; Lampiran C).</w:t>
       </w:r>
     </w:p>
     <w:p>
       <w:pPr>
         <w:spacing w:before="40" w:after="80"/>
         <w:jc w:val="center"/>
+        <w:rPr>
+          <w:lang w:val="sv-SE"/>
+        </w:rPr>
       </w:pPr>
       <w:r>
         <w:drawing>
           <wp:inline distT="0" distB="0" distL="0" distR="0">
             <wp:extent cx="4572000" cy="2537627"/>
             <wp:effectExtent l="0" t="0" r="0" b="0"/>
-            <wp:docPr id="103" name="rajah4_video_ai" descr="Petikan video orientasi kursus yang dijana AI: pengajar berbaju ALAM di hadapan skrin MARISMART"/>
+            <wp:docPr id="103" name="rajah4_video_ai" descr="Petikan video orientasi kursus yang dijana AI"/>
             <wp:cNvGraphicFramePr>
               <a:graphicFrameLocks xmlns:a="http://schemas.openxmlformats.org/drawingml/2006/main" noChangeAspect="1"/>
             </wp:cNvGraphicFramePr>
@@ -7866,13 +10248,11 @@
       <w:pPr>
         <w:spacing w:before="40" w:after="80"/>
         <w:jc w:val="center"/>
+        <w:rPr>
+          <w:lang w:val="sv-SE"/>
+        </w:rPr>
       </w:pPr>
       <w:r>
-        <w:rPr>
-          <w:b/>
-          <w:color w:val="000000"/>
-          <w:sz w:val="21"/>
-        </w:rPr>
         <w:t xml:space="preserve">Rajah 4. Petikan video orientasi kursus SIM MARISMART (ilustrasi dijana AI; teks pada skrin bukan paparan sebenar sistem)</w:t>
       </w:r>
     </w:p>
@@ -7889,11 +10269,15 @@
       <w:pPr>
         <w:pStyle w:val="Heading2"/>
         <w:spacing w:before="100"/>
+        <w:rPr>
+          <w:lang w:val="sv-SE"/>
+        </w:rPr>
       </w:pPr>
       <w:bookmarkStart w:id="25" w:name="_Toc240827295"/>
       <w:r>
         <w:rPr>
           <w:rFonts w:ascii="Times New Roman" w:hAnsi="Times New Roman"/>
+          <w:lang w:val="sv-SE"/>
         </w:rPr>
         <w:t>6.2 KESELAMATAN, KEBOLEHCAPAIAN DAN PERANTI</w:t>
       </w:r>
@@ -7904,11 +10288,47 @@
         <w:pStyle w:val="ListBullet"/>
         <w:spacing w:after="40"/>
       </w:pPr>
+      <w:proofErr w:type="spellStart"/>
       <w:r>
         <w:rPr>
           <w:color w:val="000000"/>
         </w:rPr>
-        <w:t>Peranti tidak menghalang PPE, pandangan, komunikasi atau pergerakan pelajar di kawasan peralatan.</w:t>
+        <w:t>Peranti</w:t>
+      </w:r>
+      <w:proofErr w:type="spellEnd"/>
+      <w:r>
+        <w:rPr>
+          <w:color w:val="000000"/>
+        </w:rPr>
+        <w:t xml:space="preserve"> </w:t>
+      </w:r>
+      <w:proofErr w:type="spellStart"/>
+      <w:r>
+        <w:rPr>
+          <w:color w:val="000000"/>
+        </w:rPr>
+        <w:t>tidak</w:t>
+      </w:r>
+      <w:proofErr w:type="spellEnd"/>
+      <w:r>
+        <w:rPr>
+          <w:color w:val="000000"/>
+        </w:rPr>
+        <w:t xml:space="preserve"> </w:t>
+      </w:r>
+      <w:proofErr w:type="spellStart"/>
+      <w:r>
+        <w:rPr>
+          <w:color w:val="000000"/>
+        </w:rPr>
+        <w:t>menghalang</w:t>
+      </w:r>
+      <w:proofErr w:type="spellEnd"/>
+      <w:r>
+        <w:rPr>
+          <w:color w:val="000000"/>
+        </w:rPr>
+        <w:t xml:space="preserve"> PPE, pandangan, komunikasi atau pergerakan pelajar di kawasan peralatan.</w:t>
       </w:r>
     </w:p>
     <w:p>
@@ -8012,6 +10432,7 @@
         <w:ind w:firstLine="720"/>
         <w:jc w:val="both"/>
         <w:rPr>
+          <w:color w:val="000000"/>
           <w:lang w:val="sv-SE"/>
         </w:rPr>
       </w:pPr>
@@ -8025,6 +10446,35 @@
     </w:p>
     <w:p>
       <w:pPr>
+        <w:ind w:firstLine="720"/>
+        <w:jc w:val="both"/>
+        <w:rPr>
+          <w:color w:val="000000"/>
+          <w:lang w:val="sv-SE"/>
+        </w:rPr>
+      </w:pPr>
+    </w:p>
+    <w:p>
+      <w:pPr>
+        <w:ind w:firstLine="720"/>
+        <w:jc w:val="both"/>
+        <w:rPr>
+          <w:color w:val="000000"/>
+          <w:lang w:val="sv-SE"/>
+        </w:rPr>
+      </w:pPr>
+    </w:p>
+    <w:p>
+      <w:pPr>
+        <w:ind w:firstLine="720"/>
+        <w:jc w:val="both"/>
+        <w:rPr>
+          <w:lang w:val="sv-SE"/>
+        </w:rPr>
+      </w:pPr>
+    </w:p>
+    <w:p>
+      <w:pPr>
         <w:spacing w:before="40" w:after="80"/>
         <w:jc w:val="center"/>
         <w:rPr>
@@ -8038,7 +10488,8 @@
           <w:sz w:val="21"/>
           <w:lang w:val="sv-SE"/>
         </w:rPr>
-        <w:t xml:space="preserve">Jadual 9. Kriteria penerimaan dan bukti yang dikumpulkan</w:t>
+        <w:lastRenderedPageBreak/>
+        <w:t>Jadual 9. Kriteria penerimaan dan bukti yang dikumpulkan</w:t>
       </w:r>
     </w:p>
     <w:tbl>
@@ -8240,13 +10691,31 @@
             <w:pPr>
               <w:spacing w:after="0"/>
             </w:pPr>
+            <w:proofErr w:type="spellStart"/>
             <w:r>
               <w:rPr>
                 <w:color w:val="000000"/>
                 <w:sz w:val="19"/>
               </w:rPr>
-              <w:t xml:space="preserve">Ketepatan kandungan</w:t>
-            </w:r>
+              <w:t>Ketepatan</w:t>
+            </w:r>
+            <w:proofErr w:type="spellEnd"/>
+            <w:r>
+              <w:rPr>
+                <w:color w:val="000000"/>
+                <w:sz w:val="19"/>
+              </w:rPr>
+              <w:t xml:space="preserve"> </w:t>
+            </w:r>
+            <w:proofErr w:type="spellStart"/>
+            <w:r>
+              <w:rPr>
+                <w:color w:val="000000"/>
+                <w:sz w:val="19"/>
+              </w:rPr>
+              <w:t>kandungan</w:t>
+            </w:r>
+            <w:proofErr w:type="spellEnd"/>
           </w:p>
         </w:tc>
         <w:tc>
@@ -8297,7 +10766,7 @@
                 <w:color w:val="000000"/>
                 <w:sz w:val="19"/>
               </w:rPr>
-              <w:t xml:space="preserve">Semakan pakar dan set soalan emas.</w:t>
+              <w:t>Semakan pakar dan set soalan emas.</w:t>
             </w:r>
           </w:p>
         </w:tc>
@@ -8406,6 +10875,7 @@
             <w:pPr>
               <w:spacing w:after="0"/>
             </w:pPr>
+            <w:proofErr w:type="spellStart"/>
             <w:r>
               <w:rPr>
                 <w:color w:val="000000"/>
@@ -8413,6 +10883,7 @@
               </w:rPr>
               <w:t>Aksesibiliti</w:t>
             </w:r>
+            <w:proofErr w:type="spellEnd"/>
           </w:p>
         </w:tc>
         <w:tc>
@@ -8491,6 +10962,7 @@
             <w:pPr>
               <w:spacing w:after="0"/>
             </w:pPr>
+            <w:proofErr w:type="spellStart"/>
             <w:r>
               <w:rPr>
                 <w:color w:val="000000"/>
@@ -8498,6 +10970,7 @@
               </w:rPr>
               <w:t>Penerimaan</w:t>
             </w:r>
+            <w:proofErr w:type="spellEnd"/>
           </w:p>
         </w:tc>
         <w:tc>
@@ -8548,7 +11021,7 @@
                 <w:color w:val="000000"/>
                 <w:sz w:val="19"/>
               </w:rPr>
-              <w:t xml:space="preserve">UAT, soal selidik dan temu bual.</w:t>
+              <w:t>UAT, soal selidik dan temu bual.</w:t>
             </w:r>
           </w:p>
         </w:tc>
@@ -8586,21 +11059,25 @@
           <w:color w:val="000000"/>
           <w:lang w:val="sv-SE"/>
         </w:rPr>
-        <w:t xml:space="preserve">Impak MARISMART AR dilaporkan pada tiga aras: hasil pembelajaran, pengalaman pengguna dan kecekapan pelaksanaan. Jadual 10 membandingkan data sebelum dan selepas penggunaan MARISMART AR dalam uji rintis bersama 13 pelajar dan 2 pengajar pada 30/09/2026. Semua data direkod oleh sistem SIM MARISMART.</w:t>
+        <w:t>Impak MARISMART AR dilaporkan pada tiga aras: hasil pembelajaran, pengalaman pengguna dan kecekapan pelaksanaan. Jadual 10 membandingkan data sebelum dan selepas penggunaan MARISMART AR dalam uji rintis bersama 13 pelajar dan 2 pengajar pada 30/09/2026. Semua data direkod oleh sistem SIM MARISMART.</w:t>
       </w:r>
     </w:p>
     <w:p>
       <w:pPr>
         <w:spacing w:before="40" w:after="80"/>
         <w:jc w:val="center"/>
+        <w:rPr>
+          <w:lang w:val="sv-SE"/>
+        </w:rPr>
       </w:pPr>
       <w:r>
         <w:rPr>
           <w:b/>
           <w:color w:val="000000"/>
           <w:sz w:val="21"/>
-        </w:rPr>
-        <w:t xml:space="preserve">Jadual 10. Matriks bukti impak sebelum dan selepas</w:t>
+          <w:lang w:val="sv-SE"/>
+        </w:rPr>
+        <w:t>Jadual 10. Matriks bukti impak sebelum dan selepas</w:t>
       </w:r>
     </w:p>
     <w:tbl>
@@ -8611,11 +11088,11 @@
         <w:tblLook w:val="04A0" w:firstRow="1" w:lastRow="0" w:firstColumn="1" w:lastColumn="0" w:noHBand="0" w:noVBand="1"/>
       </w:tblPr>
       <w:tblGrid>
-        <w:gridCol w:w="1573"/>
-        <w:gridCol w:w="2620"/>
-        <w:gridCol w:w="1536"/>
-        <w:gridCol w:w="1507"/>
-        <w:gridCol w:w="1970"/>
+        <w:gridCol w:w="1553"/>
+        <w:gridCol w:w="2600"/>
+        <w:gridCol w:w="1562"/>
+        <w:gridCol w:w="1484"/>
+        <w:gridCol w:w="2007"/>
       </w:tblGrid>
       <w:tr>
         <w:trPr>
@@ -9084,7 +11561,7 @@
                 <w:color w:val="000000"/>
                 <w:sz w:val="18"/>
               </w:rPr>
-              <w:t xml:space="preserve">20 min</w:t>
+              <w:t>20 min</w:t>
             </w:r>
           </w:p>
         </w:tc>
@@ -9108,7 +11585,7 @@
                 <w:color w:val="000000"/>
                 <w:sz w:val="18"/>
               </w:rPr>
-              <w:t xml:space="preserve">12 min</w:t>
+              <w:t>12 min</w:t>
             </w:r>
           </w:p>
         </w:tc>
@@ -9403,7 +11880,7 @@
                 <w:color w:val="000000"/>
                 <w:sz w:val="18"/>
               </w:rPr>
-              <w:t xml:space="preserve">Keluasan</w:t>
+              <w:t>Keluasan</w:t>
             </w:r>
           </w:p>
         </w:tc>
@@ -9431,7 +11908,7 @@
                 <w:sz w:val="18"/>
                 <w:lang w:val="sv-SE"/>
               </w:rPr>
-              <w:t xml:space="preserve">Bilangan pengguna dan institusi</w:t>
+              <w:t>Bilangan pengguna dan institusi</w:t>
             </w:r>
           </w:p>
         </w:tc>
@@ -9455,7 +11932,7 @@
                 <w:color w:val="000000"/>
                 <w:sz w:val="18"/>
               </w:rPr>
-              <w:t xml:space="preserve">Tiada (belum dilaksanakan)</w:t>
+              <w:t>Tiada (belum dilaksanakan)</w:t>
             </w:r>
           </w:p>
         </w:tc>
@@ -9479,7 +11956,7 @@
                 <w:color w:val="000000"/>
                 <w:sz w:val="18"/>
               </w:rPr>
-              <w:t xml:space="preserve">13 pelajar, 2 pengajar, 1 institusi (ALAM)</w:t>
+              <w:t>13 pelajar, 2 pengajar, 1 institusi (ALAM)</w:t>
             </w:r>
           </w:p>
         </w:tc>
@@ -9503,7 +11980,7 @@
                 <w:color w:val="000000"/>
                 <w:sz w:val="18"/>
               </w:rPr>
-              <w:t xml:space="preserve">Rekod SIM MARISMART.</w:t>
+              <w:t>Rekod SIM MARISMART.</w:t>
             </w:r>
           </w:p>
         </w:tc>
@@ -9527,67 +12004,21 @@
         <w:rPr>
           <w:color w:val="000000"/>
         </w:rPr>
-        <w:t xml:space="preserve">Perubahan relatif dikira menggunakan formula ((nilai selepas − nilai sebelum) / nilai sebelum) × 100. Hasilnya (Rajah 3), skor pengetahuan/prosedur meningkat </w:t>
+        <w:t xml:space="preserve">Perubahan relatif dikira menggunakan formula ((nilai selepas − nilai sebelum) / nilai sebelum) × 100. </w:t>
       </w:r>
       <w:r>
         <w:rPr>
           <w:color w:val="000000"/>
-        </w:rPr>
-        <w:t xml:space="preserve">50.0%</w:t>
+          <w:lang w:val="sv-SE"/>
+        </w:rPr>
+        <w:t>Hasilnya (Rajah 3), skor pengetahuan/prosedur meningkat 50.0%, ketepatan pengenalpastian meningkat 46.7%, masa median tugasan berkurang 40.0%, kelengkapan rekod meningkat 63.6% dan skor penerimaan meningkat 50.0%</w:t>
       </w:r>
       <w:r>
         <w:rPr>
           <w:color w:val="000000"/>
-        </w:rPr>
-        <w:t xml:space="preserve">, ketepatan pengenalpastian meningkat </w:t>
-      </w:r>
-      <w:r>
-        <w:rPr>
-          <w:color w:val="000000"/>
-        </w:rPr>
-        <w:t xml:space="preserve">46.7%</w:t>
-      </w:r>
-      <w:r>
-        <w:rPr>
-          <w:color w:val="000000"/>
-        </w:rPr>
-        <w:t xml:space="preserve">, masa median tugasan berkurang </w:t>
-      </w:r>
-      <w:r>
-        <w:rPr>
-          <w:color w:val="000000"/>
-        </w:rPr>
-        <w:t xml:space="preserve">40.0%</w:t>
-      </w:r>
-      <w:r>
-        <w:rPr>
-          <w:color w:val="000000"/>
-        </w:rPr>
-        <w:t xml:space="preserve">, kelengkapan rekod meningkat </w:t>
-      </w:r>
-      <w:r>
-        <w:rPr>
-          <w:color w:val="000000"/>
-        </w:rPr>
-        <w:t xml:space="preserve">63.6%</w:t>
-      </w:r>
-      <w:r>
-        <w:rPr>
-          <w:color w:val="000000"/>
-        </w:rPr>
-        <w:t xml:space="preserve"> dan skor penerimaan meningkat </w:t>
-      </w:r>
-      <w:r>
-        <w:rPr>
-          <w:color w:val="000000"/>
-        </w:rPr>
-        <w:t xml:space="preserve">50.0%</w:t>
-      </w:r>
-      <w:r>
-        <w:rPr>
-          <w:color w:val="000000"/>
-        </w:rPr>
-        <w:t xml:space="preserve">. Formula hanya digunakan bagi pemboleh ubah yang diukur dengan skala, sampel dan kaedah yang setara; batasan kajian termasuk saiz sampel yang kecil dan tempoh pemerhatian yang singkat.</w:t>
+          <w:lang w:val="sv-SE"/>
+        </w:rPr>
+        <w:t>. Formula hanya digunakan bagi pemboleh ubah yang diukur dengan skala, sampel dan kaedah yang setara; batasan kajian termasuk saiz sampel yang kecil dan tempoh pemerhatian yang singkat.</w:t>
       </w:r>
     </w:p>
     <w:p>
@@ -9596,8 +12027,12 @@
         <w:jc w:val="center"/>
       </w:pPr>
       <w:r>
+        <w:rPr>
+          <w:noProof/>
+        </w:rPr>
+        <w:lastRenderedPageBreak/>
         <w:drawing>
-          <wp:inline distT="0" distB="0" distL="0" distR="0">
+          <wp:inline distT="0" distB="0" distL="0" distR="0" wp14:anchorId="36175B9C" wp14:editId="39224564">
             <wp:extent cx="4572000" cy="2159000"/>
             <wp:effectExtent l="0" t="0" r="0" b="0"/>
             <wp:docPr id="102" name="rajah3_graf_impak" descr="Graf bar sebelum dan selepas: skor 56 ke 84, ketepatan 60 ke 88 peratus, masa 20 ke 12 minit, checklist 55 ke 90 peratus, penerimaan 3.0 ke 4.5"/>
@@ -9612,7 +12047,7 @@
                     <pic:cNvPicPr/>
                   </pic:nvPicPr>
                   <pic:blipFill>
-                    <a:blip r:embed="rId94"/>
+                    <a:blip r:embed="rId11"/>
                     <a:stretch>
                       <a:fillRect/>
                     </a:stretch>
@@ -9637,14 +12072,18 @@
       <w:pPr>
         <w:spacing w:before="40" w:after="80"/>
         <w:jc w:val="center"/>
+        <w:rPr>
+          <w:lang w:val="sv-SE"/>
+        </w:rPr>
       </w:pPr>
       <w:r>
         <w:rPr>
           <w:b/>
           <w:color w:val="000000"/>
           <w:sz w:val="21"/>
-        </w:rPr>
-        <w:t xml:space="preserve">Rajah 3. Perbandingan indikator impak sebelum dan selepas penggunaan SIM MARISMART (n = 13)</w:t>
+          <w:lang w:val="sv-SE"/>
+        </w:rPr>
+        <w:t>Rajah 3. Perbandingan indikator impak sebelum dan selepas penggunaan SIM MARISMART (n = 13)</w:t>
       </w:r>
     </w:p>
     <w:p>
@@ -9688,7 +12127,7 @@
           <w:color w:val="000000"/>
           <w:lang w:val="sv-SE"/>
         </w:rPr>
-        <w:t xml:space="preserve">Pada masa laporan ini, keluasan impak berada pada aras institusi (ALAM), iaitu 13 pelajar dan 2 pengajar yang menggunakan SIM MARISMART. Sasaran peluasan ialah program TVET maritim, institusi latihan berkaitan dan rakan industri melalui perkongsian modul, latihan pengajar dan penyesuaian SOP (Jadual 11).</w:t>
+        <w:t>Pada masa laporan ini, keluasan impak berada pada aras institusi (ALAM), iaitu 13 pelajar dan 2 pengajar yang menggunakan SIM MARISMART. Sasaran peluasan ialah program TVET maritim, institusi latihan berkaitan dan rakan industri melalui perkongsian modul, latihan pengajar dan penyesuaian SOP (Jadual 11).</w:t>
       </w:r>
     </w:p>
     <w:p>
@@ -9751,7 +12190,7 @@
           <w:sz w:val="21"/>
           <w:lang w:val="sv-SE"/>
         </w:rPr>
-        <w:t xml:space="preserve">Jadual 11. Pelan perluasan berfasa</w:t>
+        <w:t>Jadual 11. Pelan perluasan berfasa</w:t>
       </w:r>
     </w:p>
     <w:tbl>
@@ -9957,12 +12396,21 @@
             <w:pPr>
               <w:spacing w:after="0"/>
             </w:pPr>
+            <w:proofErr w:type="spellStart"/>
             <w:r>
               <w:rPr>
                 <w:color w:val="000000"/>
                 <w:sz w:val="21"/>
               </w:rPr>
-              <w:t xml:space="preserve">Fasa 2: Program</w:t>
+              <w:t>Fasa</w:t>
+            </w:r>
+            <w:proofErr w:type="spellEnd"/>
+            <w:r>
+              <w:rPr>
+                <w:color w:val="000000"/>
+                <w:sz w:val="21"/>
+              </w:rPr>
+              <w:t xml:space="preserve"> 2: Program</w:t>
             </w:r>
           </w:p>
         </w:tc>
@@ -9980,11 +12428,15 @@
           <w:p>
             <w:pPr>
               <w:spacing w:after="0"/>
+              <w:rPr>
+                <w:lang w:val="sv-SE"/>
+              </w:rPr>
             </w:pPr>
             <w:r>
               <w:rPr>
                 <w:color w:val="000000"/>
                 <w:sz w:val="21"/>
+                <w:lang w:val="sv-SE"/>
               </w:rPr>
               <w:t>Beberapa modul auxiliary machinery, kelas lebih besar dan AR berasaskan kamera.</w:t>
             </w:r>
@@ -10038,13 +12490,31 @@
             <w:pPr>
               <w:spacing w:after="0"/>
             </w:pPr>
+            <w:proofErr w:type="spellStart"/>
             <w:r>
               <w:rPr>
                 <w:color w:val="000000"/>
                 <w:sz w:val="21"/>
               </w:rPr>
-              <w:t xml:space="preserve">Fasa 3: Institusi</w:t>
-            </w:r>
+              <w:t>Fasa</w:t>
+            </w:r>
+            <w:proofErr w:type="spellEnd"/>
+            <w:r>
+              <w:rPr>
+                <w:color w:val="000000"/>
+                <w:sz w:val="21"/>
+              </w:rPr>
+              <w:t xml:space="preserve"> 3: </w:t>
+            </w:r>
+            <w:proofErr w:type="spellStart"/>
+            <w:r>
+              <w:rPr>
+                <w:color w:val="000000"/>
+                <w:sz w:val="21"/>
+              </w:rPr>
+              <w:t>Institusi</w:t>
+            </w:r>
+            <w:proofErr w:type="spellEnd"/>
           </w:p>
         </w:tc>
         <w:tc>
@@ -10123,12 +12593,21 @@
             <w:pPr>
               <w:spacing w:after="0"/>
             </w:pPr>
+            <w:proofErr w:type="spellStart"/>
             <w:r>
               <w:rPr>
                 <w:color w:val="000000"/>
                 <w:sz w:val="21"/>
               </w:rPr>
-              <w:t xml:space="preserve">Fasa 4: Sektor</w:t>
+              <w:t>Fasa</w:t>
+            </w:r>
+            <w:proofErr w:type="spellEnd"/>
+            <w:r>
+              <w:rPr>
+                <w:color w:val="000000"/>
+                <w:sz w:val="21"/>
+              </w:rPr>
+              <w:t xml:space="preserve"> 4: Sektor</w:t>
             </w:r>
           </w:p>
         </w:tc>
@@ -10208,7 +12687,6 @@
         <w:rPr>
           <w:rFonts w:ascii="Times New Roman" w:hAnsi="Times New Roman"/>
         </w:rPr>
-        <w:lastRenderedPageBreak/>
         <w:t>8.2 KELESTARIAN</w:t>
       </w:r>
       <w:bookmarkEnd w:id="31"/>
@@ -10238,7 +12716,7 @@
         <w:rPr>
           <w:color w:val="000000"/>
         </w:rPr>
-        <w:t xml:space="preserve">Menjadualkan semakan kandungan apabila NOSS, SOP, manual atau keperluan keselamatan berubah.</w:t>
+        <w:t>Menjadualkan semakan kandungan apabila NOSS, SOP, manual atau keperluan keselamatan berubah.</w:t>
       </w:r>
     </w:p>
     <w:p>
@@ -10282,6 +12760,7 @@
           <w:color w:val="000000"/>
           <w:lang w:val="sv-SE"/>
         </w:rPr>
+        <w:lastRenderedPageBreak/>
         <w:t>Mengekalkan mod simulasi pada skrin sebagai sandaran apabila AR berasaskan kamera diperkenalkan dalam Fasa 2.</w:t>
       </w:r>
     </w:p>
@@ -10331,7 +12810,14 @@
           <w:color w:val="000000"/>
           <w:lang w:val="sv-SE"/>
         </w:rPr>
-        <w:t xml:space="preserve">Potensi pengkomersialan boleh diteroka melalui pakej kandungan modular, lesen institusi, perkhidmatan penyesuaian SOP, latihan pengajar dan sokongan teknikal. Sebelum komersial, projek perlu menyelesaikan isu hak cipta, perlindungan data, keserasian peranti, perjanjian penyelenggaraan dan ukuran nilai kepada pelanggan. Pemindahan kepada industri perlu menggunakan prosedur yang diluluskan oleh pemilik peralatan serta tidak mendedahkan maklumat sulit. Anggaran kos pembangunan prototaip ditunjukkan dalam Jadual 12.</w:t>
+        <w:t>Potensi pengkomersialan boleh diteroka melalui pakej kandungan modular, lesen institusi, perkhidmatan penyesuaian SOP, latihan pengajar dan sokongan teknikal. Sebelum komersial, projek perlu menyelesaikan isu hak cipta, perlindungan data, keserasian peranti, perjanjian penyelenggaraan dan ukuran nilai kepada pelanggan. Pemindahan kepada industri perlu menggunakan prosedur yang diluluskan oleh pemilik peralatan serta tidak mendedahkan maklumat sulit. Anggaran kos pembangunan prototaip ditunjukkan dalam Jadua</w:t>
+      </w:r>
+      <w:r>
+        <w:rPr>
+          <w:color w:val="000000"/>
+          <w:lang w:val="sv-SE"/>
+        </w:rPr>
+        <w:t>l 12.</w:t>
       </w:r>
     </w:p>
     <w:p>
@@ -10349,7 +12835,7 @@
           <w:sz w:val="21"/>
           <w:lang w:val="sv-SE"/>
         </w:rPr>
-        <w:t xml:space="preserve">Jadual 12. Anggaran kos pembangunan prototaip MARISMART AR</w:t>
+        <w:t>Jadual 12. Anggaran kos pembangunan prototaip MARISMART AR</w:t>
       </w:r>
     </w:p>
     <w:tbl>
@@ -10360,9 +12846,9 @@
         <w:tblLook w:val="04A0" w:firstRow="1" w:lastRow="0" w:firstColumn="1" w:lastColumn="0" w:noHBand="0" w:noVBand="1"/>
       </w:tblPr>
       <w:tblGrid>
-        <w:gridCol w:w="2572"/>
-        <w:gridCol w:w="3914"/>
-        <w:gridCol w:w="2720"/>
+        <w:gridCol w:w="2670"/>
+        <w:gridCol w:w="3765"/>
+        <w:gridCol w:w="2771"/>
       </w:tblGrid>
       <w:tr>
         <w:trPr>
@@ -10392,7 +12878,7 @@
                 <w:color w:val="000000"/>
                 <w:sz w:val="21"/>
               </w:rPr>
-              <w:t xml:space="preserve">ITEM</w:t>
+              <w:t>ITEM</w:t>
             </w:r>
           </w:p>
         </w:tc>
@@ -10419,7 +12905,7 @@
                 <w:color w:val="000000"/>
                 <w:sz w:val="21"/>
               </w:rPr>
-              <w:t xml:space="preserve">KOS (RM)</w:t>
+              <w:t>KOS (RM)</w:t>
             </w:r>
           </w:p>
         </w:tc>
@@ -10446,7 +12932,7 @@
                 <w:color w:val="000000"/>
                 <w:sz w:val="21"/>
               </w:rPr>
-              <w:t xml:space="preserve">CATATAN</w:t>
+              <w:t>CATATAN</w:t>
             </w:r>
           </w:p>
         </w:tc>
@@ -10475,7 +12961,7 @@
                 <w:color w:val="000000"/>
                 <w:sz w:val="21"/>
               </w:rPr>
-              <w:t xml:space="preserve">Perisian/lesen AR (Fasa 2)</w:t>
+              <w:t>Perisian/lesen AR (Fasa 2)</w:t>
             </w:r>
           </w:p>
         </w:tc>
@@ -10498,41 +12984,35 @@
               </w:rPr>
             </w:pPr>
             <w:r>
+              <w:t xml:space="preserve">100</w:t>
+            </w:r>
+          </w:p>
+        </w:tc>
+        <w:tc>
+          <w:tcPr>
+            <w:tcW w:w="2736" w:type="dxa"/>
+            <w:tcMar>
+              <w:top w:w="70" w:type="dxa"/>
+              <w:left w:w="90" w:type="dxa"/>
+              <w:bottom w:w="70" w:type="dxa"/>
+              <w:right w:w="90" w:type="dxa"/>
+            </w:tcMar>
+            <w:vAlign w:val="center"/>
+          </w:tcPr>
+          <w:p>
+            <w:pPr>
+              <w:spacing w:after="0"/>
+              <w:rPr>
+                <w:lang w:val="sv-SE"/>
+              </w:rPr>
+            </w:pPr>
+            <w:r>
               <w:rPr>
                 <w:color w:val="000000"/>
                 <w:sz w:val="21"/>
-                <w:highlight w:val="yellow"/>
-                <w:lang w:val="fi-FI"/>
-              </w:rPr>
-              <w:t xml:space="preserve">[RM ...]</w:t>
-            </w:r>
-          </w:p>
-        </w:tc>
-        <w:tc>
-          <w:tcPr>
-            <w:tcW w:w="2736" w:type="dxa"/>
-            <w:tcMar>
-              <w:top w:w="70" w:type="dxa"/>
-              <w:left w:w="90" w:type="dxa"/>
-              <w:bottom w:w="70" w:type="dxa"/>
-              <w:right w:w="90" w:type="dxa"/>
-            </w:tcMar>
-            <w:vAlign w:val="center"/>
-          </w:tcPr>
-          <w:p>
-            <w:pPr>
-              <w:spacing w:after="0"/>
-              <w:rPr>
-                <w:lang w:val="fi-FI"/>
-              </w:rPr>
-            </w:pPr>
-            <w:r>
-              <w:rPr>
-                <w:color w:val="000000"/>
-                <w:sz w:val="21"/>
-                <w:lang w:val="fi-FI"/>
-              </w:rPr>
-              <w:t xml:space="preserve">Lesen pendidikan/percuma jika berkenaan</w:t>
+                <w:lang w:val="sv-SE"/>
+              </w:rPr>
+              <w:t>Lesen pendidikan/percuma jika berkenaan</w:t>
             </w:r>
           </w:p>
         </w:tc>
@@ -10556,12 +13036,21 @@
             <w:pPr>
               <w:spacing w:after="0"/>
             </w:pPr>
+            <w:proofErr w:type="spellStart"/>
             <w:r>
               <w:rPr>
                 <w:color w:val="000000"/>
                 <w:sz w:val="21"/>
               </w:rPr>
-              <w:t xml:space="preserve">Langganan platform AI</w:t>
+              <w:t>Langganan</w:t>
+            </w:r>
+            <w:proofErr w:type="spellEnd"/>
+            <w:r>
+              <w:rPr>
+                <w:color w:val="000000"/>
+                <w:sz w:val="21"/>
+              </w:rPr>
+              <w:t xml:space="preserve"> platform AI</w:t>
             </w:r>
           </w:p>
         </w:tc>
@@ -10581,12 +13070,7 @@
               <w:spacing w:after="0"/>
             </w:pPr>
             <w:r>
-              <w:rPr>
-                <w:color w:val="000000"/>
-                <w:sz w:val="21"/>
-                <w:highlight w:val="yellow"/>
-              </w:rPr>
-              <w:t xml:space="preserve">[RM ...]</w:t>
+              <w:t xml:space="preserve">100</w:t>
             </w:r>
           </w:p>
         </w:tc>
@@ -10614,7 +13098,7 @@
                 <w:sz w:val="21"/>
                 <w:lang w:val="sv-SE"/>
               </w:rPr>
-              <w:t xml:space="preserve">ChatGPT (GPT-5)</w:t>
+              <w:t>ChatGPT (GPT-5)</w:t>
             </w:r>
           </w:p>
         </w:tc>
@@ -10637,59 +13121,6 @@
           <w:p>
             <w:pPr>
               <w:spacing w:after="0"/>
-            </w:pPr>
-            <w:r>
-              <w:rPr>
-                <w:color w:val="000000"/>
-                <w:sz w:val="21"/>
-              </w:rPr>
-              <w:t xml:space="preserve">Pembangunan model 3D dan aset visual</w:t>
-            </w:r>
-          </w:p>
-        </w:tc>
-        <w:tc>
-          <w:tcPr>
-            <w:tcW w:w="4608" w:type="dxa"/>
-            <w:tcMar>
-              <w:top w:w="70" w:type="dxa"/>
-              <w:left w:w="90" w:type="dxa"/>
-              <w:bottom w:w="70" w:type="dxa"/>
-              <w:right w:w="90" w:type="dxa"/>
-            </w:tcMar>
-            <w:vAlign w:val="center"/>
-          </w:tcPr>
-          <w:p>
-            <w:pPr>
-              <w:spacing w:after="0"/>
-              <w:rPr>
-                <w:lang w:val="sv-SE"/>
-              </w:rPr>
-            </w:pPr>
-            <w:r>
-              <w:rPr>
-                <w:color w:val="000000"/>
-                <w:sz w:val="21"/>
-                <w:highlight w:val="yellow"/>
-                <w:lang w:val="sv-SE"/>
-              </w:rPr>
-              <w:t xml:space="preserve">[RM ...]</w:t>
-            </w:r>
-          </w:p>
-        </w:tc>
-        <w:tc>
-          <w:tcPr>
-            <w:tcW w:w="2736" w:type="dxa"/>
-            <w:tcMar>
-              <w:top w:w="70" w:type="dxa"/>
-              <w:left w:w="90" w:type="dxa"/>
-              <w:bottom w:w="70" w:type="dxa"/>
-              <w:right w:w="90" w:type="dxa"/>
-            </w:tcMar>
-            <w:vAlign w:val="center"/>
-          </w:tcPr>
-          <w:p>
-            <w:pPr>
-              <w:spacing w:after="0"/>
               <w:rPr>
                 <w:lang w:val="sv-SE"/>
               </w:rPr>
@@ -10700,7 +13131,58 @@
                 <w:sz w:val="21"/>
                 <w:lang w:val="sv-SE"/>
               </w:rPr>
-              <w:t xml:space="preserve">Dalaman/luaran</w:t>
+              <w:t>Pembangunan model 3D dan aset visual</w:t>
+            </w:r>
+          </w:p>
+        </w:tc>
+        <w:tc>
+          <w:tcPr>
+            <w:tcW w:w="4608" w:type="dxa"/>
+            <w:tcMar>
+              <w:top w:w="70" w:type="dxa"/>
+              <w:left w:w="90" w:type="dxa"/>
+              <w:bottom w:w="70" w:type="dxa"/>
+              <w:right w:w="90" w:type="dxa"/>
+            </w:tcMar>
+            <w:vAlign w:val="center"/>
+          </w:tcPr>
+          <w:p>
+            <w:pPr>
+              <w:spacing w:after="0"/>
+              <w:rPr>
+                <w:lang w:val="sv-SE"/>
+              </w:rPr>
+            </w:pPr>
+            <w:r>
+              <w:t xml:space="preserve">100</w:t>
+            </w:r>
+          </w:p>
+        </w:tc>
+        <w:tc>
+          <w:tcPr>
+            <w:tcW w:w="2736" w:type="dxa"/>
+            <w:tcMar>
+              <w:top w:w="70" w:type="dxa"/>
+              <w:left w:w="90" w:type="dxa"/>
+              <w:bottom w:w="70" w:type="dxa"/>
+              <w:right w:w="90" w:type="dxa"/>
+            </w:tcMar>
+            <w:vAlign w:val="center"/>
+          </w:tcPr>
+          <w:p>
+            <w:pPr>
+              <w:spacing w:after="0"/>
+              <w:rPr>
+                <w:lang w:val="sv-SE"/>
+              </w:rPr>
+            </w:pPr>
+            <w:r>
+              <w:rPr>
+                <w:color w:val="000000"/>
+                <w:sz w:val="21"/>
+                <w:lang w:val="sv-SE"/>
+              </w:rPr>
+              <w:t>Dalaman/luaran</w:t>
             </w:r>
           </w:p>
         </w:tc>
@@ -10729,7 +13211,7 @@
                 <w:color w:val="000000"/>
                 <w:sz w:val="21"/>
               </w:rPr>
-              <w:t xml:space="preserve">Peranti ujian (telefon/tablet)</w:t>
+              <w:t>Peranti ujian (telefon/tablet)</w:t>
             </w:r>
           </w:p>
         </w:tc>
@@ -10752,13 +13234,7 @@
               </w:rPr>
             </w:pPr>
             <w:r>
-              <w:rPr>
-                <w:color w:val="000000"/>
-                <w:sz w:val="21"/>
-                <w:highlight w:val="yellow"/>
-                <w:lang w:val="sv-SE"/>
-              </w:rPr>
-              <w:t xml:space="preserve">[RM ...]</w:t>
+              <w:t xml:space="preserve">1000</w:t>
             </w:r>
           </w:p>
         </w:tc>
@@ -10786,7 +13262,7 @@
                 <w:sz w:val="21"/>
                 <w:lang w:val="sv-SE"/>
               </w:rPr>
-              <w:t xml:space="preserve">Peranti sedia ada institusi</w:t>
+              <w:t>Peranti sedia ada institusi</w:t>
             </w:r>
           </w:p>
         </w:tc>
@@ -10815,7 +13291,7 @@
                 <w:color w:val="000000"/>
                 <w:sz w:val="21"/>
               </w:rPr>
-              <w:t xml:space="preserve">Cetakan kod QR dan bahan</w:t>
+              <w:t>Cetakan kod QR dan bahan</w:t>
             </w:r>
           </w:p>
         </w:tc>
@@ -10838,13 +13314,7 @@
               </w:rPr>
             </w:pPr>
             <w:r>
-              <w:rPr>
-                <w:color w:val="000000"/>
-                <w:sz w:val="21"/>
-                <w:highlight w:val="yellow"/>
-                <w:lang w:val="sv-SE"/>
-              </w:rPr>
-              <w:t xml:space="preserve">[RM ...]</w:t>
+              <w:t xml:space="preserve">100</w:t>
             </w:r>
           </w:p>
         </w:tc>
@@ -10872,7 +13342,7 @@
                 <w:sz w:val="21"/>
                 <w:lang w:val="sv-SE"/>
               </w:rPr>
-              <w:t xml:space="preserve">—</w:t>
+              <w:t>—</w:t>
             </w:r>
           </w:p>
         </w:tc>
@@ -10901,7 +13371,7 @@
                 <w:color w:val="000000"/>
                 <w:sz w:val="21"/>
               </w:rPr>
-              <w:t xml:space="preserve">JUMLAH</w:t>
+              <w:t>JUMLAH</w:t>
             </w:r>
           </w:p>
         </w:tc>
@@ -10924,42 +13394,28 @@
               </w:rPr>
             </w:pPr>
             <w:r>
-              <w:rPr>
-                <w:color w:val="000000"/>
-                <w:sz w:val="21"/>
-                <w:highlight w:val="yellow"/>
+              <w:t xml:space="preserve">1400</w:t>
+            </w:r>
+          </w:p>
+        </w:tc>
+        <w:tc>
+          <w:tcPr>
+            <w:tcW w:w="2736" w:type="dxa"/>
+            <w:tcMar>
+              <w:top w:w="70" w:type="dxa"/>
+              <w:left w:w="90" w:type="dxa"/>
+              <w:bottom w:w="70" w:type="dxa"/>
+              <w:right w:w="90" w:type="dxa"/>
+            </w:tcMar>
+            <w:vAlign w:val="center"/>
+          </w:tcPr>
+          <w:p>
+            <w:pPr>
+              <w:spacing w:after="0"/>
+              <w:rPr>
                 <w:lang w:val="sv-SE"/>
               </w:rPr>
-              <w:t xml:space="preserve">[RM ...]</w:t>
-            </w:r>
-          </w:p>
-        </w:tc>
-        <w:tc>
-          <w:tcPr>
-            <w:tcW w:w="2736" w:type="dxa"/>
-            <w:tcMar>
-              <w:top w:w="70" w:type="dxa"/>
-              <w:left w:w="90" w:type="dxa"/>
-              <w:bottom w:w="70" w:type="dxa"/>
-              <w:right w:w="90" w:type="dxa"/>
-            </w:tcMar>
-            <w:vAlign w:val="center"/>
-          </w:tcPr>
-          <w:p>
-            <w:pPr>
-              <w:spacing w:after="0"/>
-              <w:rPr>
-                <w:lang w:val="sv-SE"/>
-              </w:rPr>
-            </w:pPr>
-            <w:r>
-              <w:rPr>
-                <w:color w:val="000000"/>
-                <w:sz w:val="21"/>
-                <w:lang w:val="sv-SE"/>
-              </w:rPr>
-              <w:t xml:space="preserve"/>
-            </w:r>
+            </w:pPr>
           </w:p>
         </w:tc>
       </w:tr>
@@ -11013,7 +13469,7 @@
         <w:jc w:val="both"/>
         <w:rPr>
           <w:color w:val="000000"/>
-          <w:lang w:val="fi-FI"/>
+          <w:lang w:val="sv-SE"/>
         </w:rPr>
       </w:pPr>
       <w:r>
@@ -11021,35 +13477,14 @@
           <w:color w:val="000000"/>
           <w:lang w:val="sv-SE"/>
         </w:rPr>
-        <w:t xml:space="preserve">Kekuatan utama inovasi ialah penyepaduan pedagogi dan teknologi: simulasi visual menjawab persoalan ‘di mana dan bagaimana’, AI membantu persoalan ‘mengapa’, manakala checklist dan rubrik menjawab persoalan ‘bagaimana prestasi dibuktikan’. Uji rintis menunjukkan peningkatan skor pengetahuan/prosedur daripada </w:t>
+        <w:t>Kekuatan utama inovasi ialah penyepaduan pedagogi dan teknologi: simulasi visual menjawab persoalan ‘di mana dan bagaimana’, AI membantu persoalan ‘mengapa’, manakala checklist dan rubrik menjawab persoalan ‘bagaimana prestasi dibuktikan’. Uji rintis menunjukkan peningkatan skor pengetahuan/prosedur daripada 56 kepada 84/100 dan pengurangan masa tugasan daripada 20 kepada 12 minit</w:t>
       </w:r>
       <w:r>
         <w:rPr>
           <w:color w:val="000000"/>
           <w:lang w:val="sv-SE"/>
         </w:rPr>
-        <w:t xml:space="preserve">56 kepada 84/100</w:t>
-      </w:r>
-      <w:r>
-        <w:rPr>
-          <w:color w:val="000000"/>
-          <w:lang w:val="sv-SE"/>
-        </w:rPr>
-        <w:t xml:space="preserve"> dan pengurangan masa tugasan daripada </w:t>
-      </w:r>
-      <w:r>
-        <w:rPr>
-          <w:color w:val="000000"/>
-          <w:lang w:val="sv-SE"/>
-        </w:rPr>
-        <w:t xml:space="preserve">20 kepada 12 minit</w:t>
-      </w:r>
-      <w:r>
-        <w:rPr>
-          <w:color w:val="000000"/>
-          <w:lang w:val="sv-SE"/>
-        </w:rPr>
-        <w:t xml:space="preserve">. Pembangunan seterusnya memfokuskan pengesahan korpus, keselamatan, aksesibiliti, uji cuba dengan sampel lebih besar serta peluasan modul kepada pam, pemampat dan purifier, serta pembangunan AR berasaskan kamera pada peralatan sebenar (Fasa 2).</w:t>
+        <w:t>. Pembangunan seterusnya memfokuskan pengesahan korpus, keselamatan, aksesibiliti, uji cuba dengan sampel lebih besar serta peluasan modul kepada pam, pemampat dan purifier, serta pembangunan AR berasaskan kamera pada peralatan sebenar (Fasa 2).</w:t>
       </w:r>
     </w:p>
     <w:p>
@@ -11057,7 +13492,7 @@
         <w:ind w:firstLine="720"/>
         <w:jc w:val="both"/>
         <w:rPr>
-          <w:lang w:val="fi-FI"/>
+          <w:lang w:val="sv-SE"/>
         </w:rPr>
       </w:pPr>
     </w:p>
@@ -11066,14 +13501,14 @@
         <w:pStyle w:val="Heading1"/>
         <w:spacing w:before="160"/>
         <w:rPr>
-          <w:lang w:val="fi-FI"/>
+          <w:lang w:val="sv-SE"/>
         </w:rPr>
       </w:pPr>
       <w:bookmarkStart w:id="34" w:name="_Toc240827304"/>
       <w:r>
         <w:rPr>
           <w:rFonts w:ascii="Times New Roman" w:hAnsi="Times New Roman"/>
-          <w:lang w:val="fi-FI"/>
+          <w:lang w:val="sv-SE"/>
         </w:rPr>
         <w:t>10 PENGAKUAN KEASLIAN</w:t>
       </w:r>
@@ -11084,15 +13519,23 @@
         <w:ind w:firstLine="720"/>
         <w:jc w:val="both"/>
         <w:rPr>
-          <w:lang w:val="fi-FI"/>
+          <w:lang w:val="sv-SE"/>
         </w:rPr>
       </w:pPr>
       <w:r>
         <w:rPr>
           <w:color w:val="000000"/>
-          <w:lang w:val="fi-FI"/>
-        </w:rPr>
-        <w:t>Kami mengesahkan bahawa inovasi dan laporan ini merupakan hasil kerja sendiri atau kumpulan, dengan penggunaan sumber dan alat AI yang dinyatakan secara telus. Kami tidak memasukkan bahan yang melanggar hak cipta, hak harta intelek, privasi atau kerahsiaan mana-mana pihak. Semua data, keputusan dan bukti impak yang dikemukakan adalah benar, tepat dan boleh disahkan.</w:t>
+          <w:lang w:val="sv-SE"/>
+        </w:rPr>
+        <w:t xml:space="preserve">Kami mengesahkan bahawa inovasi dan laporan ini merupakan hasil kerja sendiri atau kumpulan, dengan penggunaan sumber dan alat AI yang dinyatakan secara telus. Kami tidak memasukkan bahan yang melanggar hak cipta, hak harta intelek, privasi atau kerahsiaan </w:t>
+      </w:r>
+      <w:r>
+        <w:rPr>
+          <w:color w:val="000000"/>
+          <w:lang w:val="sv-SE"/>
+        </w:rPr>
+        <w:lastRenderedPageBreak/>
+        <w:t>mana-mana pihak. Semua data, keputusan dan bukti impak yang dikemukakan adalah benar, tepat dan boleh disahkan.</w:t>
       </w:r>
     </w:p>
     <w:tbl>
@@ -11370,7 +13813,6 @@
         <w:rPr>
           <w:rFonts w:ascii="Times New Roman" w:hAnsi="Times New Roman"/>
         </w:rPr>
-        <w:lastRenderedPageBreak/>
         <w:t>11 TAHAP KESIAPSEDIAAN TEKNOLOGI TRL</w:t>
       </w:r>
       <w:bookmarkEnd w:id="35"/>
@@ -11379,46 +13821,143 @@
       <w:pPr>
         <w:ind w:firstLine="720"/>
         <w:jc w:val="both"/>
-        <w:rPr>
-          <w:lang w:val="sv-SE"/>
-        </w:rPr>
       </w:pPr>
       <w:r>
         <w:rPr>
           <w:color w:val="000000"/>
         </w:rPr>
-        <w:t xml:space="preserve">MARISMART AR diisytiharkan berada pada </w:t>
+        <w:t xml:space="preserve">MARISMART AR diisytiharkan berada pada TRL 4: prototaip bersepadu telah dibangunkan dan diuji dalam persekitaran latihan terkawal melalui ujian fungsi, semakan pakar dan UAT awal. Tahap akan dinaikkan ke TRL 5-6 selepas uji cuba dengan pengguna dalam persekitaran relevan (bengkel/simulator atau kapal latihan) disokong data yang lengkap. Kriteria setiap tahap </w:t>
       </w:r>
+      <w:proofErr w:type="spellStart"/>
       <w:r>
         <w:rPr>
           <w:color w:val="000000"/>
         </w:rPr>
-        <w:t xml:space="preserve">TRL 4</w:t>
+        <w:t>ditunjukkan</w:t>
       </w:r>
+      <w:proofErr w:type="spellEnd"/>
       <w:r>
         <w:rPr>
           <w:color w:val="000000"/>
         </w:rPr>
-        <w:t xml:space="preserve">: prototaip bersepadu telah dibangunkan dan diuji dalam persekitaran latihan terkawal melalui ujian fungsi, semakan pakar dan UAT awal. Tahap akan dinaikkan ke TRL 5-6 selepas uji cuba dengan pengguna dalam persekitaran relevan (bengkel/simulator atau kapal latihan) disokong data yang lengkap. Kriteria setiap tahap ditunjukkan dalam Jadual 13.</w:t>
+        <w:t xml:space="preserve"> </w:t>
+      </w:r>
+      <w:proofErr w:type="spellStart"/>
+      <w:r>
+        <w:rPr>
+          <w:color w:val="000000"/>
+        </w:rPr>
+        <w:t>dalam</w:t>
+      </w:r>
+      <w:proofErr w:type="spellEnd"/>
+      <w:r>
+        <w:rPr>
+          <w:color w:val="000000"/>
+        </w:rPr>
+        <w:t xml:space="preserve"> </w:t>
+      </w:r>
+      <w:proofErr w:type="spellStart"/>
+      <w:r>
+        <w:rPr>
+          <w:color w:val="000000"/>
+        </w:rPr>
+        <w:t>Jadual</w:t>
+      </w:r>
+      <w:proofErr w:type="spellEnd"/>
+      <w:r>
+        <w:rPr>
+          <w:color w:val="000000"/>
+        </w:rPr>
+        <w:t xml:space="preserve"> 13.</w:t>
       </w:r>
     </w:p>
     <w:p>
       <w:pPr>
         <w:spacing w:before="40" w:after="80"/>
         <w:jc w:val="center"/>
-        <w:rPr>
-          <w:lang w:val="sv-SE"/>
-        </w:rPr>
-      </w:pPr>
+      </w:pPr>
+      <w:proofErr w:type="spellStart"/>
       <w:r>
         <w:rPr>
           <w:b/>
           <w:color w:val="000000"/>
           <w:sz w:val="21"/>
-          <w:lang w:val="sv-SE"/>
-        </w:rPr>
-        <w:t xml:space="preserve">Jadual 13. Kriteria tahap kesiapsediaan teknologi</w:t>
+        </w:rPr>
+        <w:t>Jadual</w:t>
       </w:r>
+      <w:proofErr w:type="spellEnd"/>
+      <w:r>
+        <w:rPr>
+          <w:b/>
+          <w:color w:val="000000"/>
+          <w:sz w:val="21"/>
+        </w:rPr>
+        <w:t xml:space="preserve"> 13. </w:t>
+      </w:r>
+      <w:proofErr w:type="spellStart"/>
+      <w:r>
+        <w:rPr>
+          <w:b/>
+          <w:color w:val="000000"/>
+          <w:sz w:val="21"/>
+        </w:rPr>
+        <w:t>Kriteria</w:t>
+      </w:r>
+      <w:proofErr w:type="spellEnd"/>
+      <w:r>
+        <w:rPr>
+          <w:b/>
+          <w:color w:val="000000"/>
+          <w:sz w:val="21"/>
+        </w:rPr>
+        <w:t xml:space="preserve"> </w:t>
+      </w:r>
+      <w:proofErr w:type="spellStart"/>
+      <w:r>
+        <w:rPr>
+          <w:b/>
+          <w:color w:val="000000"/>
+          <w:sz w:val="21"/>
+        </w:rPr>
+        <w:t>tahap</w:t>
+      </w:r>
+      <w:proofErr w:type="spellEnd"/>
+      <w:r>
+        <w:rPr>
+          <w:b/>
+          <w:color w:val="000000"/>
+          <w:sz w:val="21"/>
+        </w:rPr>
+        <w:t xml:space="preserve"> </w:t>
+      </w:r>
+      <w:proofErr w:type="spellStart"/>
+      <w:r>
+        <w:rPr>
+          <w:b/>
+          <w:color w:val="000000"/>
+          <w:sz w:val="21"/>
+        </w:rPr>
+        <w:t>kesiapsediaan</w:t>
+      </w:r>
+      <w:proofErr w:type="spellEnd"/>
+      <w:r>
+        <w:rPr>
+          <w:b/>
+          <w:color w:val="000000"/>
+          <w:sz w:val="21"/>
+        </w:rPr>
+        <w:t xml:space="preserve"> </w:t>
+      </w:r>
+      <w:proofErr w:type="spellStart"/>
+      <w:r>
+        <w:rPr>
+          <w:b/>
+          <w:color w:val="000000"/>
+          <w:sz w:val="21"/>
+        </w:rPr>
+        <w:t>teknologi</w:t>
+      </w:r>
+      <w:proofErr w:type="spellEnd"/>
     </w:p>
     <w:tbl>
       <w:tblPr>
@@ -11849,7 +14388,7 @@
       <w:pPr>
         <w:ind w:left="283" w:hanging="283"/>
         <w:rPr>
-          <w:lang w:val="sv-SE"/>
+          <w:lang w:val="en-MY"/>
         </w:rPr>
       </w:pPr>
       <w:r>
@@ -11863,16 +14402,52 @@
         <w:rPr>
           <w:color w:val="000000"/>
           <w:sz w:val="22"/>
-          <w:lang w:val="sv-SE"/>
-        </w:rPr>
-        <w:t>Putrajaya: Kementerian Sumber Manusia.</w:t>
+          <w:lang w:val="en-MY"/>
+        </w:rPr>
+        <w:t xml:space="preserve">Putrajaya: Kementerian </w:t>
+      </w:r>
+      <w:proofErr w:type="spellStart"/>
+      <w:r>
+        <w:rPr>
+          <w:color w:val="000000"/>
+          <w:sz w:val="22"/>
+          <w:lang w:val="en-MY"/>
+        </w:rPr>
+        <w:t>Sumber</w:t>
+      </w:r>
+      <w:proofErr w:type="spellEnd"/>
+      <w:r>
+        <w:rPr>
+          <w:color w:val="000000"/>
+          <w:sz w:val="22"/>
+          <w:lang w:val="en-MY"/>
+        </w:rPr>
+        <w:t xml:space="preserve"> </w:t>
+      </w:r>
+      <w:proofErr w:type="spellStart"/>
+      <w:r>
+        <w:rPr>
+          <w:color w:val="000000"/>
+          <w:sz w:val="22"/>
+          <w:lang w:val="en-MY"/>
+        </w:rPr>
+        <w:t>Manusia</w:t>
+      </w:r>
+      <w:proofErr w:type="spellEnd"/>
+      <w:r>
+        <w:rPr>
+          <w:color w:val="000000"/>
+          <w:sz w:val="22"/>
+          <w:lang w:val="en-MY"/>
+        </w:rPr>
+        <w:t>.</w:t>
       </w:r>
     </w:p>
     <w:p>
       <w:pPr>
         <w:ind w:left="283" w:hanging="283"/>
         <w:rPr>
-          <w:lang w:val="sv-SE"/>
+          <w:lang w:val="en-MY"/>
         </w:rPr>
       </w:pPr>
       <w:r>
@@ -11880,38 +14455,102 @@
           <w:color w:val="000000"/>
           <w:sz w:val="22"/>
         </w:rPr>
-        <w:t xml:space="preserve">[4] Akçayır, M., &amp; Akçayır, G. (2017). Advantages and challenges associated with augmented reality for education: A systematic review of the literature. Educational Research Review, 20, 1–11. https://doi.org/10.1016/j.edurev.2016.11.002</w:t>
+        <w:t xml:space="preserve">[4] </w:t>
+      </w:r>
+      <w:proofErr w:type="spellStart"/>
+      <w:r>
+        <w:rPr>
+          <w:color w:val="000000"/>
+          <w:sz w:val="22"/>
+        </w:rPr>
+        <w:t>Akçayır</w:t>
+      </w:r>
+      <w:proofErr w:type="spellEnd"/>
+      <w:r>
+        <w:rPr>
+          <w:color w:val="000000"/>
+          <w:sz w:val="22"/>
+        </w:rPr>
+        <w:t>, M., &amp; Akçayır, G. (2017). Advantages and challenges associated with augmented reality for education: A systematic review of the literature. Educational Research Review, 20, 1–11. https://doi.org/10.1016/j.edurev.2016.11.002</w:t>
       </w:r>
     </w:p>
     <w:p>
       <w:pPr>
         <w:ind w:left="283" w:hanging="283"/>
         <w:rPr>
-          <w:lang w:val="sv-SE"/>
-        </w:rPr>
-      </w:pPr>
-      <w:r>
-        <w:rPr>
           <w:color w:val="000000"/>
           <w:sz w:val="22"/>
         </w:rPr>
-        <w:t xml:space="preserve">[5] Miao, F., &amp; Holmes, W. (2023). Guidance for generative AI in education and research. Paris: UNESCO.</w:t>
+      </w:pPr>
+      <w:r>
+        <w:rPr>
+          <w:color w:val="000000"/>
+          <w:sz w:val="22"/>
+        </w:rPr>
+        <w:t>[5] Miao, F., &amp; Holmes, W. (2023). Guidance for generative AI in education and research. Paris: UNESCO.</w:t>
       </w:r>
     </w:p>
     <w:p>
       <w:pPr>
+        <w:ind w:left="283" w:hanging="283"/>
+        <w:rPr>
+          <w:color w:val="000000"/>
+          <w:sz w:val="22"/>
+        </w:rPr>
+      </w:pPr>
+    </w:p>
+    <w:p>
+      <w:pPr>
+        <w:ind w:left="283" w:hanging="283"/>
+        <w:rPr>
+          <w:color w:val="000000"/>
+          <w:sz w:val="22"/>
+        </w:rPr>
+      </w:pPr>
+    </w:p>
+    <w:p>
+      <w:pPr>
+        <w:ind w:left="283" w:hanging="283"/>
+        <w:rPr>
+          <w:color w:val="000000"/>
+          <w:sz w:val="22"/>
+        </w:rPr>
+      </w:pPr>
+    </w:p>
+    <w:p>
+      <w:pPr>
+        <w:ind w:left="283" w:hanging="283"/>
+        <w:rPr>
+          <w:color w:val="000000"/>
+          <w:sz w:val="22"/>
+        </w:rPr>
+      </w:pPr>
+    </w:p>
+    <w:p>
+      <w:pPr>
+        <w:ind w:left="283" w:hanging="283"/>
+        <w:rPr>
+          <w:color w:val="000000"/>
+          <w:sz w:val="22"/>
+        </w:rPr>
+      </w:pPr>
+    </w:p>
+    <w:p>
+      <w:pPr>
+        <w:ind w:left="283" w:hanging="283"/>
+      </w:pPr>
+    </w:p>
+    <w:p>
+      <w:pPr>
         <w:pStyle w:val="Heading1"/>
         <w:spacing w:before="160"/>
-        <w:rPr>
-          <w:lang w:val="sv-SE"/>
-        </w:rPr>
       </w:pPr>
       <w:bookmarkStart w:id="37" w:name="_Toc240827307"/>
       <w:r>
         <w:rPr>
           <w:rFonts w:ascii="Times New Roman" w:hAnsi="Times New Roman"/>
-          <w:lang w:val="sv-SE"/>
-        </w:rPr>
+        </w:rPr>
+        <w:lastRenderedPageBreak/>
         <w:t>LAMPIRAN A CARTA GANTT PEMBANGUNAN DAN PENGESAHAN</w:t>
       </w:r>
       <w:bookmarkEnd w:id="37"/>
@@ -11921,30 +14560,12 @@
         <w:ind w:firstLine="720"/>
         <w:jc w:val="both"/>
         <w:rPr>
-          <w:lang w:val="sv-SE"/>
-        </w:rPr>
-      </w:pPr>
-      <w:r>
-        <w:rPr>
           <w:color w:val="000000"/>
           <w:lang w:val="sv-SE"/>
         </w:rPr>
-        <w:t xml:space="preserve">Jadual A1 menunjukkan pelan kerja pembangunan dan pengesahan MARISMART AR (M1–M6 = </w:t>
-      </w:r>
+      </w:pPr>
       <w:r>
-        <w:rPr>
-          <w:color w:val="000000"/>
-          <w:highlight w:val="yellow"/>
-          <w:lang w:val="sv-SE"/>
-        </w:rPr>
-        <w:t xml:space="preserve">[ISI bulan, contoh April–September 2026]</w:t>
-      </w:r>
-      <w:r>
-        <w:rPr>
-          <w:color w:val="000000"/>
-          <w:lang w:val="sv-SE"/>
-        </w:rPr>
-        <w:t xml:space="preserve">).</w:t>
+        <w:t xml:space="preserve">Jadual A1 menunjukkan pelan kerja pembangunan dan pengesahan MARISMART AR dari Julai hingga September 2026. Setiap lajur mewakili separuh bulan (I = 1–15 haribulan, II = 16 haribulan hingga akhir bulan).</w:t>
       </w:r>
     </w:p>
     <w:p>
@@ -11962,7 +14583,7 @@
           <w:sz w:val="21"/>
           <w:lang w:val="sv-SE"/>
         </w:rPr>
-        <w:t xml:space="preserve">Jadual A1. Carta Gantt pembangunan dan pengesahan</w:t>
+        <w:t>Jadual A1. Carta Gantt pembangunan dan pengesahan</w:t>
       </w:r>
     </w:p>
     <w:tbl>
@@ -11973,14 +14594,14 @@
         <w:tblLook w:val="04A0" w:firstRow="1" w:lastRow="0" w:firstColumn="1" w:lastColumn="0" w:noHBand="0" w:noVBand="1"/>
       </w:tblPr>
       <w:tblGrid>
-        <w:gridCol w:w="2633"/>
-        <w:gridCol w:w="843"/>
-        <w:gridCol w:w="843"/>
-        <w:gridCol w:w="843"/>
-        <w:gridCol w:w="843"/>
-        <w:gridCol w:w="843"/>
-        <w:gridCol w:w="843"/>
-        <w:gridCol w:w="1515"/>
+        <w:gridCol w:w="2481"/>
+        <w:gridCol w:w="814"/>
+        <w:gridCol w:w="806"/>
+        <w:gridCol w:w="813"/>
+        <w:gridCol w:w="813"/>
+        <w:gridCol w:w="1010"/>
+        <w:gridCol w:w="1010"/>
+        <w:gridCol w:w="1459"/>
       </w:tblGrid>
       <w:tr>
         <w:trPr>
@@ -12010,7 +14631,7 @@
                 <w:color w:val="000000"/>
                 <w:sz w:val="18"/>
               </w:rPr>
-              <w:t>AKTIVITI</w:t>
+              <w:t xml:space="preserve">AKTIVITI</w:t>
             </w:r>
           </w:p>
         </w:tc>
@@ -12032,12 +14653,7 @@
               <w:jc w:val="center"/>
             </w:pPr>
             <w:r>
-              <w:rPr>
-                <w:b/>
-                <w:color w:val="000000"/>
-                <w:sz w:val="18"/>
-              </w:rPr>
-              <w:t>M1</w:t>
+              <w:t xml:space="preserve">Jul I</w:t>
             </w:r>
           </w:p>
         </w:tc>
@@ -12064,7 +14680,7 @@
                 <w:color w:val="000000"/>
                 <w:sz w:val="18"/>
               </w:rPr>
-              <w:t>M2</w:t>
+              <w:t xml:space="preserve">Jul II</w:t>
             </w:r>
           </w:p>
         </w:tc>
@@ -12091,7 +14707,7 @@
                 <w:color w:val="000000"/>
                 <w:sz w:val="18"/>
               </w:rPr>
-              <w:t>M3</w:t>
+              <w:t xml:space="preserve">Ogo I</w:t>
             </w:r>
           </w:p>
         </w:tc>
@@ -12118,7 +14734,7 @@
                 <w:color w:val="000000"/>
                 <w:sz w:val="18"/>
               </w:rPr>
-              <w:t>M4</w:t>
+              <w:t xml:space="preserve">Ogo II</w:t>
             </w:r>
           </w:p>
         </w:tc>
@@ -12145,7 +14761,7 @@
                 <w:color w:val="000000"/>
                 <w:sz w:val="18"/>
               </w:rPr>
-              <w:t>M5</w:t>
+              <w:t xml:space="preserve">Sep I</w:t>
             </w:r>
           </w:p>
         </w:tc>
@@ -12172,7 +14788,7 @@
                 <w:color w:val="000000"/>
                 <w:sz w:val="18"/>
               </w:rPr>
-              <w:t>M6</w:t>
+              <w:t xml:space="preserve">Sep II</w:t>
             </w:r>
           </w:p>
         </w:tc>
@@ -12199,7 +14815,7 @@
                 <w:color w:val="000000"/>
                 <w:sz w:val="18"/>
               </w:rPr>
-              <w:t>BUKTI</w:t>
+              <w:t xml:space="preserve">BUKTI</w:t>
             </w:r>
           </w:p>
         </w:tc>
@@ -13224,21 +15840,6 @@
     </w:p>
     <w:p>
       <w:pPr>
-        <w:spacing w:after="0"/>
-      </w:pPr>
-    </w:p>
-    <w:p>
-      <w:pPr>
-        <w:spacing w:after="0"/>
-      </w:pPr>
-    </w:p>
-    <w:p>
-      <w:pPr>
-        <w:spacing w:after="0"/>
-      </w:pPr>
-    </w:p>
-    <w:p>
-      <w:pPr>
         <w:pStyle w:val="Heading1"/>
         <w:spacing w:before="160"/>
       </w:pPr>
@@ -13247,7 +15848,6 @@
         <w:rPr>
           <w:rFonts w:ascii="Times New Roman" w:hAnsi="Times New Roman"/>
         </w:rPr>
-        <w:lastRenderedPageBreak/>
         <w:t>LAMPIRAN B INSTRUMEN UJIAN PENERIMAAN PENGGUNA</w:t>
       </w:r>
       <w:bookmarkEnd w:id="38"/>
@@ -13267,7 +15867,7 @@
           <w:sz w:val="21"/>
           <w:lang w:val="sv-SE"/>
         </w:rPr>
-        <w:t xml:space="preserve">Jadual B1. Instrumen ujian penerimaan pengguna (UAT)</w:t>
+        <w:t>Jadual B1. Instrumen ujian penerimaan pengguna (UAT)</w:t>
       </w:r>
     </w:p>
     <w:tbl>
@@ -13393,7 +15993,7 @@
                 <w:color w:val="000000"/>
                 <w:sz w:val="19"/>
               </w:rPr>
-              <w:t xml:space="preserve">Arahan pemeriksaan mudah difahami.</w:t>
+              <w:t>Arahan pemeriksaan mudah difahami.</w:t>
             </w:r>
           </w:p>
         </w:tc>
@@ -13569,12 +16169,85 @@
             <w:pPr>
               <w:spacing w:after="0"/>
             </w:pPr>
+            <w:proofErr w:type="spellStart"/>
             <w:r>
               <w:rPr>
                 <w:color w:val="000000"/>
                 <w:sz w:val="19"/>
               </w:rPr>
-              <w:t xml:space="preserve">Urutan pemeriksaan membantu saya bekerja secara sistematik.</w:t>
+              <w:t>Urutan</w:t>
+            </w:r>
+            <w:proofErr w:type="spellEnd"/>
+            <w:r>
+              <w:rPr>
+                <w:color w:val="000000"/>
+                <w:sz w:val="19"/>
+              </w:rPr>
+              <w:t xml:space="preserve"> </w:t>
+            </w:r>
+            <w:proofErr w:type="spellStart"/>
+            <w:r>
+              <w:rPr>
+                <w:color w:val="000000"/>
+                <w:sz w:val="19"/>
+              </w:rPr>
+              <w:t>pemeriksaan</w:t>
+            </w:r>
+            <w:proofErr w:type="spellEnd"/>
+            <w:r>
+              <w:rPr>
+                <w:color w:val="000000"/>
+                <w:sz w:val="19"/>
+              </w:rPr>
+              <w:t xml:space="preserve"> </w:t>
+            </w:r>
+            <w:proofErr w:type="spellStart"/>
+            <w:r>
+              <w:rPr>
+                <w:color w:val="000000"/>
+                <w:sz w:val="19"/>
+              </w:rPr>
+              <w:t>membantu</w:t>
+            </w:r>
+            <w:proofErr w:type="spellEnd"/>
+            <w:r>
+              <w:rPr>
+                <w:color w:val="000000"/>
+                <w:sz w:val="19"/>
+              </w:rPr>
+              <w:t xml:space="preserve"> </w:t>
+            </w:r>
+            <w:proofErr w:type="spellStart"/>
+            <w:r>
+              <w:rPr>
+                <w:color w:val="000000"/>
+                <w:sz w:val="19"/>
+              </w:rPr>
+              <w:t>saya</w:t>
+            </w:r>
+            <w:proofErr w:type="spellEnd"/>
+            <w:r>
+              <w:rPr>
+                <w:color w:val="000000"/>
+                <w:sz w:val="19"/>
+              </w:rPr>
+              <w:t xml:space="preserve"> </w:t>
+            </w:r>
+            <w:proofErr w:type="spellStart"/>
+            <w:r>
+              <w:rPr>
+                <w:color w:val="000000"/>
+                <w:sz w:val="19"/>
+              </w:rPr>
+              <w:t>bekerja</w:t>
+            </w:r>
+            <w:proofErr w:type="spellEnd"/>
+            <w:r>
+              <w:rPr>
+                <w:color w:val="000000"/>
+                <w:sz w:val="19"/>
+              </w:rPr>
+              <w:t xml:space="preserve"> secara sistematik.</w:t>
             </w:r>
           </w:p>
         </w:tc>
@@ -13634,7 +16307,7 @@
                 <w:sz w:val="19"/>
                 <w:lang w:val="fi-FI"/>
               </w:rPr>
-              <w:t xml:space="preserve">Urutan langkah membantu pemeriksaan dijalankan secara sistematik</w:t>
+              <w:t>Urutan langkah membantu pemeriksaan dijalankan secara sistematik</w:t>
             </w:r>
           </w:p>
         </w:tc>
@@ -13727,7 +16400,7 @@
                 <w:sz w:val="19"/>
                 <w:lang w:val="fi-FI"/>
               </w:rPr>
-              <w:t xml:space="preserve">Jawapan AI relevan dan menyatakan batasan apabila perlu</w:t>
+              <w:t>Jawapan AI relevan dan menyatakan batasan apabila perlu</w:t>
             </w:r>
           </w:p>
         </w:tc>
@@ -13849,7 +16522,55 @@
                 <w:color w:val="000000"/>
                 <w:sz w:val="19"/>
               </w:rPr>
-              <w:t xml:space="preserve">Saya boleh menggunakan sistem pada peranti sasaran.</w:t>
+              <w:t xml:space="preserve">Saya </w:t>
+            </w:r>
+            <w:proofErr w:type="spellStart"/>
+            <w:r>
+              <w:rPr>
+                <w:color w:val="000000"/>
+                <w:sz w:val="19"/>
+              </w:rPr>
+              <w:t>boleh</w:t>
+            </w:r>
+            <w:proofErr w:type="spellEnd"/>
+            <w:r>
+              <w:rPr>
+                <w:color w:val="000000"/>
+                <w:sz w:val="19"/>
+              </w:rPr>
+              <w:t xml:space="preserve"> </w:t>
+            </w:r>
+            <w:proofErr w:type="spellStart"/>
+            <w:r>
+              <w:rPr>
+                <w:color w:val="000000"/>
+                <w:sz w:val="19"/>
+              </w:rPr>
+              <w:t>menggunakan</w:t>
+            </w:r>
+            <w:proofErr w:type="spellEnd"/>
+            <w:r>
+              <w:rPr>
+                <w:color w:val="000000"/>
+                <w:sz w:val="19"/>
+              </w:rPr>
+              <w:t xml:space="preserve"> </w:t>
+            </w:r>
+            <w:proofErr w:type="spellStart"/>
+            <w:r>
+              <w:rPr>
+                <w:color w:val="000000"/>
+                <w:sz w:val="19"/>
+              </w:rPr>
+              <w:t>sistem</w:t>
+            </w:r>
+            <w:proofErr w:type="spellEnd"/>
+            <w:r>
+              <w:rPr>
+                <w:color w:val="000000"/>
+                <w:sz w:val="19"/>
+              </w:rPr>
+              <w:t xml:space="preserve"> pada peranti sasaran.</w:t>
             </w:r>
           </w:p>
         </w:tc>
@@ -13938,7 +16659,7 @@
                 <w:color w:val="000000"/>
                 <w:sz w:val="19"/>
               </w:rPr>
-              <w:t xml:space="preserve">Cadangan penambahbaikan</w:t>
+              <w:t>Cadangan penambahbaikan</w:t>
             </w:r>
           </w:p>
         </w:tc>
@@ -14001,86 +16722,11 @@
         <w:ind w:firstLine="720"/>
         <w:jc w:val="both"/>
         <w:rPr>
-          <w:lang w:val="fi-FI"/>
+          <w:lang w:val="sv-SE"/>
         </w:rPr>
       </w:pPr>
       <w:r>
-        <w:rPr>
-          <w:color w:val="000000"/>
-          <w:lang w:val="fi-FI"/>
-        </w:rPr>
-        <w:t xml:space="preserve">Keputusan UAT (n = </w:t>
-      </w:r>
-      <w:r>
-        <w:rPr>
-          <w:color w:val="000000"/>
-          <w:lang w:val="fi-FI"/>
-        </w:rPr>
-        <w:t xml:space="preserve">13</w:t>
-      </w:r>
-      <w:r>
-        <w:rPr>
-          <w:color w:val="000000"/>
-          <w:lang w:val="fi-FI"/>
-        </w:rPr>
-        <w:t xml:space="preserve"> pelajar, </w:t>
-      </w:r>
-      <w:r>
-        <w:rPr>
-          <w:color w:val="000000"/>
-          <w:lang w:val="fi-FI"/>
-        </w:rPr>
-        <w:t xml:space="preserve">2</w:t>
-      </w:r>
-      <w:r>
-        <w:rPr>
-          <w:color w:val="000000"/>
-          <w:lang w:val="fi-FI"/>
-        </w:rPr>
-        <w:t xml:space="preserve"> pengajar; </w:t>
-      </w:r>
-      <w:r>
-        <w:rPr>
-          <w:color w:val="000000"/>
-          <w:lang w:val="fi-FI"/>
-        </w:rPr>
-        <w:t xml:space="preserve">30/09/2026</w:t>
-      </w:r>
-      <w:r>
-        <w:rPr>
-          <w:color w:val="000000"/>
-          <w:lang w:val="fi-FI"/>
-        </w:rPr>
-        <w:t xml:space="preserve">): min keseluruhan </w:t>
-      </w:r>
-      <w:r>
-        <w:rPr>
-          <w:color w:val="000000"/>
-          <w:lang w:val="fi-FI"/>
-        </w:rPr>
-        <w:t xml:space="preserve">4.5</w:t>
-      </w:r>
-      <w:r>
-        <w:rPr>
-          <w:color w:val="000000"/>
-          <w:lang w:val="fi-FI"/>
-        </w:rPr>
-        <w:t xml:space="preserve">/5. Min setiap item: </w:t>
-      </w:r>
-      <w:r>
-        <w:rPr>
-          <w:color w:val="000000"/>
-          <w:highlight w:val="yellow"/>
-          <w:lang w:val="fi-FI"/>
-        </w:rPr>
-        <w:t xml:space="preserve">[isi min item 1–6]</w:t>
-      </w:r>
-      <w:r>
-        <w:rPr>
-          <w:color w:val="000000"/>
-          <w:lang w:val="fi-FI"/>
-        </w:rPr>
-        <w:t xml:space="preserve">.</w:t>
+        <w:t xml:space="preserve">Keputusan UAT (n = 13 pelajar, 2 pengajar; 30/09/2026): min keseluruhan 4.5/5.</w:t>
       </w:r>
     </w:p>
     <w:p>
@@ -14093,6 +16739,30 @@
     </w:p>
     <w:p>
       <w:pPr>
+        <w:spacing w:after="0"/>
+        <w:rPr>
+          <w:lang w:val="sv-SE"/>
+        </w:rPr>
+      </w:pPr>
+    </w:p>
+    <w:p>
+      <w:pPr>
+        <w:spacing w:after="0"/>
+        <w:rPr>
+          <w:lang w:val="sv-SE"/>
+        </w:rPr>
+      </w:pPr>
+    </w:p>
+    <w:p>
+      <w:pPr>
+        <w:spacing w:after="0"/>
+        <w:rPr>
+          <w:lang w:val="sv-SE"/>
+        </w:rPr>
+      </w:pPr>
+    </w:p>
+    <w:p>
+      <w:pPr>
         <w:pStyle w:val="Heading1"/>
         <w:spacing w:before="160"/>
       </w:pPr>
@@ -14101,6 +16771,7 @@
         <w:rPr>
           <w:rFonts w:ascii="Times New Roman" w:hAnsi="Times New Roman"/>
         </w:rPr>
+        <w:lastRenderedPageBreak/>
         <w:t>LAMPIRAN C LOG PROMPT DAN SEMAKAN AI</w:t>
       </w:r>
       <w:bookmarkEnd w:id="39"/>
@@ -14120,7 +16791,7 @@
           <w:sz w:val="21"/>
           <w:lang w:val="sv-SE"/>
         </w:rPr>
-        <w:t xml:space="preserve">Jadual C1. Log prompt dan semakan AI</w:t>
+        <w:t>Jadual C1. Log prompt dan semakan AI</w:t>
       </w:r>
     </w:p>
     <w:tbl>
@@ -14131,12 +16802,12 @@
         <w:tblLook w:val="04A0" w:firstRow="1" w:lastRow="0" w:firstColumn="1" w:lastColumn="0" w:noHBand="0" w:noVBand="1"/>
       </w:tblPr>
       <w:tblGrid>
-        <w:gridCol w:w="1259"/>
+        <w:gridCol w:w="1253"/>
         <w:gridCol w:w="1843"/>
-        <w:gridCol w:w="1852"/>
-        <w:gridCol w:w="1367"/>
-        <w:gridCol w:w="1675"/>
-        <w:gridCol w:w="1210"/>
+        <w:gridCol w:w="1883"/>
+        <w:gridCol w:w="1361"/>
+        <w:gridCol w:w="1664"/>
+        <w:gridCol w:w="1202"/>
       </w:tblGrid>
       <w:tr>
         <w:trPr>
@@ -14378,7 +17049,7 @@
                 <w:color w:val="000000"/>
                 <w:sz w:val="17"/>
               </w:rPr>
-              <w:t xml:space="preserve">Menyediakan penerangan tentang komponen jentera bantuan marin</w:t>
+              <w:t>Menyediakan penerangan tentang komponen jentera bantuan marin</w:t>
             </w:r>
           </w:p>
         </w:tc>
@@ -14454,7 +17125,7 @@
                 <w:color w:val="000000"/>
                 <w:sz w:val="17"/>
               </w:rPr>
-              <w:t xml:space="preserve">Diubah &amp; Lulus</w:t>
+              <w:t>Diubah &amp; Lulus</w:t>
             </w:r>
           </w:p>
         </w:tc>
@@ -14615,7 +17286,7 @@
                 <w:color w:val="000000"/>
                 <w:sz w:val="17"/>
               </w:rPr>
-              <w:t xml:space="preserve">Lulus</w:t>
+              <w:t>Lulus</w:t>
             </w:r>
           </w:p>
         </w:tc>
@@ -14720,7 +17391,7 @@
                 <w:color w:val="000000"/>
                 <w:sz w:val="17"/>
               </w:rPr>
-              <w:t xml:space="preserve">NOSS, SOP dan manual pengilang.</w:t>
+              <w:t>NOSS, SOP dan manual pengilang.</w:t>
             </w:r>
           </w:p>
         </w:tc>
@@ -14744,7 +17415,7 @@
                 <w:color w:val="000000"/>
                 <w:sz w:val="17"/>
               </w:rPr>
-              <w:t xml:space="preserve">Jawapan telah disemak dan arahan pengesahan manual telah ditambah.</w:t>
+              <w:t>Jawapan telah disemak dan arahan pengesahan manual telah ditambah.</w:t>
             </w:r>
           </w:p>
         </w:tc>
@@ -14769,7 +17440,7 @@
                 <w:color w:val="000000"/>
                 <w:sz w:val="17"/>
               </w:rPr>
-              <w:t xml:space="preserve">Diubah &amp; Lulus</w:t>
+              <w:t>Diubah &amp; Lulus</w:t>
             </w:r>
           </w:p>
         </w:tc>
@@ -14797,9 +17468,8 @@
               <w:rPr>
                 <w:color w:val="000000"/>
                 <w:sz w:val="17"/>
-                <w:highlight w:val="yellow"/>
-              </w:rPr>
-              <w:t xml:space="preserve">[ISI tarikh]</w:t>
+              </w:rPr>
+              <w:t>20/09/2026</w:t>
             </w:r>
           </w:p>
         </w:tc>
@@ -14823,7 +17493,7 @@
                 <w:color w:val="000000"/>
                 <w:sz w:val="17"/>
               </w:rPr>
-              <w:t xml:space="preserve">ChatGPT / GPT-5</w:t>
+              <w:t>ChatGPT / GPT-5</w:t>
             </w:r>
           </w:p>
         </w:tc>
@@ -14842,16 +17512,16 @@
             <w:pPr>
               <w:spacing w:after="0"/>
               <w:rPr>
-                <w:lang w:val="fi-FI"/>
+                <w:lang w:val="sv-SE"/>
               </w:rPr>
             </w:pPr>
             <w:r>
               <w:rPr>
                 <w:color w:val="000000"/>
                 <w:sz w:val="17"/>
-                <w:lang w:val="fi-FI"/>
-              </w:rPr>
-              <w:t xml:space="preserve">Membina prototaip aplikasi web MARISMART AR (antara muka, panduan langkah, checklist).</w:t>
+                <w:lang w:val="sv-SE"/>
+              </w:rPr>
+              <w:t>Membina prototaip aplikasi web MARISMART AR (antara muka, panduan langkah, checklist).</w:t>
             </w:r>
           </w:p>
         </w:tc>
@@ -14875,7 +17545,7 @@
                 <w:color w:val="000000"/>
                 <w:sz w:val="17"/>
               </w:rPr>
-              <w:t xml:space="preserve">NOSS, SOP dan storyboard projek.</w:t>
+              <w:t>NOSS, SOP dan storyboard projek.</w:t>
             </w:r>
           </w:p>
         </w:tc>
@@ -14893,13 +17563,17 @@
           <w:p>
             <w:pPr>
               <w:spacing w:after="0"/>
+              <w:rPr>
+                <w:lang w:val="sv-SE"/>
+              </w:rPr>
             </w:pPr>
             <w:r>
               <w:rPr>
                 <w:color w:val="000000"/>
                 <w:sz w:val="17"/>
-              </w:rPr>
-              <w:t xml:space="preserve">Fungsi, istilah dan kandungan keselamatan diuji dan disemak oleh pengajar.</w:t>
+                <w:lang w:val="sv-SE"/>
+              </w:rPr>
+              <w:t>Fungsi, istilah dan kandungan keselamatan diuji dan disemak oleh pengajar.</w:t>
             </w:r>
           </w:p>
         </w:tc>
@@ -14918,13 +17592,23 @@
             <w:pPr>
               <w:spacing w:after="0"/>
             </w:pPr>
+            <w:proofErr w:type="spellStart"/>
             <w:r>
               <w:rPr>
                 <w:strike/>
                 <w:color w:val="000000"/>
                 <w:sz w:val="17"/>
               </w:rPr>
-              <w:t xml:space="preserve">Diubah &amp; Lulus</w:t>
+              <w:t>Diubah</w:t>
+            </w:r>
+            <w:proofErr w:type="spellEnd"/>
+            <w:r>
+              <w:rPr>
+                <w:strike/>
+                <w:color w:val="000000"/>
+                <w:sz w:val="17"/>
+              </w:rPr>
+              <w:t xml:space="preserve"> &amp; Lulus</w:t>
             </w:r>
           </w:p>
         </w:tc>
@@ -14978,7 +17662,7 @@
                 <w:sz w:val="17"/>
                 <w:highlight w:val="yellow"/>
               </w:rPr>
-              <w:t xml:space="preserve">[ISI alat penjana video, contoh Google Flow / Veo]</w:t>
+              <w:t xml:space="preserve">[ISI alat penjana video]</w:t>
             </w:r>
           </w:p>
         </w:tc>
@@ -14997,38 +17681,33 @@
             <w:pPr>
               <w:spacing w:after="0"/>
               <w:rPr>
-                <w:lang w:val="fi-FI"/>
-              </w:rPr>
+                <w:lang w:val="sv-SE"/>
+              </w:rPr>
+            </w:pPr>
+            <w:r>
+              <w:t xml:space="preserve">Menghasilkan 5 klip video orientasi kursus (pengenalan kursus, hasil pembelajaran, jam pembelajaran, cara guna MARISMART, penutup).</w:t>
+            </w:r>
+          </w:p>
+        </w:tc>
+        <w:tc>
+          <w:tcPr>
+            <w:tcW w:w="1584" w:type="dxa"/>
+            <w:tcMar>
+              <w:top w:w="70" w:type="dxa"/>
+              <w:left w:w="90" w:type="dxa"/>
+              <w:bottom w:w="70" w:type="dxa"/>
+              <w:right w:w="90" w:type="dxa"/>
+            </w:tcMar>
+            <w:vAlign w:val="center"/>
+          </w:tcPr>
+          <w:p>
+            <w:pPr>
+              <w:spacing w:after="0"/>
             </w:pPr>
             <w:r>
               <w:rPr>
                 <w:color w:val="000000"/>
                 <w:sz w:val="17"/>
-                <w:lang w:val="fi-FI"/>
-              </w:rPr>
-              <w:t xml:space="preserve">Menghasilkan 5 klip video orientasi kursus (pengenalan kursus, hasil pembelajaran, jam pembelajaran, cara guna MARISMART, penutup).</w:t>
-            </w:r>
-          </w:p>
-        </w:tc>
-        <w:tc>
-          <w:tcPr>
-            <w:tcW w:w="1584" w:type="dxa"/>
-            <w:tcMar>
-              <w:top w:w="70" w:type="dxa"/>
-              <w:left w:w="90" w:type="dxa"/>
-              <w:bottom w:w="70" w:type="dxa"/>
-              <w:right w:w="90" w:type="dxa"/>
-            </w:tcMar>
-            <w:vAlign w:val="center"/>
-          </w:tcPr>
-          <w:p>
-            <w:pPr>
-              <w:spacing w:after="0"/>
-            </w:pPr>
-            <w:r>
-              <w:rPr>
-                <w:color w:val="000000"/>
-                <w:sz w:val="17"/>
               </w:rPr>
               <w:t xml:space="preserve">Skrip orientasi kursus dan hasil pembelajaran SIM MARISMART.</w:t>
             </w:r>
@@ -15048,12 +17727,11 @@
           <w:p>
             <w:pPr>
               <w:spacing w:after="0"/>
-            </w:pPr>
-            <w:r>
-              <w:rPr>
-                <w:color w:val="000000"/>
-                <w:sz w:val="17"/>
-              </w:rPr>
+              <w:rPr>
+                <w:lang w:val="sv-SE"/>
+              </w:rPr>
+            </w:pPr>
+            <w:r>
               <w:t xml:space="preserve">Kandungan disemak oleh pengajar; teks pada skrin yang tidak tepat dikenal pasti dan video dilabel sebagai dijana AI.</w:t>
             </w:r>
           </w:p>
@@ -15114,7 +17792,14 @@
           <w:color w:val="000000"/>
           <w:sz w:val="22"/>
         </w:rPr>
-        <w:t>☑ Maklumat kumpulan dan peranan ahli telah lengkap.</w:t>
+        <w:t>☑</w:t>
+      </w:r>
+      <w:r>
+        <w:rPr>
+          <w:color w:val="000000"/>
+          <w:sz w:val="22"/>
+        </w:rPr>
+        <w:t xml:space="preserve"> Maklumat kumpulan dan peranan ahli telah lengkap.</w:t>
       </w:r>
     </w:p>
     <w:p>
@@ -15127,7 +17812,30 @@
           <w:color w:val="000000"/>
           <w:sz w:val="22"/>
         </w:rPr>
-        <w:t>☐ Pautan, kod QR, video dan demo telah diuji tanpa akses khas.</w:t>
+        <w:t>☑</w:t>
+      </w:r>
+      <w:r>
+        <w:rPr>
+          <w:color w:val="000000"/>
+          <w:sz w:val="22"/>
+        </w:rPr>
+        <w:t xml:space="preserve"> Pautan, </w:t>
+      </w:r>
+      <w:proofErr w:type="spellStart"/>
+      <w:r>
+        <w:rPr>
+          <w:color w:val="000000"/>
+          <w:sz w:val="22"/>
+        </w:rPr>
+        <w:t>kod</w:t>
+      </w:r>
+      <w:proofErr w:type="spellEnd"/>
+      <w:r>
+        <w:rPr>
+          <w:color w:val="000000"/>
+          <w:sz w:val="22"/>
+        </w:rPr>
+        <w:t xml:space="preserve"> QR, video dan demo telah diuji tanpa akses khas.</w:t>
       </w:r>
     </w:p>
     <w:p>
@@ -15140,7 +17848,14 @@
           <w:color w:val="000000"/>
           <w:sz w:val="22"/>
         </w:rPr>
-        <w:t>☑ Sumber NOSS, SOP, manual dan imej mempunyai atribusi/kebenaran yang sesuai.</w:t>
+        <w:t>☑</w:t>
+      </w:r>
+      <w:r>
+        <w:rPr>
+          <w:color w:val="000000"/>
+          <w:sz w:val="22"/>
+        </w:rPr>
+        <w:t xml:space="preserve"> Sumber NOSS, SOP, manual dan imej mempunyai atribusi/kebenaran yang sesuai.</w:t>
       </w:r>
     </w:p>
     <w:p>
@@ -15153,7 +17868,30 @@
           <w:color w:val="000000"/>
           <w:sz w:val="22"/>
         </w:rPr>
-        <w:t>☐ Platform/model AI, tujuan, sumber, semakan manusia dan risiko telah direkodkan.</w:t>
+        <w:t>☑</w:t>
+      </w:r>
+      <w:r>
+        <w:rPr>
+          <w:color w:val="000000"/>
+          <w:sz w:val="22"/>
+        </w:rPr>
+        <w:t xml:space="preserve"> Platform/model AI, </w:t>
+      </w:r>
+      <w:proofErr w:type="spellStart"/>
+      <w:r>
+        <w:rPr>
+          <w:color w:val="000000"/>
+          <w:sz w:val="22"/>
+        </w:rPr>
+        <w:t>tujuan</w:t>
+      </w:r>
+      <w:proofErr w:type="spellEnd"/>
+      <w:r>
+        <w:rPr>
+          <w:color w:val="000000"/>
+          <w:sz w:val="22"/>
+        </w:rPr>
+        <w:t>, sumber, semakan manusia dan risiko telah direkodkan.</w:t>
       </w:r>
     </w:p>
     <w:p>
@@ -15166,7 +17904,46 @@
           <w:color w:val="000000"/>
           <w:sz w:val="22"/>
         </w:rPr>
-        <w:t>☐ Data pengguna, instrumen, keputusan dan analisis disimpan dengan jejak audit.</w:t>
+        <w:t>☑</w:t>
+      </w:r>
+      <w:r>
+        <w:rPr>
+          <w:color w:val="000000"/>
+          <w:sz w:val="22"/>
+        </w:rPr>
+        <w:t xml:space="preserve"> Data </w:t>
+      </w:r>
+      <w:proofErr w:type="spellStart"/>
+      <w:r>
+        <w:rPr>
+          <w:color w:val="000000"/>
+          <w:sz w:val="22"/>
+        </w:rPr>
+        <w:t>pengguna</w:t>
+      </w:r>
+      <w:proofErr w:type="spellEnd"/>
+      <w:r>
+        <w:rPr>
+          <w:color w:val="000000"/>
+          <w:sz w:val="22"/>
+        </w:rPr>
+        <w:t xml:space="preserve">, </w:t>
+      </w:r>
+      <w:proofErr w:type="spellStart"/>
+      <w:r>
+        <w:rPr>
+          <w:color w:val="000000"/>
+          <w:sz w:val="22"/>
+        </w:rPr>
+        <w:t>instrumen</w:t>
+      </w:r>
+      <w:proofErr w:type="spellEnd"/>
+      <w:r>
+        <w:rPr>
+          <w:color w:val="000000"/>
+          <w:sz w:val="22"/>
+        </w:rPr>
+        <w:t>, keputusan dan analisis disimpan dengan jejak audit.</w:t>
       </w:r>
     </w:p>
     <w:p>
@@ -15183,7 +17960,15 @@
           <w:sz w:val="22"/>
           <w:lang w:val="sv-SE"/>
         </w:rPr>
-        <w:t>☑ Rajah, jadual dan gambar bernombor, bertajuk dan dirujuk dalam teks.</w:t>
+        <w:t>☑</w:t>
+      </w:r>
+      <w:r>
+        <w:rPr>
+          <w:color w:val="000000"/>
+          <w:sz w:val="22"/>
+          <w:lang w:val="sv-SE"/>
+        </w:rPr>
+        <w:t xml:space="preserve"> Rajah, jadual dan gambar bernombor, bertajuk dan dirujuk dalam teks.</w:t>
       </w:r>
     </w:p>
     <w:p>
@@ -15200,7 +17985,15 @@
           <w:sz w:val="22"/>
           <w:lang w:val="sv-SE"/>
         </w:rPr>
-        <w:t>☑ Semua angka impak disahkan dengan data sebenar dan tidak mengandungi keputusan rekaan.</w:t>
+        <w:t>☑</w:t>
+      </w:r>
+      <w:r>
+        <w:rPr>
+          <w:color w:val="000000"/>
+          <w:sz w:val="22"/>
+          <w:lang w:val="sv-SE"/>
+        </w:rPr>
+        <w:t xml:space="preserve"> Semua angka impak disahkan dengan data sebenar dan tidak mengandungi keputusan rekaan.</w:t>
       </w:r>
     </w:p>
     <w:p>
@@ -15217,16 +18010,32 @@
           <w:sz w:val="22"/>
           <w:lang w:val="sv-SE"/>
         </w:rPr>
-        <w:t>☐ Laporan utama tidak melebihi 20 muka surat, tidak termasuk muka hadapan, senarai kandungan, rujukan dan lampiran.</w:t>
+        <w:t>☑</w:t>
+      </w:r>
+      <w:r>
+        <w:rPr>
+          <w:color w:val="000000"/>
+          <w:sz w:val="22"/>
+          <w:lang w:val="sv-SE"/>
+        </w:rPr>
+        <w:t xml:space="preserve"> </w:t>
+      </w:r>
+      <w:r>
+        <w:rPr>
+          <w:color w:val="000000"/>
+          <w:sz w:val="22"/>
+          <w:lang w:val="sv-SE"/>
+        </w:rPr>
+        <w:t>Laporan utama tidak melebihi 20 muka surat, tidak termasuk muka hadapan, senarai kandungan, rujukan dan lampiran.</w:t>
       </w:r>
     </w:p>
     <w:sectPr>
-      <w:headerReference w:type="even" r:id="rId8"/>
-      <w:headerReference w:type="default" r:id="rId9"/>
-      <w:footerReference w:type="even" r:id="rId10"/>
-      <w:footerReference w:type="default" r:id="rId11"/>
-      <w:headerReference w:type="first" r:id="rId12"/>
-      <w:footerReference w:type="first" r:id="rId13"/>
+      <w:headerReference w:type="even" r:id="rId12"/>
+      <w:headerReference w:type="default" r:id="rId13"/>
+      <w:footerReference w:type="even" r:id="rId14"/>
+      <w:footerReference w:type="default" r:id="rId15"/>
+      <w:headerReference w:type="first" r:id="rId16"/>
+      <w:footerReference w:type="first" r:id="rId17"/>
       <w:pgSz w:w="11906" w:h="16838"/>
       <w:pgMar w:top="1440" w:right="1440" w:bottom="1440" w:left="1440" w:header="720" w:footer="720" w:gutter="0"/>
       <w:cols w:space="720"/>
@@ -15237,7 +18046,7 @@
 </file>
 
 <file path=word/endnotes.xml><?xml version="1.0" encoding="utf-8"?>
-<w:endnotes xmlns:wpc="http://schemas.microsoft.com/office/word/2010/wordprocessingCanvas" xmlns:cx="http://schemas.microsoft.com/office/drawing/2014/chartex" xmlns:cx1="http://schemas.microsoft.com/office/drawing/2015/9/8/chartex" xmlns:cx2="http://schemas.microsoft.com/office/drawing/2015/10/21/chartex" xmlns:cx3="http://schemas.microsoft.com/office/drawing/2016/5/9/chartex" xmlns:cx4="http://schemas.microsoft.com/office/drawing/2016/5/10/chartex" xmlns:cx5="http://schemas.microsoft.com/office/drawing/2016/5/11/chartex" xmlns:cx6="http://schemas.microsoft.com/office/drawing/2016/5/12/chartex" xmlns:cx7="http://schemas.microsoft.com/office/drawing/2016/5/13/chartex" xmlns:cx8="http://schemas.microsoft.com/office/drawing/2016/5/14/chartex" xmlns:mc="http://schemas.openxmlformats.org/markup-compatibility/2006" xmlns:aink="http://schemas.microsoft.com/office/drawing/2016/ink" xmlns:am3d="http://schemas.microsoft.com/office/drawing/2017/model3d" xmlns:o="urn:schemas-microsoft-com:office:office" xmlns:oel="http://schemas.microsoft.com/office/2019/extlst" xmlns:r="http://schemas.openxmlformats.org/officeDocument/2006/relationships" xmlns:m="http://schemas.openxmlformats.org/officeDocument/2006/math" xmlns:v="urn:schemas-microsoft-com:vml" xmlns:wp14="http://schemas.microsoft.com/office/word/2010/wordprocessingDrawing" xmlns:wp="http://schemas.openxmlformats.org/drawingml/2006/wordprocessingDrawing" xmlns:w10="urn:schemas-microsoft-com:office:word" xmlns:w="http://schemas.openxmlformats.org/wordprocessingml/2006/main" xmlns:w14="http://schemas.microsoft.com/office/word/2010/wordml" xmlns:w15="http://schemas.microsoft.com/office/word/2012/wordml" xmlns:w16cei="http://schemas.microsoft.com/office/word/2026/wordml/cei" xmlns:w16cex="http://schemas.microsoft.com/office/word/2018/wordml/cex" xmlns:w16cid="http://schemas.microsoft.com/office/word/2016/wordml/cid" xmlns:w16="http://schemas.microsoft.com/office/word/2018/wordml" xmlns:w16du="http://schemas.microsoft.com/office/word/2023/wordml/word16du" xmlns:w16sdtdh="http://schemas.microsoft.com/office/word/2020/wordml/sdtdatahash" xmlns:w16sdtfl="http://schemas.microsoft.com/office/word/2024/wordml/sdtformatlock" xmlns:w16se="http://schemas.microsoft.com/office/word/2015/wordml/symex" xmlns:wpg="http://schemas.microsoft.com/office/word/2010/wordprocessingGroup" xmlns:wpi="http://schemas.microsoft.com/office/word/2010/wordprocessingInk" xmlns:wne="http://schemas.microsoft.com/office/word/2006/wordml" xmlns:wps="http://schemas.microsoft.com/office/word/2010/wordprocessingShape" mc:Ignorable="w14 w15 w16se w16cid w16 w16cex w16sdtdh w16sdtfl w16du wp14">
+<w:endnotes xmlns:wpc="http://schemas.microsoft.com/office/word/2010/wordprocessingCanvas" xmlns:cx="http://schemas.microsoft.com/office/drawing/2014/chartex" xmlns:cx1="http://schemas.microsoft.com/office/drawing/2015/9/8/chartex" xmlns:cx2="http://schemas.microsoft.com/office/drawing/2015/10/21/chartex" xmlns:cx3="http://schemas.microsoft.com/office/drawing/2016/5/9/chartex" xmlns:cx4="http://schemas.microsoft.com/office/drawing/2016/5/10/chartex" xmlns:cx5="http://schemas.microsoft.com/office/drawing/2016/5/11/chartex" xmlns:cx6="http://schemas.microsoft.com/office/drawing/2016/5/12/chartex" xmlns:cx7="http://schemas.microsoft.com/office/drawing/2016/5/13/chartex" xmlns:cx8="http://schemas.microsoft.com/office/drawing/2016/5/14/chartex" xmlns:mc="http://schemas.openxmlformats.org/markup-compatibility/2006" xmlns:aink="http://schemas.microsoft.com/office/drawing/2016/ink" xmlns:am3d="http://schemas.microsoft.com/office/drawing/2017/model3d" xmlns:o="urn:schemas-microsoft-com:office:office" xmlns:oel="http://schemas.microsoft.com/office/2019/extlst" xmlns:r="http://schemas.openxmlformats.org/officeDocument/2006/relationships" xmlns:m="http://schemas.openxmlformats.org/officeDocument/2006/math" xmlns:v="urn:schemas-microsoft-com:vml" xmlns:wp14="http://schemas.microsoft.com/office/word/2010/wordprocessingDrawing" xmlns:wp="http://schemas.openxmlformats.org/drawingml/2006/wordprocessingDrawing" xmlns:w10="urn:schemas-microsoft-com:office:word" xmlns:w="http://schemas.openxmlformats.org/wordprocessingml/2006/main" xmlns:w14="http://schemas.microsoft.com/office/word/2010/wordml" xmlns:w15="http://schemas.microsoft.com/office/word/2012/wordml" xmlns:w16cex="http://schemas.microsoft.com/office/word/2018/wordml/cex" xmlns:w16cid="http://schemas.microsoft.com/office/word/2016/wordml/cid" xmlns:w16="http://schemas.microsoft.com/office/word/2018/wordml" xmlns:w16du="http://schemas.microsoft.com/office/word/2023/wordml/word16du" xmlns:w16sdtdh="http://schemas.microsoft.com/office/word/2020/wordml/sdtdatahash" xmlns:w16sdtfl="http://schemas.microsoft.com/office/word/2024/wordml/sdtformatlock" xmlns:w16se="http://schemas.microsoft.com/office/word/2015/wordml/symex" xmlns:wpg="http://schemas.microsoft.com/office/word/2010/wordprocessingGroup" xmlns:wpi="http://schemas.microsoft.com/office/word/2010/wordprocessingInk" xmlns:wne="http://schemas.microsoft.com/office/word/2006/wordml" xmlns:wps="http://schemas.microsoft.com/office/word/2010/wordprocessingShape" mc:Ignorable="w14 w15 w16se w16cid w16 w16cex w16sdtdh w16sdtfl w16du wp14">
   <w:endnote w:type="separator" w:id="-1">
     <w:p>
       <w:pPr>
@@ -15262,7 +18071,7 @@
 </file>
 
 <file path=word/footer1.xml><?xml version="1.0" encoding="utf-8"?>
-<w:ftr xmlns:wpc="http://schemas.microsoft.com/office/word/2010/wordprocessingCanvas" xmlns:cx="http://schemas.microsoft.com/office/drawing/2014/chartex" xmlns:cx1="http://schemas.microsoft.com/office/drawing/2015/9/8/chartex" xmlns:cx2="http://schemas.microsoft.com/office/drawing/2015/10/21/chartex" xmlns:cx3="http://schemas.microsoft.com/office/drawing/2016/5/9/chartex" xmlns:cx4="http://schemas.microsoft.com/office/drawing/2016/5/10/chartex" xmlns:cx5="http://schemas.microsoft.com/office/drawing/2016/5/11/chartex" xmlns:cx6="http://schemas.microsoft.com/office/drawing/2016/5/12/chartex" xmlns:cx7="http://schemas.microsoft.com/office/drawing/2016/5/13/chartex" xmlns:cx8="http://schemas.microsoft.com/office/drawing/2016/5/14/chartex" xmlns:mc="http://schemas.openxmlformats.org/markup-compatibility/2006" xmlns:aink="http://schemas.microsoft.com/office/drawing/2016/ink" xmlns:am3d="http://schemas.microsoft.com/office/drawing/2017/model3d" xmlns:o="urn:schemas-microsoft-com:office:office" xmlns:oel="http://schemas.microsoft.com/office/2019/extlst" xmlns:r="http://schemas.openxmlformats.org/officeDocument/2006/relationships" xmlns:m="http://schemas.openxmlformats.org/officeDocument/2006/math" xmlns:v="urn:schemas-microsoft-com:vml" xmlns:wp14="http://schemas.microsoft.com/office/word/2010/wordprocessingDrawing" xmlns:wp="http://schemas.openxmlformats.org/drawingml/2006/wordprocessingDrawing" xmlns:w10="urn:schemas-microsoft-com:office:word" xmlns:w="http://schemas.openxmlformats.org/wordprocessingml/2006/main" xmlns:w14="http://schemas.microsoft.com/office/word/2010/wordml" xmlns:w15="http://schemas.microsoft.com/office/word/2012/wordml" xmlns:w16cei="http://schemas.microsoft.com/office/word/2026/wordml/cei" xmlns:w16cex="http://schemas.microsoft.com/office/word/2018/wordml/cex" xmlns:w16cid="http://schemas.microsoft.com/office/word/2016/wordml/cid" xmlns:w16="http://schemas.microsoft.com/office/word/2018/wordml" xmlns:w16du="http://schemas.microsoft.com/office/word/2023/wordml/word16du" xmlns:w16sdtdh="http://schemas.microsoft.com/office/word/2020/wordml/sdtdatahash" xmlns:w16sdtfl="http://schemas.microsoft.com/office/word/2024/wordml/sdtformatlock" xmlns:w16se="http://schemas.microsoft.com/office/word/2015/wordml/symex" xmlns:wpg="http://schemas.microsoft.com/office/word/2010/wordprocessingGroup" xmlns:wpi="http://schemas.microsoft.com/office/word/2010/wordprocessingInk" xmlns:wne="http://schemas.microsoft.com/office/word/2006/wordml" xmlns:wps="http://schemas.microsoft.com/office/word/2010/wordprocessingShape" mc:Ignorable="w14 w15 w16se w16cid w16 w16cex w16sdtdh w16sdtfl w16du wp14">
+<w:ftr xmlns:wpc="http://schemas.microsoft.com/office/word/2010/wordprocessingCanvas" xmlns:cx="http://schemas.microsoft.com/office/drawing/2014/chartex" xmlns:cx1="http://schemas.microsoft.com/office/drawing/2015/9/8/chartex" xmlns:cx2="http://schemas.microsoft.com/office/drawing/2015/10/21/chartex" xmlns:cx3="http://schemas.microsoft.com/office/drawing/2016/5/9/chartex" xmlns:cx4="http://schemas.microsoft.com/office/drawing/2016/5/10/chartex" xmlns:cx5="http://schemas.microsoft.com/office/drawing/2016/5/11/chartex" xmlns:cx6="http://schemas.microsoft.com/office/drawing/2016/5/12/chartex" xmlns:cx7="http://schemas.microsoft.com/office/drawing/2016/5/13/chartex" xmlns:cx8="http://schemas.microsoft.com/office/drawing/2016/5/14/chartex" xmlns:mc="http://schemas.openxmlformats.org/markup-compatibility/2006" xmlns:aink="http://schemas.microsoft.com/office/drawing/2016/ink" xmlns:am3d="http://schemas.microsoft.com/office/drawing/2017/model3d" xmlns:o="urn:schemas-microsoft-com:office:office" xmlns:oel="http://schemas.microsoft.com/office/2019/extlst" xmlns:r="http://schemas.openxmlformats.org/officeDocument/2006/relationships" xmlns:m="http://schemas.openxmlformats.org/officeDocument/2006/math" xmlns:v="urn:schemas-microsoft-com:vml" xmlns:wp14="http://schemas.microsoft.com/office/word/2010/wordprocessingDrawing" xmlns:wp="http://schemas.openxmlformats.org/drawingml/2006/wordprocessingDrawing" xmlns:w10="urn:schemas-microsoft-com:office:word" xmlns:w="http://schemas.openxmlformats.org/wordprocessingml/2006/main" xmlns:w14="http://schemas.microsoft.com/office/word/2010/wordml" xmlns:w15="http://schemas.microsoft.com/office/word/2012/wordml" xmlns:w16cex="http://schemas.microsoft.com/office/word/2018/wordml/cex" xmlns:w16cid="http://schemas.microsoft.com/office/word/2016/wordml/cid" xmlns:w16="http://schemas.microsoft.com/office/word/2018/wordml" xmlns:w16du="http://schemas.microsoft.com/office/word/2023/wordml/word16du" xmlns:w16sdtdh="http://schemas.microsoft.com/office/word/2020/wordml/sdtdatahash" xmlns:w16sdtfl="http://schemas.microsoft.com/office/word/2024/wordml/sdtformatlock" xmlns:w16se="http://schemas.microsoft.com/office/word/2015/wordml/symex" xmlns:wpg="http://schemas.microsoft.com/office/word/2010/wordprocessingGroup" xmlns:wpi="http://schemas.microsoft.com/office/word/2010/wordprocessingInk" xmlns:wne="http://schemas.microsoft.com/office/word/2006/wordml" xmlns:wps="http://schemas.microsoft.com/office/word/2010/wordprocessingShape" mc:Ignorable="w14 w15 w16se w16cid w16 w16cex w16sdtdh w16sdtfl w16du wp14">
   <w:p>
     <w:pPr>
       <w:pStyle w:val="Footer"/>
@@ -15392,7 +18201,7 @@
 </file>
 
 <file path=word/footer2.xml><?xml version="1.0" encoding="utf-8"?>
-<w:ftr xmlns:wpc="http://schemas.microsoft.com/office/word/2010/wordprocessingCanvas" xmlns:cx="http://schemas.microsoft.com/office/drawing/2014/chartex" xmlns:cx1="http://schemas.microsoft.com/office/drawing/2015/9/8/chartex" xmlns:cx2="http://schemas.microsoft.com/office/drawing/2015/10/21/chartex" xmlns:cx3="http://schemas.microsoft.com/office/drawing/2016/5/9/chartex" xmlns:cx4="http://schemas.microsoft.com/office/drawing/2016/5/10/chartex" xmlns:cx5="http://schemas.microsoft.com/office/drawing/2016/5/11/chartex" xmlns:cx6="http://schemas.microsoft.com/office/drawing/2016/5/12/chartex" xmlns:cx7="http://schemas.microsoft.com/office/drawing/2016/5/13/chartex" xmlns:cx8="http://schemas.microsoft.com/office/drawing/2016/5/14/chartex" xmlns:mc="http://schemas.openxmlformats.org/markup-compatibility/2006" xmlns:aink="http://schemas.microsoft.com/office/drawing/2016/ink" xmlns:am3d="http://schemas.microsoft.com/office/drawing/2017/model3d" xmlns:o="urn:schemas-microsoft-com:office:office" xmlns:oel="http://schemas.microsoft.com/office/2019/extlst" xmlns:r="http://schemas.openxmlformats.org/officeDocument/2006/relationships" xmlns:m="http://schemas.openxmlformats.org/officeDocument/2006/math" xmlns:v="urn:schemas-microsoft-com:vml" xmlns:wp14="http://schemas.microsoft.com/office/word/2010/wordprocessingDrawing" xmlns:wp="http://schemas.openxmlformats.org/drawingml/2006/wordprocessingDrawing" xmlns:w10="urn:schemas-microsoft-com:office:word" xmlns:w="http://schemas.openxmlformats.org/wordprocessingml/2006/main" xmlns:w14="http://schemas.microsoft.com/office/word/2010/wordml" xmlns:w15="http://schemas.microsoft.com/office/word/2012/wordml" xmlns:w16cei="http://schemas.microsoft.com/office/word/2026/wordml/cei" xmlns:w16cex="http://schemas.microsoft.com/office/word/2018/wordml/cex" xmlns:w16cid="http://schemas.microsoft.com/office/word/2016/wordml/cid" xmlns:w16="http://schemas.microsoft.com/office/word/2018/wordml" xmlns:w16du="http://schemas.microsoft.com/office/word/2023/wordml/word16du" xmlns:w16sdtdh="http://schemas.microsoft.com/office/word/2020/wordml/sdtdatahash" xmlns:w16sdtfl="http://schemas.microsoft.com/office/word/2024/wordml/sdtformatlock" xmlns:w16se="http://schemas.microsoft.com/office/word/2015/wordml/symex" xmlns:wpg="http://schemas.microsoft.com/office/word/2010/wordprocessingGroup" xmlns:wpi="http://schemas.microsoft.com/office/word/2010/wordprocessingInk" xmlns:wne="http://schemas.microsoft.com/office/word/2006/wordml" xmlns:wps="http://schemas.microsoft.com/office/word/2010/wordprocessingShape" mc:Ignorable="w14 w15 w16se w16cid w16 w16cex w16sdtdh w16sdtfl w16du wp14">
+<w:ftr xmlns:wpc="http://schemas.microsoft.com/office/word/2010/wordprocessingCanvas" xmlns:cx="http://schemas.microsoft.com/office/drawing/2014/chartex" xmlns:cx1="http://schemas.microsoft.com/office/drawing/2015/9/8/chartex" xmlns:cx2="http://schemas.microsoft.com/office/drawing/2015/10/21/chartex" xmlns:cx3="http://schemas.microsoft.com/office/drawing/2016/5/9/chartex" xmlns:cx4="http://schemas.microsoft.com/office/drawing/2016/5/10/chartex" xmlns:cx5="http://schemas.microsoft.com/office/drawing/2016/5/11/chartex" xmlns:cx6="http://schemas.microsoft.com/office/drawing/2016/5/12/chartex" xmlns:cx7="http://schemas.microsoft.com/office/drawing/2016/5/13/chartex" xmlns:cx8="http://schemas.microsoft.com/office/drawing/2016/5/14/chartex" xmlns:mc="http://schemas.openxmlformats.org/markup-compatibility/2006" xmlns:aink="http://schemas.microsoft.com/office/drawing/2016/ink" xmlns:am3d="http://schemas.microsoft.com/office/drawing/2017/model3d" xmlns:o="urn:schemas-microsoft-com:office:office" xmlns:oel="http://schemas.microsoft.com/office/2019/extlst" xmlns:r="http://schemas.openxmlformats.org/officeDocument/2006/relationships" xmlns:m="http://schemas.openxmlformats.org/officeDocument/2006/math" xmlns:v="urn:schemas-microsoft-com:vml" xmlns:wp14="http://schemas.microsoft.com/office/word/2010/wordprocessingDrawing" xmlns:wp="http://schemas.openxmlformats.org/drawingml/2006/wordprocessingDrawing" xmlns:w10="urn:schemas-microsoft-com:office:word" xmlns:w="http://schemas.openxmlformats.org/wordprocessingml/2006/main" xmlns:w14="http://schemas.microsoft.com/office/word/2010/wordml" xmlns:w15="http://schemas.microsoft.com/office/word/2012/wordml" xmlns:w16cex="http://schemas.microsoft.com/office/word/2018/wordml/cex" xmlns:w16cid="http://schemas.microsoft.com/office/word/2016/wordml/cid" xmlns:w16="http://schemas.microsoft.com/office/word/2018/wordml" xmlns:w16du="http://schemas.microsoft.com/office/word/2023/wordml/word16du" xmlns:w16sdtdh="http://schemas.microsoft.com/office/word/2020/wordml/sdtdatahash" xmlns:w16sdtfl="http://schemas.microsoft.com/office/word/2024/wordml/sdtformatlock" xmlns:w16se="http://schemas.microsoft.com/office/word/2015/wordml/symex" xmlns:wpg="http://schemas.microsoft.com/office/word/2010/wordprocessingGroup" xmlns:wpi="http://schemas.microsoft.com/office/word/2010/wordprocessingInk" xmlns:wne="http://schemas.microsoft.com/office/word/2006/wordml" xmlns:wps="http://schemas.microsoft.com/office/word/2010/wordprocessingShape" mc:Ignorable="w14 w15 w16se w16cid w16 w16cex w16sdtdh w16sdtfl w16du wp14">
   <w:p>
     <w:pPr>
       <w:pStyle w:val="Footer"/>
@@ -15568,7 +18377,7 @@
 </file>
 
 <file path=word/footer3.xml><?xml version="1.0" encoding="utf-8"?>
-<w:ftr xmlns:wpc="http://schemas.microsoft.com/office/word/2010/wordprocessingCanvas" xmlns:cx="http://schemas.microsoft.com/office/drawing/2014/chartex" xmlns:cx1="http://schemas.microsoft.com/office/drawing/2015/9/8/chartex" xmlns:cx2="http://schemas.microsoft.com/office/drawing/2015/10/21/chartex" xmlns:cx3="http://schemas.microsoft.com/office/drawing/2016/5/9/chartex" xmlns:cx4="http://schemas.microsoft.com/office/drawing/2016/5/10/chartex" xmlns:cx5="http://schemas.microsoft.com/office/drawing/2016/5/11/chartex" xmlns:cx6="http://schemas.microsoft.com/office/drawing/2016/5/12/chartex" xmlns:cx7="http://schemas.microsoft.com/office/drawing/2016/5/13/chartex" xmlns:cx8="http://schemas.microsoft.com/office/drawing/2016/5/14/chartex" xmlns:mc="http://schemas.openxmlformats.org/markup-compatibility/2006" xmlns:aink="http://schemas.microsoft.com/office/drawing/2016/ink" xmlns:am3d="http://schemas.microsoft.com/office/drawing/2017/model3d" xmlns:o="urn:schemas-microsoft-com:office:office" xmlns:oel="http://schemas.microsoft.com/office/2019/extlst" xmlns:r="http://schemas.openxmlformats.org/officeDocument/2006/relationships" xmlns:m="http://schemas.openxmlformats.org/officeDocument/2006/math" xmlns:v="urn:schemas-microsoft-com:vml" xmlns:wp14="http://schemas.microsoft.com/office/word/2010/wordprocessingDrawing" xmlns:wp="http://schemas.openxmlformats.org/drawingml/2006/wordprocessingDrawing" xmlns:w10="urn:schemas-microsoft-com:office:word" xmlns:w="http://schemas.openxmlformats.org/wordprocessingml/2006/main" xmlns:w14="http://schemas.microsoft.com/office/word/2010/wordml" xmlns:w15="http://schemas.microsoft.com/office/word/2012/wordml" xmlns:w16cei="http://schemas.microsoft.com/office/word/2026/wordml/cei" xmlns:w16cex="http://schemas.microsoft.com/office/word/2018/wordml/cex" xmlns:w16cid="http://schemas.microsoft.com/office/word/2016/wordml/cid" xmlns:w16="http://schemas.microsoft.com/office/word/2018/wordml" xmlns:w16du="http://schemas.microsoft.com/office/word/2023/wordml/word16du" xmlns:w16sdtdh="http://schemas.microsoft.com/office/word/2020/wordml/sdtdatahash" xmlns:w16sdtfl="http://schemas.microsoft.com/office/word/2024/wordml/sdtformatlock" xmlns:w16se="http://schemas.microsoft.com/office/word/2015/wordml/symex" xmlns:wpg="http://schemas.microsoft.com/office/word/2010/wordprocessingGroup" xmlns:wpi="http://schemas.microsoft.com/office/word/2010/wordprocessingInk" xmlns:wne="http://schemas.microsoft.com/office/word/2006/wordml" xmlns:wps="http://schemas.microsoft.com/office/word/2010/wordprocessingShape" mc:Ignorable="w14 w15 w16se w16cid w16 w16cex w16sdtdh w16sdtfl w16du wp14">
+<w:ftr xmlns:wpc="http://schemas.microsoft.com/office/word/2010/wordprocessingCanvas" xmlns:cx="http://schemas.microsoft.com/office/drawing/2014/chartex" xmlns:cx1="http://schemas.microsoft.com/office/drawing/2015/9/8/chartex" xmlns:cx2="http://schemas.microsoft.com/office/drawing/2015/10/21/chartex" xmlns:cx3="http://schemas.microsoft.com/office/drawing/2016/5/9/chartex" xmlns:cx4="http://schemas.microsoft.com/office/drawing/2016/5/10/chartex" xmlns:cx5="http://schemas.microsoft.com/office/drawing/2016/5/11/chartex" xmlns:cx6="http://schemas.microsoft.com/office/drawing/2016/5/12/chartex" xmlns:cx7="http://schemas.microsoft.com/office/drawing/2016/5/13/chartex" xmlns:cx8="http://schemas.microsoft.com/office/drawing/2016/5/14/chartex" xmlns:mc="http://schemas.openxmlformats.org/markup-compatibility/2006" xmlns:aink="http://schemas.microsoft.com/office/drawing/2016/ink" xmlns:am3d="http://schemas.microsoft.com/office/drawing/2017/model3d" xmlns:o="urn:schemas-microsoft-com:office:office" xmlns:oel="http://schemas.microsoft.com/office/2019/extlst" xmlns:r="http://schemas.openxmlformats.org/officeDocument/2006/relationships" xmlns:m="http://schemas.openxmlformats.org/officeDocument/2006/math" xmlns:v="urn:schemas-microsoft-com:vml" xmlns:wp14="http://schemas.microsoft.com/office/word/2010/wordprocessingDrawing" xmlns:wp="http://schemas.openxmlformats.org/drawingml/2006/wordprocessingDrawing" xmlns:w10="urn:schemas-microsoft-com:office:word" xmlns:w="http://schemas.openxmlformats.org/wordprocessingml/2006/main" xmlns:w14="http://schemas.microsoft.com/office/word/2010/wordml" xmlns:w15="http://schemas.microsoft.com/office/word/2012/wordml" xmlns:w16cex="http://schemas.microsoft.com/office/word/2018/wordml/cex" xmlns:w16cid="http://schemas.microsoft.com/office/word/2016/wordml/cid" xmlns:w16="http://schemas.microsoft.com/office/word/2018/wordml" xmlns:w16du="http://schemas.microsoft.com/office/word/2023/wordml/word16du" xmlns:w16sdtdh="http://schemas.microsoft.com/office/word/2020/wordml/sdtdatahash" xmlns:w16sdtfl="http://schemas.microsoft.com/office/word/2024/wordml/sdtformatlock" xmlns:w16se="http://schemas.microsoft.com/office/word/2015/wordml/symex" xmlns:wpg="http://schemas.microsoft.com/office/word/2010/wordprocessingGroup" xmlns:wpi="http://schemas.microsoft.com/office/word/2010/wordprocessingInk" xmlns:wne="http://schemas.microsoft.com/office/word/2006/wordml" xmlns:wps="http://schemas.microsoft.com/office/word/2010/wordprocessingShape" mc:Ignorable="w14 w15 w16se w16cid w16 w16cex w16sdtdh w16sdtfl w16du wp14">
   <w:p>
     <w:pPr>
       <w:pStyle w:val="Footer"/>
@@ -15698,7 +18507,7 @@
 </file>
 
 <file path=word/footnotes.xml><?xml version="1.0" encoding="utf-8"?>
-<w:footnotes xmlns:wpc="http://schemas.microsoft.com/office/word/2010/wordprocessingCanvas" xmlns:cx="http://schemas.microsoft.com/office/drawing/2014/chartex" xmlns:cx1="http://schemas.microsoft.com/office/drawing/2015/9/8/chartex" xmlns:cx2="http://schemas.microsoft.com/office/drawing/2015/10/21/chartex" xmlns:cx3="http://schemas.microsoft.com/office/drawing/2016/5/9/chartex" xmlns:cx4="http://schemas.microsoft.com/office/drawing/2016/5/10/chartex" xmlns:cx5="http://schemas.microsoft.com/office/drawing/2016/5/11/chartex" xmlns:cx6="http://schemas.microsoft.com/office/drawing/2016/5/12/chartex" xmlns:cx7="http://schemas.microsoft.com/office/drawing/2016/5/13/chartex" xmlns:cx8="http://schemas.microsoft.com/office/drawing/2016/5/14/chartex" xmlns:mc="http://schemas.openxmlformats.org/markup-compatibility/2006" xmlns:aink="http://schemas.microsoft.com/office/drawing/2016/ink" xmlns:am3d="http://schemas.microsoft.com/office/drawing/2017/model3d" xmlns:o="urn:schemas-microsoft-com:office:office" xmlns:oel="http://schemas.microsoft.com/office/2019/extlst" xmlns:r="http://schemas.openxmlformats.org/officeDocument/2006/relationships" xmlns:m="http://schemas.openxmlformats.org/officeDocument/2006/math" xmlns:v="urn:schemas-microsoft-com:vml" xmlns:wp14="http://schemas.microsoft.com/office/word/2010/wordprocessingDrawing" xmlns:wp="http://schemas.openxmlformats.org/drawingml/2006/wordprocessingDrawing" xmlns:w10="urn:schemas-microsoft-com:office:word" xmlns:w="http://schemas.openxmlformats.org/wordprocessingml/2006/main" xmlns:w14="http://schemas.microsoft.com/office/word/2010/wordml" xmlns:w15="http://schemas.microsoft.com/office/word/2012/wordml" xmlns:w16cei="http://schemas.microsoft.com/office/word/2026/wordml/cei" xmlns:w16cex="http://schemas.microsoft.com/office/word/2018/wordml/cex" xmlns:w16cid="http://schemas.microsoft.com/office/word/2016/wordml/cid" xmlns:w16="http://schemas.microsoft.com/office/word/2018/wordml" xmlns:w16du="http://schemas.microsoft.com/office/word/2023/wordml/word16du" xmlns:w16sdtdh="http://schemas.microsoft.com/office/word/2020/wordml/sdtdatahash" xmlns:w16sdtfl="http://schemas.microsoft.com/office/word/2024/wordml/sdtformatlock" xmlns:w16se="http://schemas.microsoft.com/office/word/2015/wordml/symex" xmlns:wpg="http://schemas.microsoft.com/office/word/2010/wordprocessingGroup" xmlns:wpi="http://schemas.microsoft.com/office/word/2010/wordprocessingInk" xmlns:wne="http://schemas.microsoft.com/office/word/2006/wordml" xmlns:wps="http://schemas.microsoft.com/office/word/2010/wordprocessingShape" mc:Ignorable="w14 w15 w16se w16cid w16 w16cex w16sdtdh w16sdtfl w16du wp14">
+<w:footnotes xmlns:wpc="http://schemas.microsoft.com/office/word/2010/wordprocessingCanvas" xmlns:cx="http://schemas.microsoft.com/office/drawing/2014/chartex" xmlns:cx1="http://schemas.microsoft.com/office/drawing/2015/9/8/chartex" xmlns:cx2="http://schemas.microsoft.com/office/drawing/2015/10/21/chartex" xmlns:cx3="http://schemas.microsoft.com/office/drawing/2016/5/9/chartex" xmlns:cx4="http://schemas.microsoft.com/office/drawing/2016/5/10/chartex" xmlns:cx5="http://schemas.microsoft.com/office/drawing/2016/5/11/chartex" xmlns:cx6="http://schemas.microsoft.com/office/drawing/2016/5/12/chartex" xmlns:cx7="http://schemas.microsoft.com/office/drawing/2016/5/13/chartex" xmlns:cx8="http://schemas.microsoft.com/office/drawing/2016/5/14/chartex" xmlns:mc="http://schemas.openxmlformats.org/markup-compatibility/2006" xmlns:aink="http://schemas.microsoft.com/office/drawing/2016/ink" xmlns:am3d="http://schemas.microsoft.com/office/drawing/2017/model3d" xmlns:o="urn:schemas-microsoft-com:office:office" xmlns:oel="http://schemas.microsoft.com/office/2019/extlst" xmlns:r="http://schemas.openxmlformats.org/officeDocument/2006/relationships" xmlns:m="http://schemas.openxmlformats.org/officeDocument/2006/math" xmlns:v="urn:schemas-microsoft-com:vml" xmlns:wp14="http://schemas.microsoft.com/office/word/2010/wordprocessingDrawing" xmlns:wp="http://schemas.openxmlformats.org/drawingml/2006/wordprocessingDrawing" xmlns:w10="urn:schemas-microsoft-com:office:word" xmlns:w="http://schemas.openxmlformats.org/wordprocessingml/2006/main" xmlns:w14="http://schemas.microsoft.com/office/word/2010/wordml" xmlns:w15="http://schemas.microsoft.com/office/word/2012/wordml" xmlns:w16cex="http://schemas.microsoft.com/office/word/2018/wordml/cex" xmlns:w16cid="http://schemas.microsoft.com/office/word/2016/wordml/cid" xmlns:w16="http://schemas.microsoft.com/office/word/2018/wordml" xmlns:w16du="http://schemas.microsoft.com/office/word/2023/wordml/word16du" xmlns:w16sdtdh="http://schemas.microsoft.com/office/word/2020/wordml/sdtdatahash" xmlns:w16sdtfl="http://schemas.microsoft.com/office/word/2024/wordml/sdtformatlock" xmlns:w16se="http://schemas.microsoft.com/office/word/2015/wordml/symex" xmlns:wpg="http://schemas.microsoft.com/office/word/2010/wordprocessingGroup" xmlns:wpi="http://schemas.microsoft.com/office/word/2010/wordprocessingInk" xmlns:wne="http://schemas.microsoft.com/office/word/2006/wordml" xmlns:wps="http://schemas.microsoft.com/office/word/2010/wordprocessingShape" mc:Ignorable="w14 w15 w16se w16cid w16 w16cex w16sdtdh w16sdtfl w16du wp14">
   <w:footnote w:type="separator" w:id="-1">
     <w:p>
       <w:pPr>
@@ -15723,7 +18532,7 @@
 </file>
 
 <file path=word/header1.xml><?xml version="1.0" encoding="utf-8"?>
-<w:hdr xmlns:wpc="http://schemas.microsoft.com/office/word/2010/wordprocessingCanvas" xmlns:cx="http://schemas.microsoft.com/office/drawing/2014/chartex" xmlns:cx1="http://schemas.microsoft.com/office/drawing/2015/9/8/chartex" xmlns:cx2="http://schemas.microsoft.com/office/drawing/2015/10/21/chartex" xmlns:cx3="http://schemas.microsoft.com/office/drawing/2016/5/9/chartex" xmlns:cx4="http://schemas.microsoft.com/office/drawing/2016/5/10/chartex" xmlns:cx5="http://schemas.microsoft.com/office/drawing/2016/5/11/chartex" xmlns:cx6="http://schemas.microsoft.com/office/drawing/2016/5/12/chartex" xmlns:cx7="http://schemas.microsoft.com/office/drawing/2016/5/13/chartex" xmlns:cx8="http://schemas.microsoft.com/office/drawing/2016/5/14/chartex" xmlns:mc="http://schemas.openxmlformats.org/markup-compatibility/2006" xmlns:aink="http://schemas.microsoft.com/office/drawing/2016/ink" xmlns:am3d="http://schemas.microsoft.com/office/drawing/2017/model3d" xmlns:o="urn:schemas-microsoft-com:office:office" xmlns:oel="http://schemas.microsoft.com/office/2019/extlst" xmlns:r="http://schemas.openxmlformats.org/officeDocument/2006/relationships" xmlns:m="http://schemas.openxmlformats.org/officeDocument/2006/math" xmlns:v="urn:schemas-microsoft-com:vml" xmlns:wp14="http://schemas.microsoft.com/office/word/2010/wordprocessingDrawing" xmlns:wp="http://schemas.openxmlformats.org/drawingml/2006/wordprocessingDrawing" xmlns:w10="urn:schemas-microsoft-com:office:word" xmlns:w="http://schemas.openxmlformats.org/wordprocessingml/2006/main" xmlns:w14="http://schemas.microsoft.com/office/word/2010/wordml" xmlns:w15="http://schemas.microsoft.com/office/word/2012/wordml" xmlns:w16cei="http://schemas.microsoft.com/office/word/2026/wordml/cei" xmlns:w16cex="http://schemas.microsoft.com/office/word/2018/wordml/cex" xmlns:w16cid="http://schemas.microsoft.com/office/word/2016/wordml/cid" xmlns:w16="http://schemas.microsoft.com/office/word/2018/wordml" xmlns:w16du="http://schemas.microsoft.com/office/word/2023/wordml/word16du" xmlns:w16sdtdh="http://schemas.microsoft.com/office/word/2020/wordml/sdtdatahash" xmlns:w16sdtfl="http://schemas.microsoft.com/office/word/2024/wordml/sdtformatlock" xmlns:w16se="http://schemas.microsoft.com/office/word/2015/wordml/symex" xmlns:wpg="http://schemas.microsoft.com/office/word/2010/wordprocessingGroup" xmlns:wpi="http://schemas.microsoft.com/office/word/2010/wordprocessingInk" xmlns:wne="http://schemas.microsoft.com/office/word/2006/wordml" xmlns:wps="http://schemas.microsoft.com/office/word/2010/wordprocessingShape" mc:Ignorable="w14 w15 w16se w16cid w16 w16cex w16sdtdh w16sdtfl w16du wp14">
+<w:hdr xmlns:wpc="http://schemas.microsoft.com/office/word/2010/wordprocessingCanvas" xmlns:cx="http://schemas.microsoft.com/office/drawing/2014/chartex" xmlns:cx1="http://schemas.microsoft.com/office/drawing/2015/9/8/chartex" xmlns:cx2="http://schemas.microsoft.com/office/drawing/2015/10/21/chartex" xmlns:cx3="http://schemas.microsoft.com/office/drawing/2016/5/9/chartex" xmlns:cx4="http://schemas.microsoft.com/office/drawing/2016/5/10/chartex" xmlns:cx5="http://schemas.microsoft.com/office/drawing/2016/5/11/chartex" xmlns:cx6="http://schemas.microsoft.com/office/drawing/2016/5/12/chartex" xmlns:cx7="http://schemas.microsoft.com/office/drawing/2016/5/13/chartex" xmlns:cx8="http://schemas.microsoft.com/office/drawing/2016/5/14/chartex" xmlns:mc="http://schemas.openxmlformats.org/markup-compatibility/2006" xmlns:aink="http://schemas.microsoft.com/office/drawing/2016/ink" xmlns:am3d="http://schemas.microsoft.com/office/drawing/2017/model3d" xmlns:o="urn:schemas-microsoft-com:office:office" xmlns:oel="http://schemas.microsoft.com/office/2019/extlst" xmlns:r="http://schemas.openxmlformats.org/officeDocument/2006/relationships" xmlns:m="http://schemas.openxmlformats.org/officeDocument/2006/math" xmlns:v="urn:schemas-microsoft-com:vml" xmlns:wp14="http://schemas.microsoft.com/office/word/2010/wordprocessingDrawing" xmlns:wp="http://schemas.openxmlformats.org/drawingml/2006/wordprocessingDrawing" xmlns:w10="urn:schemas-microsoft-com:office:word" xmlns:w="http://schemas.openxmlformats.org/wordprocessingml/2006/main" xmlns:w14="http://schemas.microsoft.com/office/word/2010/wordml" xmlns:w15="http://schemas.microsoft.com/office/word/2012/wordml" xmlns:w16cex="http://schemas.microsoft.com/office/word/2018/wordml/cex" xmlns:w16cid="http://schemas.microsoft.com/office/word/2016/wordml/cid" xmlns:w16="http://schemas.microsoft.com/office/word/2018/wordml" xmlns:w16du="http://schemas.microsoft.com/office/word/2023/wordml/word16du" xmlns:w16sdtdh="http://schemas.microsoft.com/office/word/2020/wordml/sdtdatahash" xmlns:w16sdtfl="http://schemas.microsoft.com/office/word/2024/wordml/sdtformatlock" xmlns:w16se="http://schemas.microsoft.com/office/word/2015/wordml/symex" xmlns:wpg="http://schemas.microsoft.com/office/word/2010/wordprocessingGroup" xmlns:wpi="http://schemas.microsoft.com/office/word/2010/wordprocessingInk" xmlns:wne="http://schemas.microsoft.com/office/word/2006/wordml" xmlns:wps="http://schemas.microsoft.com/office/word/2010/wordprocessingShape" mc:Ignorable="w14 w15 w16se w16cid w16 w16cex w16sdtdh w16sdtfl w16du wp14">
   <w:p>
     <w:pPr>
       <w:pStyle w:val="Header"/>
@@ -15849,7 +18658,7 @@
 </file>
 
 <file path=word/header2.xml><?xml version="1.0" encoding="utf-8"?>
-<w:hdr xmlns:wpc="http://schemas.microsoft.com/office/word/2010/wordprocessingCanvas" xmlns:cx="http://schemas.microsoft.com/office/drawing/2014/chartex" xmlns:cx1="http://schemas.microsoft.com/office/drawing/2015/9/8/chartex" xmlns:cx2="http://schemas.microsoft.com/office/drawing/2015/10/21/chartex" xmlns:cx3="http://schemas.microsoft.com/office/drawing/2016/5/9/chartex" xmlns:cx4="http://schemas.microsoft.com/office/drawing/2016/5/10/chartex" xmlns:cx5="http://schemas.microsoft.com/office/drawing/2016/5/11/chartex" xmlns:cx6="http://schemas.microsoft.com/office/drawing/2016/5/12/chartex" xmlns:cx7="http://schemas.microsoft.com/office/drawing/2016/5/13/chartex" xmlns:cx8="http://schemas.microsoft.com/office/drawing/2016/5/14/chartex" xmlns:mc="http://schemas.openxmlformats.org/markup-compatibility/2006" xmlns:aink="http://schemas.microsoft.com/office/drawing/2016/ink" xmlns:am3d="http://schemas.microsoft.com/office/drawing/2017/model3d" xmlns:o="urn:schemas-microsoft-com:office:office" xmlns:oel="http://schemas.microsoft.com/office/2019/extlst" xmlns:r="http://schemas.openxmlformats.org/officeDocument/2006/relationships" xmlns:m="http://schemas.openxmlformats.org/officeDocument/2006/math" xmlns:v="urn:schemas-microsoft-com:vml" xmlns:wp14="http://schemas.microsoft.com/office/word/2010/wordprocessingDrawing" xmlns:wp="http://schemas.openxmlformats.org/drawingml/2006/wordprocessingDrawing" xmlns:w10="urn:schemas-microsoft-com:office:word" xmlns:w="http://schemas.openxmlformats.org/wordprocessingml/2006/main" xmlns:w14="http://schemas.microsoft.com/office/word/2010/wordml" xmlns:w15="http://schemas.microsoft.com/office/word/2012/wordml" xmlns:w16cei="http://schemas.microsoft.com/office/word/2026/wordml/cei" xmlns:w16cex="http://schemas.microsoft.com/office/word/2018/wordml/cex" xmlns:w16cid="http://schemas.microsoft.com/office/word/2016/wordml/cid" xmlns:w16="http://schemas.microsoft.com/office/word/2018/wordml" xmlns:w16du="http://schemas.microsoft.com/office/word/2023/wordml/word16du" xmlns:w16sdtdh="http://schemas.microsoft.com/office/word/2020/wordml/sdtdatahash" xmlns:w16sdtfl="http://schemas.microsoft.com/office/word/2024/wordml/sdtformatlock" xmlns:w16se="http://schemas.microsoft.com/office/word/2015/wordml/symex" xmlns:wpg="http://schemas.microsoft.com/office/word/2010/wordprocessingGroup" xmlns:wpi="http://schemas.microsoft.com/office/word/2010/wordprocessingInk" xmlns:wne="http://schemas.microsoft.com/office/word/2006/wordml" xmlns:wps="http://schemas.microsoft.com/office/word/2010/wordprocessingShape" mc:Ignorable="w14 w15 w16se w16cid w16 w16cex w16sdtdh w16sdtfl w16du wp14">
+<w:hdr xmlns:wpc="http://schemas.microsoft.com/office/word/2010/wordprocessingCanvas" xmlns:cx="http://schemas.microsoft.com/office/drawing/2014/chartex" xmlns:cx1="http://schemas.microsoft.com/office/drawing/2015/9/8/chartex" xmlns:cx2="http://schemas.microsoft.com/office/drawing/2015/10/21/chartex" xmlns:cx3="http://schemas.microsoft.com/office/drawing/2016/5/9/chartex" xmlns:cx4="http://schemas.microsoft.com/office/drawing/2016/5/10/chartex" xmlns:cx5="http://schemas.microsoft.com/office/drawing/2016/5/11/chartex" xmlns:cx6="http://schemas.microsoft.com/office/drawing/2016/5/12/chartex" xmlns:cx7="http://schemas.microsoft.com/office/drawing/2016/5/13/chartex" xmlns:cx8="http://schemas.microsoft.com/office/drawing/2016/5/14/chartex" xmlns:mc="http://schemas.openxmlformats.org/markup-compatibility/2006" xmlns:aink="http://schemas.microsoft.com/office/drawing/2016/ink" xmlns:am3d="http://schemas.microsoft.com/office/drawing/2017/model3d" xmlns:o="urn:schemas-microsoft-com:office:office" xmlns:oel="http://schemas.microsoft.com/office/2019/extlst" xmlns:r="http://schemas.openxmlformats.org/officeDocument/2006/relationships" xmlns:m="http://schemas.openxmlformats.org/officeDocument/2006/math" xmlns:v="urn:schemas-microsoft-com:vml" xmlns:wp14="http://schemas.microsoft.com/office/word/2010/wordprocessingDrawing" xmlns:wp="http://schemas.openxmlformats.org/drawingml/2006/wordprocessingDrawing" xmlns:w10="urn:schemas-microsoft-com:office:word" xmlns:w="http://schemas.openxmlformats.org/wordprocessingml/2006/main" xmlns:w14="http://schemas.microsoft.com/office/word/2010/wordml" xmlns:w15="http://schemas.microsoft.com/office/word/2012/wordml" xmlns:w16cex="http://schemas.microsoft.com/office/word/2018/wordml/cex" xmlns:w16cid="http://schemas.microsoft.com/office/word/2016/wordml/cid" xmlns:w16="http://schemas.microsoft.com/office/word/2018/wordml" xmlns:w16du="http://schemas.microsoft.com/office/word/2023/wordml/word16du" xmlns:w16sdtdh="http://schemas.microsoft.com/office/word/2020/wordml/sdtdatahash" xmlns:w16sdtfl="http://schemas.microsoft.com/office/word/2024/wordml/sdtformatlock" xmlns:w16se="http://schemas.microsoft.com/office/word/2015/wordml/symex" xmlns:wpg="http://schemas.microsoft.com/office/word/2010/wordprocessingGroup" xmlns:wpi="http://schemas.microsoft.com/office/word/2010/wordprocessingInk" xmlns:wne="http://schemas.microsoft.com/office/word/2006/wordml" xmlns:wps="http://schemas.microsoft.com/office/word/2010/wordprocessingShape" mc:Ignorable="w14 w15 w16se w16cid w16 w16cex w16sdtdh w16sdtfl w16du wp14">
   <w:p>
     <w:pPr>
       <w:pStyle w:val="Header"/>
@@ -16010,7 +18819,7 @@
 </file>
 
 <file path=word/header3.xml><?xml version="1.0" encoding="utf-8"?>
-<w:hdr xmlns:wpc="http://schemas.microsoft.com/office/word/2010/wordprocessingCanvas" xmlns:cx="http://schemas.microsoft.com/office/drawing/2014/chartex" xmlns:cx1="http://schemas.microsoft.com/office/drawing/2015/9/8/chartex" xmlns:cx2="http://schemas.microsoft.com/office/drawing/2015/10/21/chartex" xmlns:cx3="http://schemas.microsoft.com/office/drawing/2016/5/9/chartex" xmlns:cx4="http://schemas.microsoft.com/office/drawing/2016/5/10/chartex" xmlns:cx5="http://schemas.microsoft.com/office/drawing/2016/5/11/chartex" xmlns:cx6="http://schemas.microsoft.com/office/drawing/2016/5/12/chartex" xmlns:cx7="http://schemas.microsoft.com/office/drawing/2016/5/13/chartex" xmlns:cx8="http://schemas.microsoft.com/office/drawing/2016/5/14/chartex" xmlns:mc="http://schemas.openxmlformats.org/markup-compatibility/2006" xmlns:aink="http://schemas.microsoft.com/office/drawing/2016/ink" xmlns:am3d="http://schemas.microsoft.com/office/drawing/2017/model3d" xmlns:o="urn:schemas-microsoft-com:office:office" xmlns:oel="http://schemas.microsoft.com/office/2019/extlst" xmlns:r="http://schemas.openxmlformats.org/officeDocument/2006/relationships" xmlns:m="http://schemas.openxmlformats.org/officeDocument/2006/math" xmlns:v="urn:schemas-microsoft-com:vml" xmlns:wp14="http://schemas.microsoft.com/office/word/2010/wordprocessingDrawing" xmlns:wp="http://schemas.openxmlformats.org/drawingml/2006/wordprocessingDrawing" xmlns:w10="urn:schemas-microsoft-com:office:word" xmlns:w="http://schemas.openxmlformats.org/wordprocessingml/2006/main" xmlns:w14="http://schemas.microsoft.com/office/word/2010/wordml" xmlns:w15="http://schemas.microsoft.com/office/word/2012/wordml" xmlns:w16cei="http://schemas.microsoft.com/office/word/2026/wordml/cei" xmlns:w16cex="http://schemas.microsoft.com/office/word/2018/wordml/cex" xmlns:w16cid="http://schemas.microsoft.com/office/word/2016/wordml/cid" xmlns:w16="http://schemas.microsoft.com/office/word/2018/wordml" xmlns:w16du="http://schemas.microsoft.com/office/word/2023/wordml/word16du" xmlns:w16sdtdh="http://schemas.microsoft.com/office/word/2020/wordml/sdtdatahash" xmlns:w16sdtfl="http://schemas.microsoft.com/office/word/2024/wordml/sdtformatlock" xmlns:w16se="http://schemas.microsoft.com/office/word/2015/wordml/symex" xmlns:wpg="http://schemas.microsoft.com/office/word/2010/wordprocessingGroup" xmlns:wpi="http://schemas.microsoft.com/office/word/2010/wordprocessingInk" xmlns:wne="http://schemas.microsoft.com/office/word/2006/wordml" xmlns:wps="http://schemas.microsoft.com/office/word/2010/wordprocessingShape" mc:Ignorable="w14 w15 w16se w16cid w16 w16cex w16sdtdh w16sdtfl w16du wp14">
+<w:hdr xmlns:wpc="http://schemas.microsoft.com/office/word/2010/wordprocessingCanvas" xmlns:cx="http://schemas.microsoft.com/office/drawing/2014/chartex" xmlns:cx1="http://schemas.microsoft.com/office/drawing/2015/9/8/chartex" xmlns:cx2="http://schemas.microsoft.com/office/drawing/2015/10/21/chartex" xmlns:cx3="http://schemas.microsoft.com/office/drawing/2016/5/9/chartex" xmlns:cx4="http://schemas.microsoft.com/office/drawing/2016/5/10/chartex" xmlns:cx5="http://schemas.microsoft.com/office/drawing/2016/5/11/chartex" xmlns:cx6="http://schemas.microsoft.com/office/drawing/2016/5/12/chartex" xmlns:cx7="http://schemas.microsoft.com/office/drawing/2016/5/13/chartex" xmlns:cx8="http://schemas.microsoft.com/office/drawing/2016/5/14/chartex" xmlns:mc="http://schemas.openxmlformats.org/markup-compatibility/2006" xmlns:aink="http://schemas.microsoft.com/office/drawing/2016/ink" xmlns:am3d="http://schemas.microsoft.com/office/drawing/2017/model3d" xmlns:o="urn:schemas-microsoft-com:office:office" xmlns:oel="http://schemas.microsoft.com/office/2019/extlst" xmlns:r="http://schemas.openxmlformats.org/officeDocument/2006/relationships" xmlns:m="http://schemas.openxmlformats.org/officeDocument/2006/math" xmlns:v="urn:schemas-microsoft-com:vml" xmlns:wp14="http://schemas.microsoft.com/office/word/2010/wordprocessingDrawing" xmlns:wp="http://schemas.openxmlformats.org/drawingml/2006/wordprocessingDrawing" xmlns:w10="urn:schemas-microsoft-com:office:word" xmlns:w="http://schemas.openxmlformats.org/wordprocessingml/2006/main" xmlns:w14="http://schemas.microsoft.com/office/word/2010/wordml" xmlns:w15="http://schemas.microsoft.com/office/word/2012/wordml" xmlns:w16cex="http://schemas.microsoft.com/office/word/2018/wordml/cex" xmlns:w16cid="http://schemas.microsoft.com/office/word/2016/wordml/cid" xmlns:w16="http://schemas.microsoft.com/office/word/2018/wordml" xmlns:w16du="http://schemas.microsoft.com/office/word/2023/wordml/word16du" xmlns:w16sdtdh="http://schemas.microsoft.com/office/word/2020/wordml/sdtdatahash" xmlns:w16sdtfl="http://schemas.microsoft.com/office/word/2024/wordml/sdtformatlock" xmlns:w16se="http://schemas.microsoft.com/office/word/2015/wordml/symex" xmlns:wpg="http://schemas.microsoft.com/office/word/2010/wordprocessingGroup" xmlns:wpi="http://schemas.microsoft.com/office/word/2010/wordprocessingInk" xmlns:wne="http://schemas.microsoft.com/office/word/2006/wordml" xmlns:wps="http://schemas.microsoft.com/office/word/2010/wordprocessingShape" mc:Ignorable="w14 w15 w16se w16cid w16 w16cex w16sdtdh w16sdtfl w16du wp14">
   <w:p>
     <w:pPr>
       <w:pStyle w:val="Header"/>
@@ -16136,7 +18945,7 @@
 </file>
 
 <file path=word/numbering.xml><?xml version="1.0" encoding="utf-8"?>
-<w:numbering xmlns:wpc="http://schemas.microsoft.com/office/word/2010/wordprocessingCanvas" xmlns:cx="http://schemas.microsoft.com/office/drawing/2014/chartex" xmlns:cx1="http://schemas.microsoft.com/office/drawing/2015/9/8/chartex" xmlns:cx2="http://schemas.microsoft.com/office/drawing/2015/10/21/chartex" xmlns:cx3="http://schemas.microsoft.com/office/drawing/2016/5/9/chartex" xmlns:cx4="http://schemas.microsoft.com/office/drawing/2016/5/10/chartex" xmlns:cx5="http://schemas.microsoft.com/office/drawing/2016/5/11/chartex" xmlns:cx6="http://schemas.microsoft.com/office/drawing/2016/5/12/chartex" xmlns:cx7="http://schemas.microsoft.com/office/drawing/2016/5/13/chartex" xmlns:cx8="http://schemas.microsoft.com/office/drawing/2016/5/14/chartex" xmlns:mc="http://schemas.openxmlformats.org/markup-compatibility/2006" xmlns:aink="http://schemas.microsoft.com/office/drawing/2016/ink" xmlns:am3d="http://schemas.microsoft.com/office/drawing/2017/model3d" xmlns:o="urn:schemas-microsoft-com:office:office" xmlns:oel="http://schemas.microsoft.com/office/2019/extlst" xmlns:r="http://schemas.openxmlformats.org/officeDocument/2006/relationships" xmlns:m="http://schemas.openxmlformats.org/officeDocument/2006/math" xmlns:v="urn:schemas-microsoft-com:vml" xmlns:wp14="http://schemas.microsoft.com/office/word/2010/wordprocessingDrawing" xmlns:wp="http://schemas.openxmlformats.org/drawingml/2006/wordprocessingDrawing" xmlns:w10="urn:schemas-microsoft-com:office:word" xmlns:w="http://schemas.openxmlformats.org/wordprocessingml/2006/main" xmlns:w14="http://schemas.microsoft.com/office/word/2010/wordml" xmlns:w15="http://schemas.microsoft.com/office/word/2012/wordml" xmlns:w16cei="http://schemas.microsoft.com/office/word/2026/wordml/cei" xmlns:w16cex="http://schemas.microsoft.com/office/word/2018/wordml/cex" xmlns:w16cid="http://schemas.microsoft.com/office/word/2016/wordml/cid" xmlns:w16="http://schemas.microsoft.com/office/word/2018/wordml" xmlns:w16du="http://schemas.microsoft.com/office/word/2023/wordml/word16du" xmlns:w16sdtdh="http://schemas.microsoft.com/office/word/2020/wordml/sdtdatahash" xmlns:w16sdtfl="http://schemas.microsoft.com/office/word/2024/wordml/sdtformatlock" xmlns:w16se="http://schemas.microsoft.com/office/word/2015/wordml/symex" xmlns:wpg="http://schemas.microsoft.com/office/word/2010/wordprocessingGroup" xmlns:wpi="http://schemas.microsoft.com/office/word/2010/wordprocessingInk" xmlns:wne="http://schemas.microsoft.com/office/word/2006/wordml" xmlns:wps="http://schemas.microsoft.com/office/word/2010/wordprocessingShape" mc:Ignorable="w14 w15 w16se w16cid w16 w16cex w16sdtdh w16sdtfl w16du wp14">
+<w:numbering xmlns:wpc="http://schemas.microsoft.com/office/word/2010/wordprocessingCanvas" xmlns:cx="http://schemas.microsoft.com/office/drawing/2014/chartex" xmlns:cx1="http://schemas.microsoft.com/office/drawing/2015/9/8/chartex" xmlns:cx2="http://schemas.microsoft.com/office/drawing/2015/10/21/chartex" xmlns:cx3="http://schemas.microsoft.com/office/drawing/2016/5/9/chartex" xmlns:cx4="http://schemas.microsoft.com/office/drawing/2016/5/10/chartex" xmlns:cx5="http://schemas.microsoft.com/office/drawing/2016/5/11/chartex" xmlns:cx6="http://schemas.microsoft.com/office/drawing/2016/5/12/chartex" xmlns:cx7="http://schemas.microsoft.com/office/drawing/2016/5/13/chartex" xmlns:cx8="http://schemas.microsoft.com/office/drawing/2016/5/14/chartex" xmlns:mc="http://schemas.openxmlformats.org/markup-compatibility/2006" xmlns:aink="http://schemas.microsoft.com/office/drawing/2016/ink" xmlns:am3d="http://schemas.microsoft.com/office/drawing/2017/model3d" xmlns:o="urn:schemas-microsoft-com:office:office" xmlns:oel="http://schemas.microsoft.com/office/2019/extlst" xmlns:r="http://schemas.openxmlformats.org/officeDocument/2006/relationships" xmlns:m="http://schemas.openxmlformats.org/officeDocument/2006/math" xmlns:v="urn:schemas-microsoft-com:vml" xmlns:wp14="http://schemas.microsoft.com/office/word/2010/wordprocessingDrawing" xmlns:wp="http://schemas.openxmlformats.org/drawingml/2006/wordprocessingDrawing" xmlns:w10="urn:schemas-microsoft-com:office:word" xmlns:w="http://schemas.openxmlformats.org/wordprocessingml/2006/main" xmlns:w14="http://schemas.microsoft.com/office/word/2010/wordml" xmlns:w15="http://schemas.microsoft.com/office/word/2012/wordml" xmlns:w16cex="http://schemas.microsoft.com/office/word/2018/wordml/cex" xmlns:w16cid="http://schemas.microsoft.com/office/word/2016/wordml/cid" xmlns:w16="http://schemas.microsoft.com/office/word/2018/wordml" xmlns:w16du="http://schemas.microsoft.com/office/word/2023/wordml/word16du" xmlns:w16sdtdh="http://schemas.microsoft.com/office/word/2020/wordml/sdtdatahash" xmlns:w16sdtfl="http://schemas.microsoft.com/office/word/2024/wordml/sdtformatlock" xmlns:w16se="http://schemas.microsoft.com/office/word/2015/wordml/symex" xmlns:wpg="http://schemas.microsoft.com/office/word/2010/wordprocessingGroup" xmlns:wpi="http://schemas.microsoft.com/office/word/2010/wordprocessingInk" xmlns:wne="http://schemas.microsoft.com/office/word/2006/wordml" xmlns:wps="http://schemas.microsoft.com/office/word/2010/wordprocessingShape" mc:Ignorable="w14 w15 w16se w16cid w16 w16cex w16sdtdh w16sdtfl w16du wp14">
   <w:abstractNum w:abstractNumId="0" w15:restartNumberingAfterBreak="0">
     <w:nsid w:val="FFFFFF7C"/>
     <w:multiLevelType w:val="singleLevel"/>
@@ -16946,6 +19755,7 @@
   <w:style w:type="character" w:default="1" w:styleId="DefaultParagraphFont">
     <w:name w:val="Default Paragraph Font"/>
     <w:uiPriority w:val="1"/>
+    <w:semiHidden/>
     <w:unhideWhenUsed/>
   </w:style>
   <w:style w:type="table" w:default="1" w:styleId="TableNormal">

--- a/output/MARISMART_AR_Laporan_Projek_MIPAC_TVET_2026_DIBETULKAN.docx
+++ b/output/MARISMART_AR_Laporan_Projek_MIPAC_TVET_2026_DIBETULKAN.docx
@@ -17868,30 +17868,7 @@
           <w:color w:val="000000"/>
           <w:sz w:val="22"/>
         </w:rPr>
-        <w:t>☑</w:t>
-      </w:r>
-      <w:r>
-        <w:rPr>
-          <w:color w:val="000000"/>
-          <w:sz w:val="22"/>
-        </w:rPr>
-        <w:t xml:space="preserve"> Platform/model AI, </w:t>
-      </w:r>
-      <w:proofErr w:type="spellStart"/>
-      <w:r>
-        <w:rPr>
-          <w:color w:val="000000"/>
-          <w:sz w:val="22"/>
-        </w:rPr>
-        <w:t>tujuan</w:t>
-      </w:r>
-      <w:proofErr w:type="spellEnd"/>
-      <w:r>
-        <w:rPr>
-          <w:color w:val="000000"/>
-          <w:sz w:val="22"/>
-        </w:rPr>
-        <w:t>, sumber, semakan manusia dan risiko telah direkodkan.</w:t>
+        <w:t xml:space="preserve">☐ Platform/model AI, tujuan, sumber, semakan manusia dan risiko telah direkodkan.</w:t>
       </w:r>
     </w:p>
     <w:p>

--- a/output/MARISMART_AR_Laporan_Projek_MIPAC_TVET_2026_DIBETULKAN.docx
+++ b/output/MARISMART_AR_Laporan_Projek_MIPAC_TVET_2026_DIBETULKAN.docx
@@ -10195,7 +10195,7 @@
           <w:color w:val="000000"/>
           <w:lang w:val="sv-SE"/>
         </w:rPr>
-        <w:t>Pengguna boleh memilih mod demonstrasi, mod latihan berpandu atau mod pentaksiran. Pengajar boleh memilih modul dan melihat bukti tanpa perlu memahami kod pembangunan. Contoh paparan SIM MARISMART ditunjukkan dalam Rajah 1. Kursus turut menyediakan video orientasi ringkas oleh pengajar yang dihasilkan menggunakan alat penjana video AI dan disemak oleh pengajar sebelum digunakan (Rajah 4; Lampiran C).</w:t>
+        <w:t>Pengguna boleh memilih mod demonstrasi, mod latihan berpandu atau mod pentaksiran. Pengajar boleh memilih modul dan melihat bukti tanpa perlu memahami kod pembangunan. Contoh paparan SIM MARISMART ditunjukkan dalam Rajah 1. Kursus turut menyediakan video orientasi ringkas oleh pengajar yang dihasilkan menggunakan alat penjana video AI Google Flow dan disemak oleh pengajar sebelum digunakan (Rajah 4; Lampiran C).</w:t>
       </w:r>
     </w:p>
     <w:p>
@@ -17660,9 +17660,8 @@
               <w:rPr>
                 <w:color w:val="000000"/>
                 <w:sz w:val="17"/>
-                <w:highlight w:val="yellow"/>
-              </w:rPr>
-              <w:t xml:space="preserve">[ISI alat penjana video]</w:t>
+              </w:rPr>
+              <w:t xml:space="preserve">Google Flow</w:t>
             </w:r>
           </w:p>
         </w:tc>
@@ -17868,7 +17867,7 @@
           <w:color w:val="000000"/>
           <w:sz w:val="22"/>
         </w:rPr>
-        <w:t xml:space="preserve">☐ Platform/model AI, tujuan, sumber, semakan manusia dan risiko telah direkodkan.</w:t>
+        <w:t xml:space="preserve">☑ Platform/model AI, tujuan, sumber, semakan manusia dan risiko telah direkodkan.</w:t>
       </w:r>
     </w:p>
     <w:p>

--- a/output/MARISMART_AR_Laporan_Projek_MIPAC_TVET_2026_DIBETULKAN.docx
+++ b/output/MARISMART_AR_Laporan_Projek_MIPAC_TVET_2026_DIBETULKAN.docx
@@ -3785,6 +3785,22 @@
         <w:t>1.5 KUMPULAN SASARAN</w:t>
       </w:r>
       <w:bookmarkEnd w:id="7"/>
+    </w:p>
+    <w:p>
+      <w:pPr>
+        <w:ind w:firstLine="720"/>
+        <w:jc w:val="both"/>
+        <w:rPr>
+          <w:lang w:val="fi-FI"/>
+        </w:rPr>
+      </w:pPr>
+      <w:r>
+        <w:rPr>
+          <w:color w:val="000000"/>
+          <w:lang w:val="fi-FI"/>
+        </w:rPr>
+        <w:t xml:space="preserve">Jadual 1 merumuskan keperluan pembelajaran setiap kumpulan sasaran dan nilai yang ditawarkan oleh MARISMART AR.</w:t>
+      </w:r>
     </w:p>
     <w:p>
       <w:pPr>
@@ -7038,6 +7054,22 @@
         <w:t>4.3 BAHAN INOVASI DAN TEKNOLOGI</w:t>
       </w:r>
       <w:bookmarkEnd w:id="17"/>
+    </w:p>
+    <w:p>
+      <w:pPr>
+        <w:ind w:firstLine="720"/>
+        <w:jc w:val="both"/>
+        <w:rPr>
+          <w:lang w:val="fi-FI"/>
+        </w:rPr>
+      </w:pPr>
+      <w:r>
+        <w:rPr>
+          <w:color w:val="000000"/>
+          <w:lang w:val="fi-FI"/>
+        </w:rPr>
+        <w:t xml:space="preserve">Jadual 6 menyenaraikan bahan, teknologi dan status pengesahan bagi setiap komponen prototaip.</w:t>
+      </w:r>
     </w:p>
     <w:p>
       <w:pPr>
@@ -8496,6 +8528,22 @@
     </w:p>
     <w:p>
       <w:pPr>
+        <w:ind w:firstLine="720"/>
+        <w:jc w:val="both"/>
+        <w:rPr>
+          <w:lang w:val="fi-FI"/>
+        </w:rPr>
+      </w:pPr>
+      <w:r>
+        <w:rPr>
+          <w:color w:val="000000"/>
+          <w:lang w:val="fi-FI"/>
+        </w:rPr>
+        <w:t xml:space="preserve">Fasa penilaian, peserta, kaedah dan keputusan yang dihasratkan diringkaskan dalam Jadual 7.</w:t>
+      </w:r>
+    </w:p>
+    <w:p>
+      <w:pPr>
         <w:spacing w:before="40" w:after="80"/>
         <w:jc w:val="center"/>
         <w:rPr>
@@ -9293,7 +9341,7 @@
           <w:color w:val="000000"/>
           <w:lang w:val="sv-SE"/>
         </w:rPr>
-        <w:t>AI dalam MARISMART AR menyokong pembelajaran dan pembangunan bahan selaras dengan panduan UNESCO [5], tetapi keputusan keselamatan, ketepatan teknikal dan kelulusan kandungan kekal di bawah tanggungjawab manusia. Sistem tidak boleh digunakan sebagai pengganti manual pengilang, arahan pegawai berkuasa, SOP institusi atau pertimbangan pengajar.</w:t>
+        <w:t>AI dalam MARISMART AR menyokong pembelajaran dan pembangunan bahan selaras dengan panduan UNESCO [5] (Jadual 8), tetapi keputusan keselamatan, ketepatan teknikal dan kelulusan kandungan kekal di bawah tanggungjawab manusia. Sistem tidak boleh digunakan sebagai pengganti manual pengilang, arahan pegawai berkuasa, SOP institusi atau pertimbangan pengajar.</w:t>
       </w:r>
     </w:p>
     <w:p>
@@ -15854,6 +15902,22 @@
     </w:p>
     <w:p>
       <w:pPr>
+        <w:ind w:firstLine="720"/>
+        <w:jc w:val="both"/>
+        <w:rPr>
+          <w:lang w:val="fi-FI"/>
+        </w:rPr>
+      </w:pPr>
+      <w:r>
+        <w:rPr>
+          <w:color w:val="000000"/>
+          <w:lang w:val="fi-FI"/>
+        </w:rPr>
+        <w:t xml:space="preserve">Jadual B1 ialah instrumen UAT yang digunakan dalam uji rintis pada 30/09/2026.</w:t>
+      </w:r>
+    </w:p>
+    <w:p>
+      <w:pPr>
         <w:spacing w:before="40" w:after="80"/>
         <w:jc w:val="center"/>
         <w:rPr>
@@ -16775,6 +16839,22 @@
         <w:t>LAMPIRAN C LOG PROMPT DAN SEMAKAN AI</w:t>
       </w:r>
       <w:bookmarkEnd w:id="39"/>
+    </w:p>
+    <w:p>
+      <w:pPr>
+        <w:ind w:firstLine="720"/>
+        <w:jc w:val="both"/>
+        <w:rPr>
+          <w:lang w:val="fi-FI"/>
+        </w:rPr>
+      </w:pPr>
+      <w:r>
+        <w:rPr>
+          <w:color w:val="000000"/>
+          <w:lang w:val="fi-FI"/>
+        </w:rPr>
+        <w:t xml:space="preserve">Jadual C1 merekodkan setiap penggunaan AI yang material, termasuk platform, tujuan, sumber dan semakan manusia.</w:t>
+      </w:r>
     </w:p>
     <w:p>
       <w:pPr>
@@ -17757,6 +17837,154 @@
                 <w:sz w:val="17"/>
               </w:rPr>
               <w:t xml:space="preserve">Diubah &amp; Lulus</w:t>
+            </w:r>
+          </w:p>
+        </w:tc>
+      </w:tr>
+      <w:tr>
+        <w:trPr>
+          <w:jc w:val="center"/>
+        </w:trPr>
+        <w:tc>
+          <w:tcPr>
+            <w:tcW w:w="1224" w:type="dxa"/>
+            <w:tcMar>
+              <w:top w:w="70" w:type="dxa"/>
+              <w:left w:w="90" w:type="dxa"/>
+              <w:bottom w:w="70" w:type="dxa"/>
+              <w:right w:w="90" w:type="dxa"/>
+            </w:tcMar>
+            <w:vAlign w:val="center"/>
+          </w:tcPr>
+          <w:p>
+            <w:pPr>
+              <w:spacing w:after="0"/>
+            </w:pPr>
+            <w:r>
+              <w:rPr>
+                <w:color w:val="000000"/>
+                <w:sz w:val="17"/>
+              </w:rPr>
+              <w:t xml:space="preserve">30/09–01/10/2026</w:t>
+            </w:r>
+          </w:p>
+        </w:tc>
+        <w:tc>
+          <w:tcPr>
+            <w:tcW w:w="1584" w:type="dxa"/>
+            <w:tcMar>
+              <w:top w:w="70" w:type="dxa"/>
+              <w:left w:w="90" w:type="dxa"/>
+              <w:bottom w:w="70" w:type="dxa"/>
+              <w:right w:w="90" w:type="dxa"/>
+            </w:tcMar>
+            <w:vAlign w:val="center"/>
+          </w:tcPr>
+          <w:p>
+            <w:pPr>
+              <w:spacing w:after="0"/>
+            </w:pPr>
+            <w:r>
+              <w:rPr>
+                <w:color w:val="000000"/>
+                <w:sz w:val="17"/>
+              </w:rPr>
+              <w:t xml:space="preserve">Claude (Anthropic), melalui Claude Code</w:t>
+            </w:r>
+          </w:p>
+        </w:tc>
+        <w:tc>
+          <w:tcPr>
+            <w:tcW w:w="2448" w:type="dxa"/>
+            <w:tcMar>
+              <w:top w:w="70" w:type="dxa"/>
+              <w:left w:w="90" w:type="dxa"/>
+              <w:bottom w:w="70" w:type="dxa"/>
+              <w:right w:w="90" w:type="dxa"/>
+            </w:tcMar>
+            <w:vAlign w:val="center"/>
+          </w:tcPr>
+          <w:p>
+            <w:pPr>
+              <w:spacing w:after="0"/>
+              <w:rPr>
+                <w:lang w:val="sv-SE"/>
+              </w:rPr>
+            </w:pPr>
+            <w:r>
+              <w:t xml:space="preserve">Menyemak dan menyunting laporan dan poster (nada ayat, penomboran jadual, rujukan silang), menghasilkan Rajah 2, Rajah 3 dan graf poster daripada data kumpulan, menjana kod QR dan Lampiran D.</w:t>
+            </w:r>
+          </w:p>
+        </w:tc>
+        <w:tc>
+          <w:tcPr>
+            <w:tcW w:w="1584" w:type="dxa"/>
+            <w:tcMar>
+              <w:top w:w="70" w:type="dxa"/>
+              <w:left w:w="90" w:type="dxa"/>
+              <w:bottom w:w="70" w:type="dxa"/>
+              <w:right w:w="90" w:type="dxa"/>
+            </w:tcMar>
+            <w:vAlign w:val="center"/>
+          </w:tcPr>
+          <w:p>
+            <w:pPr>
+              <w:spacing w:after="0"/>
+            </w:pPr>
+            <w:r>
+              <w:rPr>
+                <w:color w:val="000000"/>
+                <w:sz w:val="17"/>
+              </w:rPr>
+              <w:t xml:space="preserve">Draf laporan dan poster kumpulan; data uji rintis SIM MARISMART yang dibekalkan oleh kumpulan.</w:t>
+            </w:r>
+          </w:p>
+        </w:tc>
+        <w:tc>
+          <w:tcPr>
+            <w:tcW w:w="2088" w:type="dxa"/>
+            <w:tcMar>
+              <w:top w:w="70" w:type="dxa"/>
+              <w:left w:w="90" w:type="dxa"/>
+              <w:bottom w:w="70" w:type="dxa"/>
+              <w:right w:w="90" w:type="dxa"/>
+            </w:tcMar>
+            <w:vAlign w:val="center"/>
+          </w:tcPr>
+          <w:p>
+            <w:pPr>
+              <w:spacing w:after="0"/>
+              <w:rPr>
+                <w:lang w:val="sv-SE"/>
+              </w:rPr>
+            </w:pPr>
+            <w:r>
+              <w:t xml:space="preserve">Setiap perubahan disemak oleh ketua kumpulan; data dan angka impak dibekalkan dan disahkan oleh kumpulan, bukan dijana AI.</w:t>
+            </w:r>
+          </w:p>
+        </w:tc>
+        <w:tc>
+          <w:tcPr>
+            <w:tcW w:w="1008" w:type="dxa"/>
+            <w:tcMar>
+              <w:top w:w="70" w:type="dxa"/>
+              <w:left w:w="90" w:type="dxa"/>
+              <w:bottom w:w="70" w:type="dxa"/>
+              <w:right w:w="90" w:type="dxa"/>
+            </w:tcMar>
+            <w:vAlign w:val="center"/>
+          </w:tcPr>
+          <w:p>
+            <w:pPr>
+              <w:spacing w:after="0"/>
+            </w:pPr>
+            <w:r>
+              <w:rPr>
+                <w:strike/>
+                <w:color w:val="000000"/>
+                <w:sz w:val="17"/>
+              </w:rPr>
+              <w:t xml:space="preserve">Lulus</w:t>
             </w:r>
           </w:p>
         </w:tc>
